--- a/paper/burnout_scoping_review_paper.docx
+++ b/paper/burnout_scoping_review_paper.docx
@@ -33,7 +33,7 @@
           <w:szCs w:val="36"/>
           <w:rtl/>
         </w:rPr>
-        <w:t xml:space="preserve">مداخلات روان‌شناختی دیجیتال تصادفی‌سازی‌شده برای فرسودگی شغلی: یک مرور دامنه‌ای و نقشه شواهد</w:t>
+        <w:t xml:space="preserve">مداخلات دیجیتال تصادفی‌سازی‌شده با گزارش پیامد فرسودگی شغلی: یک مرور دامنه‌ای و نقشه شواهد</w:t>
       </w:r>
     </w:p>
     <w:p>
@@ -50,7 +50,7 @@
           <w:sz w:val="24"/>
           <w:szCs w:val="24"/>
         </w:rPr>
-        <w:t xml:space="preserve">Randomized Digital Psychological Interventions for Occupational Burnout: A Scoping Review and Evidence Map</w:t>
+        <w:t xml:space="preserve">Randomized Digital Interventions Reporting Occupational Burnout Outcomes: A Scoping Review and Evidence Map</w:t>
       </w:r>
     </w:p>
     <w:p>
@@ -66,14 +66,14 @@
           <w:bCs/>
           <w:rtl/>
         </w:rPr>
-        <w:t xml:space="preserve">نویسنده(گان): </w:t>
-      </w:r>
-      <w:r>
-        <w:rPr>
-          <w:rFonts w:ascii="Tahoma" w:cs="Tahoma" w:eastAsia="Tahoma" w:hAnsi="Tahoma"/>
-          <w:rtl/>
-        </w:rPr>
-        <w:t xml:space="preserve">[نام و وابستگی سازمانی محقق مسئول را اینجا وارد کنید]</w:t>
+        <w:t xml:space="preserve">نویسنده مسئول: </w:t>
+      </w:r>
+      <w:r>
+        <w:rPr>
+          <w:rFonts w:ascii="Tahoma" w:cs="Tahoma" w:eastAsia="Tahoma" w:hAnsi="Tahoma"/>
+          <w:rtl/>
+        </w:rPr>
+        <w:t xml:space="preserve">m.reza.qeta@gmail.com — وابستگی سازمانی نویسنده پیش از ارسال نهایی تکمیل خواهد شد</w:t>
       </w:r>
     </w:p>
     <w:p>
@@ -119,7 +119,7 @@
           <w:rFonts w:ascii="Tahoma" w:cs="Tahoma" w:eastAsia="Tahoma" w:hAnsi="Tahoma"/>
           <w:rtl/>
         </w:rPr>
-        <w:t xml:space="preserve">github.com/fyodora2/burnout-digital-scoping-review</w:t>
+        <w:t xml:space="preserve">github.com/fyodora2/5R</w:t>
       </w:r>
     </w:p>
     <w:p>
@@ -193,7 +193,7 @@
           <w:rFonts w:ascii="Tahoma" w:cs="Tahoma" w:eastAsia="Tahoma" w:hAnsi="Tahoma"/>
           <w:rtl/>
         </w:rPr>
-        <w:t xml:space="preserve">نقشه‌برداری از حجم، ویژگی‌ها، روند زمانی و خلأهای شواهدِ کارآزمایی‌های تصادفی‌سازی‌شده مداخلات روان‌شناختی دیجیتال برای فرسودگی شغلی، در تمام گروه‌های شغلی.</w:t>
+        <w:t xml:space="preserve">نقشه‌برداری از حجم، ویژگی‌ها، روند زمانی و خلأهای شواهدِ کارآزمایی‌های تصادفی‌سازی‌شده مداخلات دیجیتال که پیامد فرسودگی شغلی را در جمعیت شاغل گزارش کرده‌اند، در تمام گروه‌های شغلی—با گزارش جداگانه مداخلات با مکانیسم کلاسیک روان‌شناختی در برابر موارد مرزی hybrid/غیر-کلاسیک-روان‌شناختی.</w:t>
       </w:r>
     </w:p>
     <w:p>
@@ -216,7 +216,7 @@
           <w:rFonts w:ascii="Tahoma" w:cs="Tahoma" w:eastAsia="Tahoma" w:hAnsi="Tahoma"/>
           <w:rtl/>
         </w:rPr>
-        <w:t xml:space="preserve">این مرور دامنه‌ای بر اساس چارچوب PRISMA-ScR طراحی شد. پنج پایگاه علمی—Europe PMC، OpenAlex و ERIC (رایگان) و Web of Science و Scopus (دسترسی نهادی)—با یک عبارت جستجوی چهاروجهی یکسان (فرسودگی × دیجیتال × روان‌شناختی × تصادفی‌سازی‌شده) کاوش شدند (متن کامل عبارت‌ها در پیوست ب). غربالگری عنوان/چکیده به‌صورت قانون‌محور و خودکار انجام شد و برای هر پایگاه (به‌جز Europe PMC) یک بازبینی دستی مستند اضافه شد. صحت غربالگری خودکار با دو بازبینی نمونه‌ای تصادفی مستقل (هرکدام n=۱۵) به‌طور مستقل بازآزمایی شد (بخش ۲.۸). کدگذاری چندبرچسبی روی شش بُعد (شغل، فناوری، رویکرد روان‌شناختی، ابزار سنجش، گروه مقایسه، نوع راهنمایی) و خوشه‌بندی معنایی (TF-IDF + KMeans) روی چکیده‌ها انجام شد.</w:t>
+        <w:t xml:space="preserve">این مرور دامنه‌ای بر اساس چارچوب PRISMA-ScR طراحی شد. پنج پایگاه علمی—Europe PMC، OpenAlex و ERIC (رایگان) و Web of Science و Scopus (دسترسی نهادی)—با یک راهبرد جستجوی چهارمفهومی هم‌تراز (فرسودگی × دیجیتال × روان‌شناختی × تصادفی‌سازی‌شده) کاوش شدند؛ عبارت دقیق برای سه پایگاه رایگان از کد pipeline بازتولیدپذیر است، اما برای Web of Science/Scopus فقط چهار مفهوم کلی مستند شد، نه عبارت واژه‌به‌واژه واردشده در رابط وب (متن کامل و این محدودیت در پیوست ب). غربالگری عنوان/چکیده به‌صورت قانون‌محور و خودکار انجام شد و برای هر پایگاه (به‌جز Europe PMC) یک بازبینی دستی مستند اضافه شد. صحت غربالگری خودکار با دو بازبینی نمونه‌ای تصادفی مستقل (هرکدام n=۱۵) به‌طور مستقل بازآزمایی شد (بخش ۲.۸). کدگذاری چندبرچسبی روی شش بُعد (شغل، فناوری، رویکرد روان‌شناختی، ابزار سنجش، گروه مقایسه، نوع راهنمایی) و خوشه‌بندی معنایی (TF-IDF + KMeans) روی چکیده‌ها انجام شد.</w:t>
       </w:r>
     </w:p>
     <w:p>
@@ -239,7 +239,7 @@
           <w:rFonts w:ascii="Tahoma" w:cs="Tahoma" w:eastAsia="Tahoma" w:hAnsi="Tahoma"/>
           <w:rtl/>
         </w:rPr>
-        <w:t xml:space="preserve">از میان ۱٬۰۹۴ رکورد یکتای غربالگری‌شده، ۱۴۴ گزارش/انتشار واجد شرایط تشخیص داده شد (Europe PMC=۸۴، OpenAlex=۲۹، Web of Science=۱۸، Scopus=۱۲، ERIC=۱)، که تاکنون حداکثر ≈۱۴۲ کارآزمایی مستقل شناسایی‌شده‌اند (سه گزارش «WISER» یک کارآزمایی واحدند؛ این یک سقفِ فعلی است نه کف، چون تطبیق رکورد-به-کارآزمایی برای باقی corpus کامل نشده؛ بخش ۳.۷). حدود ۷۳٫۶٪ (۱۰۶ از ۱۴۴) بعد از سال ۲۰۲۱ منتشر شده‌اند. ذهن‌آگاهی (n=۵۹) رایج‌ترین رویکرد بود؛ رویکردهای مبتنی بر پذیرش/خودشفقت‌ورزی و فناوری‌های نوظهور (واقعیت مجازی، هوش مصنوعی) عمدتاً از سال ۲۰۲۲ به بعد ظاهر شدند. خوشه‌بندی معنایی (silhouette=۰٫۰۱۳، تفسیر آن باید صرفاً کیفی و اکتشافی باشد) یک زیرخوشه ۱۲عضوی حول کوچینگ پزشکان را آشکار کرد که ۵ گزارش آن (۴۲٪) صریحاً «سندرم ایمپاستر» یا «آسیب اخلاقی» را ذکر کرده‌اند—الگویی که در taxonomy رایج دیده نمی‌شود اما نیازمند بررسی کیفی مستقل است. حدود ۶۱٪ رکوردها (۸۸ از ۱۴۴) دست‌کم یک برچسب شغلی مرتبط با نظام سلامت داشتند؛ معلمان و کارکنان بخش شرکتی/اداری کمترین سهم را داشتند (به ترتیب n=۱۴ و n=۹)—اما با توجه به ۳۷ عنوان Scopus که همچنان resolve‌نشده مانده‌اند، این را کم‌نمایندگی در corpus بازیابی‌شده بدانید، نه اثبات خلأ پژوهشی قطعی. یک بررسی مکمل و کاملاً مستندشده تطبیق ثبت کارآزمایی‌ها (ClinicalTrials.gov) روی ۲۸ کارآزمایی تکمیل‌شده منطبق نشان داد تنها برای ۸ مورد (۲۹٪) انتشار متناظری در corpus این پروژه یافت شد؛ این نتیجهٔ «تطبیق ثبت-به-انتشار» است، نه برآورد قطعی سوگیری انتشار.</w:t>
+        <w:t xml:space="preserve">از میان ۱٬۰۹۴ رکورد یکتای غربالگری‌شده، ۱۴۵ گزارش/انتشار واجد شرایط تشخیص داده شد (Europe PMC=۸۴، OpenAlex=۲۹، Web of Science=۱۸، Scopus=۱۳، ERIC=۱)، که تاکنون حداکثر ≈۱۴۳ کارآزمایی مستقل شناسایی‌شده‌اند (سه گزارش «WISER» یک کارآزمایی واحدند؛ این یک سقفِ فعلی است نه کف، چون تطبیق رکورد-به-کارآزمایی برای باقی corpus کامل نشده؛ بخش ۳.۷). ۱۴۱ گزارش رویکردی کلاسیک روان‌شناختی داشتند (ذهن‌آگاهی، CBT، ACT، خودشفقت‌ورزی و مشابه) و ۴ مورد مرزی hybrid/غیر-کلاسیک-روان‌شناختی (بخش ۴.۳) بودند که طبق معیار ورود گسترده (بخش ۲.۲) نگه داشته شدند. حدود ۷۳٫۱٪ (۱۰۶ از ۱۴۵) بعد از سال ۲۰۲۱ منتشر شده‌اند. ذهن‌آگاهی (n=۵۹) رایج‌ترین رویکرد بود؛ رویکردهای مبتنی بر پذیرش/خودشفقت‌ورزی و فناوری‌های نوظهور (واقعیت مجازی، هوش مصنوعی) عمدتاً از سال ۲۰۲۲ به بعد ظاهر شدند. خوشه‌بندی معنایی (silhouette=۰٫۰۰۹، تفسیر آن باید صرفاً کیفی و اکتشافی باشد) یک زیرخوشه ۱۹عضوی حول کوچینگ پزشکان را آشکار کرد که ۵ گزارش آن (۲۶٪) صریحاً «سندرم ایمپاستر» یا «آسیب اخلاقی» را ذکر کرده‌اند—الگویی که در taxonomy رایج دیده نمی‌شود اما نیازمند بررسی کیفی مستقل است. حدود ۶۱٪ رکوردها (۸۸ از ۱۴۵) دست‌کم یک برچسب شغلی مرتبط با نظام سلامت داشتند؛ معلمان و کارکنان بخش شرکتی/اداری کمترین سهم را داشتند (به ترتیب n=۱۴ و n=۹)—این را کم‌نمایندگی در corpus بازیابی‌شده بدانید، نه اثبات خلأ پژوهشی قطعی، چون PsycINFO و Cochrane CENTRAL پوشش داده نشدند و citation chasing انجام نشد. تمام ۴۴ عنوان اولیه Scopus بدون چکیده به یک تصمیم غربالگری مستند رسیدند (پیوست الف)؛ هیچ عنوانی بدون تصمیم باقی نماند. یک بررسی مکمل و کاملاً مستندشده تطبیق ثبت کارآزمایی‌ها (ClinicalTrials.gov) روی ۲۸ کارآزمایی تکمیل‌شده منطبق نشان داد تنها برای ۸ مورد (۲۹٪) انتشار متناظری در corpus این پروژه یافت شد؛ این نتیجهٔ «تطبیق ثبت-به-انتشار» است، نه برآورد قطعی سوگیری انتشار.</w:t>
       </w:r>
     </w:p>
     <w:p>
@@ -262,7 +262,7 @@
           <w:rFonts w:ascii="Tahoma" w:cs="Tahoma" w:eastAsia="Tahoma" w:hAnsi="Tahoma"/>
           <w:rtl/>
         </w:rPr>
-        <w:t xml:space="preserve">این حوزه به‌سرعت در حال رشد است اما به‌شدت حول نظام سلامت متمرکز مانده؛ در corpus بازیابی‌شده، کارکنان بخش شرکتی/اداری کمتر نمایندگی شده‌اند، هرچند کامل‌بودن این خلأ به تکمیل جست‌وجوی Scopus و منابع پوشش‌نداده (PsycINFO، CENTRAL) وابسته است. یافته‌های روش‌شناختی (تفاوت پوشش پایگاه‌ها، مسئله رکورد در برابر intervention مستقل، محدودیت‌های خودآشکارشده غربالگری خودکار، سیگنال تطبیق ثبت-به-انتشار) به‌اندازه یافته‌های محتوایی حائز اهمیت‌اند.</w:t>
+        <w:t xml:space="preserve">این حوزه به‌سرعت در حال رشد است اما به‌شدت حول نظام سلامت متمرکز مانده؛ در corpus بازیابی‌شده، کارکنان بخش شرکتی/اداری کمتر نمایندگی شده‌اند، هرچند کامل‌بودن این خلأ به پوشش منابع پوشش‌نداده (PsycINFO، CENTRAL) و citation chasing وابسته است، نه به عناوین Scopus حل‌نشده (که همگی در این نسخه تعیین‌تکلیف شدند). یافته‌های روش‌شناختی (تفاوت پوشش پایگاه‌ها، مسئله رکورد در برابر intervention مستقل، محدودیت‌های خودآشکارشده غربالگری خودکار، سیگنال تطبیق ثبت-به-انتشار) به‌اندازه یافته‌های محتوایی حائز اهمیت‌اند.</w:t>
       </w:r>
     </w:p>
     <w:p>
@@ -351,7 +351,7 @@
         <w:rPr>
           <w:rFonts w:ascii="Calibri" w:cs="Calibri" w:eastAsia="Calibri" w:hAnsi="Calibri"/>
         </w:rPr>
-        <w:t xml:space="preserve">To map the volume, characteristics, temporal evolution, and evidence gaps of randomized controlled trials of digital psychological interventions for occupational burnout, across all occupational groups.</w:t>
+        <w:t xml:space="preserve">To map the volume, characteristics, temporal evolution, and evidence gaps of randomized controlled trials of digital interventions reporting occupational burnout outcomes in working populations, across all occupational groups -- reporting classically psychological interventions separately from borderline hybrid/non-psychological-mechanism cases.</w:t>
       </w:r>
     </w:p>
     <w:p>
@@ -371,7 +371,7 @@
         <w:rPr>
           <w:rFonts w:ascii="Calibri" w:cs="Calibri" w:eastAsia="Calibri" w:hAnsi="Calibri"/>
         </w:rPr>
-        <w:t xml:space="preserve">This scoping review followed the PRISMA-ScR framework. Five databases -- Europe PMC, OpenAlex, and ERIC (open access) and Web of Science and Scopus (institutional access) -- were searched with an identical four-concept boolean query (burnout × digital × psychological × randomized; full strings in Appendix B). Title/abstract screening was rule-based and automated, with a documented manual reconciliation pass for every source except Europe PMC. Screening accuracy was independently re-audited via two random samples (n=15 each; Section 2.8). Multi-label coding across six dimensions (occupation, technology, psychological approach, outcome measure, comparator, guidance) and semantic clustering (TF-IDF + KMeans) of abstracts were performed.</w:t>
+        <w:t xml:space="preserve">This scoping review followed the PRISMA-ScR framework. Five databases -- Europe PMC, OpenAlex, and ERIC (open access) and Web of Science and Scopus (institutional access) -- were searched with a concept-aligned four-concept strategy (burnout × digital × psychological × randomized); the exact query string is reproducible from pipeline code for the three open databases, but only the four general concepts (not the verbatim string typed into the vendor interface) were documented for Web of Science/Scopus (full strings and this limitation in Appendix B). Title/abstract screening was rule-based and automated, with a documented manual reconciliation pass for every source except Europe PMC. Screening accuracy was independently re-audited via two random samples (n=15 each; Section 2.8), covering sampling-independent review by the same researcher/pipeline author rather than a second independent human rater; see Section 2.8 for exactly what was and was not checked. Multi-label coding across six dimensions (occupation, technology, psychological approach, outcome measure, comparator, guidance) and semantic clustering (TF-IDF + KMeans) of abstracts were performed.</w:t>
       </w:r>
     </w:p>
     <w:p>
@@ -391,7 +391,7 @@
         <w:rPr>
           <w:rFonts w:ascii="Calibri" w:cs="Calibri" w:eastAsia="Calibri" w:hAnsi="Calibri"/>
         </w:rPr>
-        <w:t xml:space="preserve">Of 1,094 unique records screened, 144 eligible reports were identified (Europe PMC=84, OpenAlex=29, Web of Science=18, Scopus=12, ERIC=1), corresponding to a current maximum of approximately 142 independent trials identified so far (three "WISER" reports describe a single trial; this is a current ceiling, not a lower bound, since record-to-trial reconciliation was not exhaustive -- Section 3.7). About 73.6% (106/144) were published after 2021. Mindfulness-based approaches were most common (n=59); acceptance/self-compassion-based approaches and emerging technologies (virtual reality, AI) appeared almost exclusively from 2022 onward. Semantic clustering (silhouette=0.013, interpreted qualitatively/exploratorily only) surfaced a 12-report physician-coaching sub-cluster in which 5 reports (42%) explicitly mention impostor syndrome or moral injury -- a pattern not captured by conventional taxonomy but warranting independent qualitative confirmation. About 61% of records (88/144) carried at least one healthcare-related occupation label; teachers and corporate/office employees were the smallest occupational groups (n=14 and n=9) -- read as under-representation in the retrieved corpus, not proof of a research gap, given 37 Scopus titles remain unresolved. A supplementary, fully-documented ClinicalTrials.gov registry-matching check across 28 matched completed trials found a corresponding publication in this corpus for only 8 (29%) -- a registry-to-publication matching result, not a definitive publication-bias estimate.</w:t>
+        <w:t xml:space="preserve">Of 1,094 unique records screened, 145 eligible reports were identified (Europe PMC=84, OpenAlex=29, Web of Science=18, Scopus=13, ERIC=1), corresponding to a current maximum of approximately 143 independent trials identified so far (three "WISER" reports describe a single trial; this is a current ceiling, not a lower bound, since record-to-trial reconciliation was not exhaustive -- Section 3.7). 141 reports used a classically psychological approach (mindfulness, CBT, ACT, self-compassion, etc.); 4 borderline hybrid/non-classically-psychological cases (Section 4.3) were retained under the broad eligibility criterion (Section 2.2). About 73.1% (106/145) were published after 2021. Mindfulness-based approaches were most common (n=59); acceptance/self-compassion-based approaches and emerging technologies (virtual reality, AI) appeared almost exclusively from 2022 onward. Semantic clustering (silhouette=0.009, interpreted qualitatively/exploratorily only) surfaced a 19-report physician-coaching sub-cluster in which 5 reports (26%) explicitly mention impostor syndrome or moral injury -- a pattern not captured by conventional taxonomy but warranting independent qualitative confirmation. About 61% of records (88/145) carried at least one healthcare-related occupation label; teachers and corporate/office employees were the smallest occupational groups (n=14 and n=9) -- read as under-representation in the retrieved corpus, not proof of a research gap, since PsycINFO/CENTRAL were not covered and citation chasing was not performed. All 44 originally-unresolved Scopus titles reached a documented screening decision in this round (Appendix A); none remain unresolved. A supplementary, fully-documented ClinicalTrials.gov registry-matching check across 28 matched completed trials found a corresponding publication in this corpus for only 8 (29%) -- a registry-to-publication matching result, not a definitive publication-bias estimate.</w:t>
       </w:r>
     </w:p>
     <w:p>
@@ -411,7 +411,7 @@
         <w:rPr>
           <w:rFonts w:ascii="Calibri" w:cs="Calibri" w:eastAsia="Calibri" w:hAnsi="Calibri"/>
         </w:rPr>
-        <w:t xml:space="preserve">This field is growing rapidly but remains heavily concentrated in healthcare settings; corporate/office employees are under-represented in the retrieved corpus, though whether this reflects a true evidence gap depends on resolving the remaining Scopus titles and covering additional sources. Methodological findings (database-coverage differences, record-vs-intervention counting, self-documented limits of automated screening, a registry-matching signal) are as significant as the substantive findings.</w:t>
+        <w:t xml:space="preserve">This field is growing rapidly but remains heavily concentrated in healthcare settings; corporate/office employees are under-represented in the retrieved corpus, though whether this reflects a true evidence gap depends on covering additional databases (PsycINFO, CENTRAL) and citation chasing, not on unresolved Scopus titles (all of which now have a documented decision). Methodological findings (database-coverage differences, record-vs-intervention counting, self-documented limits of automated screening, a registry-matching signal) are as significant as the substantive findings.</w:t>
       </w:r>
     </w:p>
     <w:p>
@@ -490,7 +490,7 @@
           <w:rFonts w:ascii="Tahoma" w:cs="Tahoma" w:eastAsia="Tahoma" w:hAnsi="Tahoma"/>
           <w:rtl/>
         </w:rPr>
-        <w:t xml:space="preserve">فرسودگی شغلی (occupational burnout)—سندرمی متشکل از خستگی هیجانی، بدبینی/فاصله‌گیری روانی از شغل، و کاهش احساس کارآمدی حرفه‌ای—یک نگرانی رو به رشد در جمعیت شاغل است. سازمان جهانی بهداشت آن را در ICD-11 به‌عنوان یک «پدیده شغلی» طبقه‌بندی کرده است. مداخلات روان‌شناختی دیجیتال (مبتنی بر وب، اپلیکیشن موبایل، واقعیت مجازی و غیره) به دلیل مقیاس‌پذیری، هزینه پایین‌تر نسبت به مداخلات حضوری، و امکان دسترسی در هر زمان، به‌طور فزاینده‌ای برای پیشگیری و کاهش فرسودگی شغلی مورد استفاده قرار می‌گیرند.</w:t>
+        <w:t xml:space="preserve">فرسودگی شغلی (occupational burnout)—سندرمی متشکل از خستگی هیجانی، بدبینی/فاصله‌گیری روانی از شغل، و کاهش احساس کارآمدی حرفه‌ای—یک نگرانی رو به رشد در جمعیت شاغل است. سازمان جهانی بهداشت آن را در ICD-11 به‌عنوان یک «پدیده شغلی» طبقه‌بندی کرده است (WHO, ۲۰۱۹). مداخلات دیجیتال (مبتنی بر وب، اپلیکیشن موبایل، واقعیت مجازی و غیره) به دلیل مقیاس‌پذیری، هزینه پایین‌تر نسبت به مداخلات حضوری، و امکان دسترسی در هر زمان، به‌طور فزاینده‌ای برای پیشگیری و کاهش فرسودگی شغلی مورد استفاده قرار می‌گیرند؛ این ادعای مقیاس‌پذیری در این پروژه به‌عنوان یک انگیزه پس‌زمینه‌ای پذیرفته شده، نه با شواهد کمّی مستقل این مرور اثبات شده است.</w:t>
       </w:r>
     </w:p>
     <w:p>
@@ -941,7 +941,7 @@
           <w:rFonts w:ascii="Tahoma" w:cs="Tahoma" w:eastAsia="Tahoma" w:hAnsi="Tahoma"/>
           <w:rtl/>
         </w:rPr>
-        <w:t xml:space="preserve">این معیارها می‌توانستند به دو شکل عملیاتی شوند: (الف) فقط مداخلاتی که صراحتاً برای پیشگیری/کاهش فرسودگی شغلی طراحی شده‌اند؛ یا (ب) هر مداخله روان‌شناختی/دیجیتال در جمعیت شاغل که فرسودگی را به‌عنوان outcome (اصلی یا ثانویه) گزارش کرده است. این پروژه گزینه (ب) را برگزید، زیرا هدف یک نقشه شواهدِ فراگیر از ادبیات موجود بود، نه ارزیابی مداخلات هدف‌گرفته-بر-burnout به‌تنهایی؛ این انتخاب دامنه corpus را از آنچه عنوان مقاله («مداخلات ... برای فرسودگی شغلی») ممکن است در نگاه اول القا کند، گسترده‌تر می‌کند و باید هنگام تفسیر نتایج در نظر گرفته شود.</w:t>
+        <w:t xml:space="preserve">این معیارها می‌توانستند به دو شکل عملیاتی شوند: (الف) فقط مداخلاتی که صراحتاً برای پیشگیری/کاهش فرسودگی شغلی طراحی شده‌اند؛ یا (ب) هر مداخله دیجیتال در جمعیت شاغل که فرسودگی را به‌عنوان outcome (اصلی یا ثانویه) گزارش کرده است، صرف‌نظر از این‌که مکانیسم اصلی مداخله کلاسیک روان‌شناختی باشد یا نه. این پروژه گزینه (ب) را برگزید، زیرا هدف یک نقشه شواهدِ فراگیر از ادبیات موجود بود، نه ارزیابی مداخلات هدف‌گرفته-بر-burnout به‌تنهایی یا صرفاً کلاسیک-روان‌شناختی؛ عنوان و هدف این گزارش (بخش‌های چکیده و ۱.۲) عمداً به این معیار گسترده‌تر هم‌تراز شده‌اند، و بخش ۴.۳ مداخلات کلاسیک روان‌شناختی (۱۴۱ مورد) را از موارد مرزی hybrid/غیر-کلاسیک-روان‌شناختی (۴ مورد) جدا گزارش می‌کند.</w:t>
       </w:r>
     </w:p>
     <w:p>
@@ -989,7 +989,7 @@
           <w:rFonts w:ascii="Tahoma" w:cs="Tahoma" w:eastAsia="Tahoma" w:hAnsi="Tahoma"/>
           <w:rtl/>
         </w:rPr>
-        <w:t xml:space="preserve">پنج پایگاه با یک عبارت جستجوی چهاروجهی یکسان (فرسودگی × دیجیتال × روان‌شناختی × تصادفی‌سازی‌شده، با مترادف‌های متعدد در هر گروه) کاوش شدند:</w:t>
+        <w:t xml:space="preserve">پنج پایگاه با یک راهبرد جستجوی چهارمفهومی هم‌تراز (فرسودگی × دیجیتال × روان‌شناختی × تصادفی‌سازی‌شده، با مترادف‌های متعدد در هر گروه) کاوش شدند؛ «هم‌تراز» به این معناست که هر پنج جستجو حول همین چهار مفهوم بودند، نه این‌که عبارت واژه‌به‌واژه هر پنج پایگاه یکسان یا به‌طور کامل ثبت شده باشد (پیوست ب):</w:t>
       </w:r>
     </w:p>
     <w:tbl>
@@ -1612,7 +1612,7 @@
           <w:rFonts w:ascii="Tahoma" w:cs="Tahoma" w:eastAsia="Tahoma" w:hAnsi="Tahoma"/>
           <w:rtl/>
         </w:rPr>
-        <w:t xml:space="preserve">چون Scopus فاقد export رسمی با چکیده بود، بازیابی چکیده در چهار گام مستقل و متوالی انجام شد. گام ۱: ۲۰۱ عنوان جدید (از ۲۸۴) با جست‌وجوی عنوان در OpenAlex resolve شدند. گام ۲: ۱ مورد که در هیچ منبعی چکیده نداشت از طریق synopsis عمومی ثبت‌شده در ClinicalTrials.gov (NCT03811990) تأیید شد. گام ۳: برای ۸۳ عنوان باقی‌مانده، جست‌وجوی عنوان در Crossref (API عمومی رایگان) اجرا شد: ۵۷ عنوان با اطمینان بالا به یک DOI متصل شدند که ۳۸ مورد چکیده در Crossref داشتند؛ غربالگری خودکار این ۳۸ مورد ۱ مطالعه واجد شرایط دیگر یافت. گام ۴: برای ۴۴ عنوان همچنان بدون چکیده—۱۹ مورد دارای DOI بدون چکیده Crossref و ۲۵ مورد بدون تطبیق قابل‌اتکای Crossref—یک جست‌وجوی گسترده‌تر متن کامل (Europe PMC، PubMed، صفحات ناشر) اجرا شد که برای تقریباً همه این ۴۴ عنوان چکیده یا خلاصه واقعی یافت. غربالگری این چکیده‌ها ۶ مطالعه واجد شرایط دیگر یافت که هرکدام به‌طور مستقل با دریافت مستقیم چکیده کامل از منبع اصلی (Europe PMC یا صفحه ناشر) در برابر معیارهای بخش ۲.۲ تأیید شدند، نه صرفاً بر اساس یک خلاصه واسطه‌ای، ۱ مورد (دربارهٔ psychological first aid برای کارکنان خط‌مقدم سلامت در چین) تکراری یک رکورد از قبل موجود از Europe PMC بود—نشان‌دهنده یک شکاف کوچک در حذف تکراری بین‌پایگاهی که قبلاً کشف نشده بود—و ۳۷ عنوان باقی‌مانده به دلایل استاندارد (جمعیت نامرتبط مانند بیماران/دانشجویان/والدین، طراحی غیرتصادفی‌سازی‌شده مانند مطالعات مقطعی/کوهورت، مرور/پروتکل/نامه اصلاحی، یا فقدان تحویل دیجیتال) exclude شدند یا بدون چکیده مستقل باقی ماندند. یکی از ۸۳ عنوان گام ۳ (دربارهٔ مراقبه تلفن‌محور برای کارکنان طب اورژانس) پیش‌تر در گام ۲ resolve شده بود؛ بنابراین در شمارش گام ۳/۴ تکرار نشد. رقم نهایی «بررسی‌نشده» corpus **۳۷ عنوان** است (شکل ۱، پیوست الف).</w:t>
+        <w:t xml:space="preserve">چون Scopus فاقد export رسمی با چکیده بود، بازیابی چکیده در چهار گام مستقل و متوالی انجام شد. گام ۱: ۲۰۱ عنوان جدید (از ۲۸۴) با جست‌وجوی عنوان در OpenAlex resolve شدند. گام ۲: ۱ مورد که در هیچ منبعی چکیده نداشت از طریق synopsis عمومی ثبت‌شده در ClinicalTrials.gov (NCT03811990) تأیید شد. گام ۳: برای ۸۳ عنوان باقی‌مانده، جست‌وجوی عنوان در Crossref (API عمومی رایگان) اجرا شد: ۵۷ عنوان با اطمینان بالا به یک DOI متصل شدند که ۳۸ مورد چکیده در Crossref داشتند؛ غربالگری خودکار این ۳۸ مورد ۱ مطالعه واجد شرایط دیگر یافت. گام ۴: برای ۴۴ عنوان همچنان بدون چکیده—۱۹ مورد دارای DOI بدون چکیده Crossref و ۲۵ مورد بدون تطبیق قابل‌اتکای Crossref—یک جست‌وجوی گسترده‌تر متن کامل (Europe PMC، PubMed، صفحات ناشر) اجرا شد، در دو دور مجزا: دور اول (پاسخ به دومین بازبینی پیش از انتشار) چکیده یا خلاصه واقعی برای اکثر این ۴۴ عنوان یافت و غربالگری آن‌ها ۶ مطالعه واجد شرایط یافت؛ دور دوم (بازبینی کامل تمام ۴۴ عنوان بدون استثنا، در پاسخ به سومین بازبینی) روی عناوینی تمرکز کرد که در دور اول به دلیل نبود چکیده در Crossref/Semantic Scholar نادیده مانده بودند و ۱ مطالعه واجد شرایط دیگر یافت. هر ۷ مطالعه به‌طور مستقل با دریافت مستقیم چکیده کامل از منبع اصلی (Europe PMC، JMIR یا صفحه ناشر) در برابر معیارهای بخش ۲.۲ تأیید شدند، نه صرفاً بر اساس یک خلاصه واسطه‌ای. ۱ مورد دیگر (دربارهٔ psychological first aid برای کارکنان خط‌مقدم سلامت در چین) تکراری یک رکورد از قبل موجود از Europe PMC بود—نشان‌دهنده یک شکاف کوچک در حذف تکراری بین‌پایگاهی که قبلاً کشف نشده بود. هر ۴۴ عنوان اکنون یک تصمیم غربالگری مستند دارد؛ ۳۶ مورد باقی‌مانده exclude شدند به این دلایل مستند: ۶ جمعیت نامرتبط (بیماران/دانشجویان/والدین/نوجوانان)، ۱۳ طراحی غیرتصادفی‌سازی‌شده (مطالعات مقطعی/کوهورت/مشاهده‌ای)، ۴ پروتکل یا نامه اصلاحی/erratum، ۳ مرور سیستماتیک (نه مطالعه اصلی—بخش ۴.۴)، ۲ عدم تحویل دیجیتال یا تحویل دیجیتال تأییدنشده، ۶ بی‌ربط به موضوع، و ۲ مورد که به‌دلیل عدم دسترسی به متن کامل به‌طور محافظه‌کارانه exclude شدند. فهرست کامل هر ۴۴ عنوان—با DOI (در صورت وجود)، تصمیم، و دلیل—در «data/scopus_batch_resolution.csv» مخزن پروژه و خلاصه آن در پیوست الف آمده است. یکی از ۸۳ عنوان گام ۳ (دربارهٔ مراقبه تلفن‌محور برای کارکنان طب اورژانس) پیش‌تر در گام ۲ resolve شده بود؛ بنابراین در شمارش گام ۳/۴ تکرار نشد. **هیچ عنوان Scopusی بدون تصمیم غربالگری باقی نمانده است** (شکل ۱، پیوست الف).</w:t>
       </w:r>
     </w:p>
     <w:p>
@@ -1819,6 +1819,20 @@
     </w:p>
     <w:p>
       <w:pPr>
+        <w:bidi/>
+        <w:spacing w:after="160" w:line="300"/>
+        <w:jc w:val="right"/>
+      </w:pPr>
+      <w:r>
+        <w:rPr>
+          <w:rFonts w:ascii="Tahoma" w:cs="Tahoma" w:eastAsia="Tahoma" w:hAnsi="Tahoma"/>
+          <w:rtl/>
+        </w:rPr>
+        <w:t xml:space="preserve">در باب دقیق‌بودن اصطلاح «مستقل» در این بخش: این استقلال به‌معنای استقلال نمونه‌گیری (seed ثابت، انتخاب تصادفی، جدا از فرایند تصمیم اولیه) و استقلال زمانی (دو گام در دو مقطع متفاوت) است، نه استقلال داوران انسانی؛ همان پژوهشگر/عامل نرم‌افزاری (LLM agent) که pipeline خودکار را نوشت و بازبینی‌های دستی هر پایگاه را انجام داد، این دو بازبینی اعتبارسنجی را نیز اجرا کرد—نه یک داور دوم مستقل انسانی که از فرایند اولیه بی‌اطلاع باشد. قواعد اعمال‌شده در کد همان دیکشنری‌های regex و سیگنال‌های نوع‌انتشار/طراحی مستندشده در بخش‌های ۲.۳–۲.۴ هستند؛ کد کامل هر قاعده در مخزن پروژه در دسترس است. از آنجا که یک نفر/عامل واحد هم تصمیم اولیه و هم بازبینی را انجام داد، اختلاف‌نظر بین دو داور مستقل مطرح نبود و نیازی به فرایند حل اختلاف وجود نداشت؛ این خود یک محدودیت است (بخش ۵)، نه یک ویژگی مثبت، و باید هنگام تفسیر نرخ‌های خطای گزارش‌شده در بخش ۳.۸ در نظر گرفته شود.</w:t>
+      </w:r>
+    </w:p>
+    <w:p>
+      <w:pPr>
         <w:pStyle w:val="Heading2"/>
         <w:bidi/>
         <w:spacing w:after="160" w:before="280"/>
@@ -1848,7 +1862,7 @@
           <w:rFonts w:ascii="Tahoma" w:cs="Tahoma" w:eastAsia="Tahoma" w:hAnsi="Tahoma"/>
           <w:rtl/>
         </w:rPr>
-        <w:t xml:space="preserve">برای بررسی مکمل publication bias (بخش ۳.۸)، کارآزمایی‌های ClinicalTrials.gov ابتدا با یک فیلتر ساختاریافته و بازتولیدپذیر شناسایی شدند: Condition شامل واژه «Burnout»، نوع مطالعه Interventional، وجود حداقل یک واژه دیجیتال (app/online/web-based/internet/digital/smartphone/mobile/tele/VR/chatbot/eHealth/mHealth/technology) در عنوان یا شرح مداخله، و حذف عناوینی با واژه‌های جمعیت غیرشغلی (student/patient/caregiver/parent/child و مشابه). برای تطبیق هر کارآزمایی ثبت‌شده با یک انتشار در corpus، ابتدا یک روش شباهت متن خام (Jaccard روی توکن‌های عنوان) آزموده شد، اما نرخ false-negative بالایی نشان داد—چون عنوان ثبت در registry اغلب با عنوان نهایی مقاله بسیار متفاوت است (مثال: «Web-based Implementation for the Science of Enhancing Resilience Study» در برابر عنوان منتشرشده «WISER» trial). به همین دلیل، تطبیق نهایی از طریق جست‌وجوی هدفمند نام مداخله/acronym (مانند «WISER»، «Headspace»، «Inner Engineering») در corpus انجام شد، و هر تطبیق یافت‌شده به‌صورت دستی از نظر تطابق جمعیت و مکانیسم مداخله (نه فقط شباهت لفظی) تأیید شد. این روش شفاف‌تر و بازتولیدپذیرتر است اما همچنان یک روش دستی/targeted است، نه یک cross-reference کامل و سیستماتیک بر اساس شناسه NCT در متن کامل مقالات؛ بنابراین «انتشار یافت نشد» به معنای «اثبات عدم انتشار» نیست (بخش ۵).</w:t>
+        <w:t xml:space="preserve">برای بررسی مکمل تطبیق ثبت-به-انتشار (نتایج در بخش ۳.۹)، کارآزمایی‌های ClinicalTrials.gov ابتدا با یک فیلتر ساختاریافته و بازتولیدپذیر شناسایی شدند: Condition شامل واژه «Burnout»، نوع مطالعه Interventional، وجود حداقل یک واژه دیجیتال (app/online/web-based/internet/digital/smartphone/mobile/tele/VR/chatbot/eHealth/mHealth/technology) در عنوان یا شرح مداخله، و حذف عناوینی با واژه‌های جمعیت غیرشغلی (student/patient/caregiver/parent/child و مشابه). برای تطبیق هر کارآزمایی ثبت‌شده با یک انتشار در corpus، ابتدا یک روش شباهت متن خام (Jaccard روی توکن‌های عنوان) آزموده شد، اما نرخ false-negative بالایی نشان داد—چون عنوان ثبت در registry اغلب با عنوان نهایی مقاله بسیار متفاوت است (مثال: «Web-based Implementation for the Science of Enhancing Resilience Study» در برابر عنوان منتشرشده «WISER» trial). به همین دلیل، تطبیق نهایی از طریق جست‌وجوی هدفمند نام مداخله/acronym (مانند «WISER»، «Headspace»، «Inner Engineering») در corpus انجام شد، و هر تطبیق یافت‌شده به‌صورت دستی از نظر تطابق جمعیت و مکانیسم مداخله (نه فقط شباهت لفظی) تأیید شد. این روش شفاف‌تر و بازتولیدپذیرتر است اما همچنان یک روش دستی/targeted است، نه یک cross-reference کامل و سیستماتیک بر اساس شناسه NCT در متن کامل مقالات؛ بنابراین «انتشار یافت نشد» به معنای «اثبات عدم انتشار» نیست (بخش ۵).</w:t>
       </w:r>
     </w:p>
     <w:p>
@@ -1902,7 +1916,7 @@
           <w:rFonts w:ascii="Tahoma" w:cs="Tahoma" w:eastAsia="Tahoma" w:hAnsi="Tahoma"/>
           <w:rtl/>
         </w:rPr>
-        <w:t xml:space="preserve">جست‌وجوی پنج پایگاه ۱٬۶۸۵ رکورد خام بازیابی کرد که پس از حذف تکراری‌های بین‌پایگاهی به ۱٬۰۹۴ رکورد یکتا کاهش یافت. غربالگری خودکار و بازبینی دستی—شامل تلاش تکمیلی Crossref برای عناوین Scopus بدون چکیده (بخش ۲.۴)—۱۴۴ گزارش را برای ورود نهایی به corpus شناسایی کرد (شکل ۱). این عدد سه اصلاح پسینی را دربر دارد که در جریان اعتبارسنجی غربالگری (بخش ۳.۸) کشف شدند: یک رکورد Europe PMC که پیش‌نسخه تکراری (preprint) یک انتشار دیگر در همین corpus بود و یک رکورد OpenAlex که پیش‌ثبت پروتکل بدون نتیجه بود (هر دو از «شامل» به «حذف» بازطبقه‌بندی شدند)، به‌اضافه یک مطالعه واجد شرایط جدید که از میان عناوین اولیه بدون‌چکیده Scopus، از طریق Crossref بازیابی و include شد. جزئیات کامل دلایل exclude به‌تفکیک پایگاه، و سرنوشت هر یک از ۸۳ عنوان اولیه Scopus بدون چکیده، در پیوست الف آمده است.</w:t>
+        <w:t xml:space="preserve">جست‌وجوی پنج پایگاه ۱٬۶۸۵ رکورد خام بازیابی کرد که پس از حذف تکراری‌های بین‌پایگاهی به ۱٬۰۹۴ رکورد یکتا کاهش یافت. غربالگری خودکار و بازبینی دستی—شامل تلاش تکمیلی برای عناوین Scopus بدون چکیده (بخش ۲.۴)—۱۴۵ گزارش را برای ورود نهایی به corpus شناسایی کرد (شکل ۱). این عدد نتیجه یک زنجیره کامل اصلاح پسینی است که در جریان سه دور اعتبارسنجی/بازبینی این پروژه رخ داد (شرح کامل در بخش ۳.۸ و پیوست الف): از ۱۳۹ رکورد اولیه، دو خطای واقعی (یک پیش‌نسخه تکراری Europe PMC و یک پیش‌ثبت پروتکل OpenAlex بدون نتیجه) به ۱۳۷ کاهش یافتند؛ یک مطالعه واجد شرایط از طریق Crossref به ۱۳۸ افزوده شد؛ ۷ مطالعه واجد شرایط دیگر و ۱ تکراری بین‌پایگاهی از طریق جست‌وجوی گسترده متن کامل روی ۴۴ عنوان باقی‌مانده Scopus (در دو دور، آخرین دور در پاسخ به این بازبینی) corpus را به ۱۴۵ رساند. جزئیات کامل دلایل exclude به‌تفکیک پایگاه، و سرنوشت هر یک از ۸۳ عنوان اولیه Scopus بدون چکیده (و به‌طور کامل، هر یک از ۴۴ عنوان نهایی)، در پیوست الف و در فایل «data/scopus_batch_resolution.csv» مخزن پروژه آمده است.</w:t>
       </w:r>
     </w:p>
     <w:p>
@@ -1967,7 +1981,7 @@
           <w:szCs w:val="18"/>
           <w:rtl/>
         </w:rPr>
-        <w:t xml:space="preserve">شکل ۱. جریان غربالگری PRISMA-ScR در پنج پایگاه علمی، شامل مرحله جداگانه برای عناوین Scopus بدون چکیده (resolve‌شده در چهار گام: OpenAlex، ClinicalTrials.gov، Crossref، جست‌وجوی گسترده متن کامل) و ۳۷ عنوان نهایتاً بررسی‌نشده. واحد شمارش در سراسر شکل «گزارش/انتشار» است. اعداد هر پایگاه پس از اصلاحات پسینی بخش ۳.۸ به‌روزرسانی شده‌اند؛ شرح کامل در پیوست الف.</w:t>
+        <w:t xml:space="preserve">شکل ۱. جریان غربالگری PRISMA-ScR در پنج پایگاه علمی، شامل مرحله جداگانه برای عناوین Scopus بدون چکیده (resolve‌شده در چهار گام: OpenAlex، ClinicalTrials.gov، Crossref، جست‌وجوی گسترده متن کامل، در دو دور). واحد شمارش در سراسر شکل «گزارش/انتشار» است. اعداد هر پایگاه پس از اصلاحات پسینی بخش ۳.۸ به‌روزرسانی شده‌اند؛ شرح کامل در پیوست الف.</w:t>
       </w:r>
     </w:p>
     <w:p>
@@ -2001,7 +2015,7 @@
           <w:rFonts w:ascii="Tahoma" w:cs="Tahoma" w:eastAsia="Tahoma" w:hAnsi="Tahoma"/>
           <w:rtl/>
         </w:rPr>
-        <w:t xml:space="preserve">از میان ۱۴۴ گزارش، ۸۴ مورد از Europe PMC، ۲۹ مورد از OpenAlex، ۱۸ مورد از Web of Science، ۱۲ مورد از Scopus، و ۱ مورد از ERIC به‌دست آمد. بازه انتشار از ۲۰۰۹ تا ۲۰۲۶ را پوشش می‌دهد؛ تعداد گزارش‌ها در سال‌های اخیر بیشتر است و ۱۰۶ گزارش از ۱۴۴ گزارش (۷۳٫۶٪) در سال ۲۰۲۲ یا پس از آن منتشر شده‌اند (شکل ۲). این الگو تمرکز زمانی corpus را در سال‌های اخیر نشان می‌دهد، اما سهم سال ۲۰۲۶ فقط تا تاریخ آخرین جست‌وجو (۲۷ سپتامبر ۲۰۲۶) را پوشش می‌دهد و با یک سال کامل تقویمی قابل‌مقایسه مستقیم نیست.</w:t>
+        <w:t xml:space="preserve">از میان ۱۴۵ گزارش، ۸۴ مورد از Europe PMC، ۲۹ مورد از OpenAlex، ۱۸ مورد از Web of Science، ۱۳ مورد از Scopus، و ۱ مورد از ERIC به‌دست آمد. بازه انتشار از ۲۰۰۸ تا ۲۰۲۶ را پوشش می‌دهد؛ تعداد گزارش‌ها در سال‌های اخیر بیشتر است و ۱۰۶ گزارش از ۱۴۵ گزارش (۷۳٫۱٪) در سال ۲۰۲۲ یا پس از آن منتشر شده‌اند (شکل ۲). این الگو تمرکز زمانی corpus را در سال‌های اخیر نشان می‌دهد، اما سهم سال ۲۰۲۶ فقط تا تاریخ آخرین جست‌وجو (۲۷ سپتامبر ۲۰۲۶) را پوشش می‌دهد و با یک سال کامل تقویمی قابل‌مقایسه مستقیم نیست.</w:t>
       </w:r>
     </w:p>
     <w:p>
@@ -2014,7 +2028,7 @@
           <wp:inline distT="0" distB="0" distL="0" distR="0">
             <wp:extent cx="5905500" cy="3400425"/>
             <wp:effectExtent t="0" r="0" b="0" l="0"/>
-            <wp:docPr id="1" name="" descr="" title=""/>
+            <wp:docPr id="2" name="" descr="" title=""/>
             <wp:cNvGraphicFramePr>
               <a:graphicFrameLocks xmlns:a="http://schemas.openxmlformats.org/drawingml/2006/main" noChangeAspect="1"/>
             </wp:cNvGraphicFramePr>
@@ -2066,7 +2080,7 @@
           <w:szCs w:val="18"/>
           <w:rtl/>
         </w:rPr>
-        <w:t xml:space="preserve">شکل ۲. تعداد گزارش‌ها در هر سال، به‌تفکیک برچسب رویکرد روان‌شناختی (n=144؛ کدگذاری چندبرچسبی—ارتفاع هر ستون مجموع برچسب‌های آن سال است، نه شمار گزارش‌های یکتا؛ سال ۲۰۲۶ فقط تا تاریخ جست‌وجو). ۶ رویکرد پرتکرار به‌طور مجزا و مابقی زیر برچسب «Other» نشان داده شده‌اند.</w:t>
+        <w:t xml:space="preserve">شکل ۲. تعداد گزارش‌ها در هر سال، به‌تفکیک برچسب رویکرد روان‌شناختی (n=145؛ کدگذاری چندبرچسبی—ارتفاع هر ستون مجموع برچسب‌های آن سال است، نه شمار گزارش‌های یکتا؛ سال ۲۰۲۶ فقط تا تاریخ جست‌وجو). ۶ رویکرد پرتکرار به‌طور مجزا و مابقی زیر برچسب «Other» نشان داده شده‌اند.</w:t>
       </w:r>
     </w:p>
     <w:p>
@@ -2114,7 +2128,7 @@
           <w:rFonts w:ascii="Tahoma" w:cs="Tahoma" w:eastAsia="Tahoma" w:hAnsi="Tahoma"/>
           <w:rtl/>
         </w:rPr>
-        <w:t xml:space="preserve">کدگذاری هر سه بُعد این بخش چندبرچسبی است (یک گزارش می‌تواند بیش از یک برچسب داشته باشد)؛ در نتیجه جمع ستون n هر جدول از ۱۴۴ بیشتر است، درصدها به ۱۰۰٪ نمی‌رسند، و اعداد باید به‌عنوان «فراوانی برچسب» نه «سهم انحصاری از corpus» خوانده شوند.</w:t>
+        <w:t xml:space="preserve">کدگذاری هر سه بُعد این بخش چندبرچسبی است (یک گزارش می‌تواند بیش از یک برچسب داشته باشد)؛ در نتیجه جمع ستون n هر جدول از ۱۴۵ بیشتر است، درصدها به ۱۰۰٪ نمی‌رسند، و اعداد باید به‌عنوان «فراوانی برچسب» نه «سهم انحصاری از corpus» خوانده شوند.</w:t>
       </w:r>
     </w:p>
     <w:tbl>
@@ -2268,7 +2282,7 @@
                 <w:szCs w:val="18"/>
                 <w:rtl/>
               </w:rPr>
-              <w:t xml:space="preserve">۴۵.۸٪</w:t>
+              <w:t xml:space="preserve">۴۵.۵٪</w:t>
             </w:r>
           </w:p>
         </w:tc>
@@ -2333,7 +2347,7 @@
                 <w:szCs w:val="18"/>
                 <w:rtl/>
               </w:rPr>
-              <w:t xml:space="preserve">۲۹.۲٪</w:t>
+              <w:t xml:space="preserve">۲۹.۰٪</w:t>
             </w:r>
           </w:p>
         </w:tc>
@@ -2398,7 +2412,7 @@
                 <w:szCs w:val="18"/>
                 <w:rtl/>
               </w:rPr>
-              <w:t xml:space="preserve">۱۸.۱٪</w:t>
+              <w:t xml:space="preserve">۱۷.۹٪</w:t>
             </w:r>
           </w:p>
         </w:tc>
@@ -2463,7 +2477,7 @@
                 <w:szCs w:val="18"/>
                 <w:rtl/>
               </w:rPr>
-              <w:t xml:space="preserve">۱۶.۷٪</w:t>
+              <w:t xml:space="preserve">۱۶.۶٪</w:t>
             </w:r>
           </w:p>
         </w:tc>
@@ -2528,7 +2542,7 @@
                 <w:szCs w:val="18"/>
                 <w:rtl/>
               </w:rPr>
-              <w:t xml:space="preserve">۱۲.۵٪</w:t>
+              <w:t xml:space="preserve">۱۲.۴٪</w:t>
             </w:r>
           </w:p>
         </w:tc>
@@ -2637,7 +2651,7 @@
                 <w:szCs w:val="18"/>
                 <w:rtl/>
               </w:rPr>
-              <w:t xml:space="preserve">۱۲</w:t>
+              <w:t xml:space="preserve">۱۳</w:t>
             </w:r>
           </w:p>
         </w:tc>
@@ -2658,7 +2672,7 @@
                 <w:szCs w:val="18"/>
                 <w:rtl/>
               </w:rPr>
-              <w:t xml:space="preserve">۸.۳٪</w:t>
+              <w:t xml:space="preserve">۹.۰٪</w:t>
             </w:r>
           </w:p>
         </w:tc>
@@ -2723,7 +2737,7 @@
                 <w:szCs w:val="18"/>
                 <w:rtl/>
               </w:rPr>
-              <w:t xml:space="preserve">۶.۳٪</w:t>
+              <w:t xml:space="preserve">۶.۲٪</w:t>
             </w:r>
           </w:p>
         </w:tc>
@@ -2870,7 +2884,7 @@
           <w:rFonts w:ascii="Tahoma" w:cs="Tahoma" w:eastAsia="Tahoma" w:hAnsi="Tahoma"/>
           <w:rtl/>
         </w:rPr>
-        <w:t xml:space="preserve">از ۱۴۴ گزارش، ۸۸ گزارش دست‌کم یک برچسب مرتبط با نظام سلامت داشتند (پرستاران، پزشکان/دستیاران، کارکنان ترکیبی سلامت، متخصصین سلامت روان، دندان‌پزشکان/داروسازان، کارکنان دامپزشکی)؛ این نشان می‌دهد سلامت در مجموعه بازیابی‌شده سهم برجسته‌ای دارد. با این حال، گروه «عمومی/ترکیبی شاغلین» (n=۶۵) می‌تواند با برخی گروه‌های حرفه‌ای هم‌پوشانی داشته باشد و مرز آن با گروه «نامشخص/ترکیبی» (n=۱۲) صرفاً این است که آیا چکیده صراحتاً می‌گوید نمونه از چند شغل مختلف تشکیل شده (عمومی/ترکیبی) یا اصلاً جمعیت شغلی دقیق را ذکر نمی‌کند (نامشخص). معلمان (n=۱۴) و کارکنان بخش شرکتی/اداری (n=۹) کمترین سهم را دارند. با توجه به ۳۷ عنوان Scopus که هنوز resolve نشده‌اند و پوشش‌نداشتن PsycINFO/CENTRAL (بخش ۵)، این اعداد را باید کم‌نمایندگی در corpus بازیابی‌شده دانست، نه شواهد قطعی یک خلأ پژوهشی.</w:t>
+        <w:t xml:space="preserve">از ۱۴۵ گزارش، ۸۸ گزارش دست‌کم یک برچسب مرتبط با نظام سلامت داشتند (پرستاران، پزشکان/دستیاران، کارکنان ترکیبی سلامت، متخصصین سلامت روان، دندان‌پزشکان/داروسازان، کارکنان دامپزشکی)؛ این نشان می‌دهد سلامت در مجموعه بازیابی‌شده سهم برجسته‌ای دارد. با این حال، گروه «عمومی/ترکیبی شاغلین» (n=۶۶) می‌تواند با برخی گروه‌های حرفه‌ای هم‌پوشانی داشته باشد و مرز آن با گروه «نامشخص/ترکیبی» (n=۱۳) صرفاً این است که آیا چکیده صراحتاً می‌گوید نمونه از چند شغل مختلف تشکیل شده (عمومی/ترکیبی) یا اصلاً جمعیت شغلی دقیق را ذکر نمی‌کند (نامشخص). معلمان (n=۱۴) و کارکنان بخش شرکتی/اداری (n=۹) کمترین سهم را دارند. با توجه به پوشش‌نداشتن PsycINFO/CENTRAL و انجام‌نشدن citation chasing (بخش ۵)—نه عناوین حل‌نشده Scopus، که همگی در این نسخه تعیین‌تکلیف شدند (پیوست الف)—این اعداد را باید کم‌نمایندگی در corpus بازیابی‌شده دانست، نه شواهد قطعی یک خلأ پژوهشی.</w:t>
       </w:r>
     </w:p>
     <w:tbl>
@@ -2978,7 +2992,7 @@
                 <w:szCs w:val="18"/>
                 <w:rtl/>
               </w:rPr>
-              <w:t xml:space="preserve">۶۰</w:t>
+              <w:t xml:space="preserve">۶۱</w:t>
             </w:r>
           </w:p>
         </w:tc>
@@ -3573,7 +3587,7 @@
                 <w:szCs w:val="18"/>
                 <w:rtl/>
               </w:rPr>
-              <w:t xml:space="preserve">۳۲</w:t>
+              <w:t xml:space="preserve">۳۳</w:t>
             </w:r>
           </w:p>
         </w:tc>
@@ -4074,7 +4088,7 @@
           <w:rFonts w:ascii="Tahoma" w:cs="Tahoma" w:eastAsia="Tahoma" w:hAnsi="Tahoma"/>
           <w:rtl/>
         </w:rPr>
-        <w:t xml:space="preserve">در طبقه‌بندی چندبرچسبی ۱۴۴ گزارش، ذهن‌آگاهی (n=۵۹) پرتکرارترین رویکرد بود و پس از آن مداخلات مبتنی بر خودشفقت‌ورزی (n=۳۰) قرار داشتند. این فراوانی‌ها دسته‌های انحصاری نیستند و نباید مانند سهم‌های یک نمودار دایره‌ای تفسیر شوند. در کنار این توزیع، ۳۲ گزارش زیر برچسب «نامشخص/سایر» قرار گرفتند—یعنی نه رویکردی از فهرست کدگذاری‌شده در چکیده قابل‌تشخیص بود؛ این می‌تواند بازتاب تنوع واقعی رویکردها یا صرفاً محدودیت اطلاعاتی چکیده باشد، و این دو نباید یکی گرفته شوند. مشابه این وضعیت در فناوری دیجیتال دیده می‌شود: ۴۳ گزارش (تقریباً یک‌سوم corpus) modality دیجیتال دقیقی در چکیده ذکر نکرده‌اند («نامشخص»)، در حالی‌که فقط ۳ گزارش صراحتاً از واقعیت مجازی و ۱ گزارش از چت‌بات/هوش مصنوعی استفاده کرده‌اند؛ این ارقام کم را باید «کم‌گزارشی/کم‌رواج در corpus» خواند، نه اثبات نبود این فناوری‌ها در ادبیات گسترده‌تر.</w:t>
+        <w:t xml:space="preserve">در طبقه‌بندی چندبرچسبی ۱۴۵ گزارش، ذهن‌آگاهی (n=۵۹) پرتکرارترین رویکرد بود و پس از آن مداخلات مبتنی بر خودشفقت‌ورزی (n=۳۰) قرار داشتند. این فراوانی‌ها دسته‌های انحصاری نیستند و نباید مانند سهم‌های یک نمودار دایره‌ای تفسیر شوند. در کنار این توزیع، ۳۳ گزارش زیر برچسب «نامشخص/سایر» قرار گرفتند—یعنی نه رویکردی از فهرست کدگذاری‌شده در چکیده قابل‌تشخیص بود؛ این می‌تواند بازتاب تنوع واقعی رویکردها یا صرفاً محدودیت اطلاعاتی چکیده باشد، و این دو نباید یکی گرفته شوند. مشابه این وضعیت در فناوری دیجیتال دیده می‌شود: ۴۳ گزارش (تقریباً یک‌سوم corpus) modality دیجیتال دقیقی در چکیده ذکر نکرده‌اند («نامشخص»)، در حالی‌که فقط ۳ گزارش صراحتاً از واقعیت مجازی و ۱ گزارش از چت‌بات/هوش مصنوعی استفاده کرده‌اند؛ این ارقام کم را باید «کم‌گزارشی/کم‌رواج در corpus» خواند، نه اثبات نبود این فناوری‌ها در ادبیات گسترده‌تر.</w:t>
       </w:r>
     </w:p>
     <w:p>
@@ -4107,7 +4121,7 @@
           <wp:inline distT="0" distB="0" distL="0" distR="0">
             <wp:extent cx="5905500" cy="3733800"/>
             <wp:effectExtent t="0" r="0" b="0" l="0"/>
-            <wp:docPr id="1" name="" descr="" title=""/>
+            <wp:docPr id="3" name="" descr="" title=""/>
             <wp:cNvGraphicFramePr>
               <a:graphicFrameLocks xmlns:a="http://schemas.openxmlformats.org/drawingml/2006/main" noChangeAspect="1"/>
             </wp:cNvGraphicFramePr>
@@ -4359,7 +4373,7 @@
                 <w:szCs w:val="18"/>
                 <w:rtl/>
               </w:rPr>
-              <w:t xml:space="preserve">۲۷</w:t>
+              <w:t xml:space="preserve">۲۸</w:t>
             </w:r>
           </w:p>
         </w:tc>
@@ -4596,7 +4610,7 @@
           <w:rFonts w:ascii="Tahoma" w:cs="Tahoma" w:eastAsia="Tahoma" w:hAnsi="Tahoma"/>
           <w:rtl/>
         </w:rPr>
-        <w:t xml:space="preserve">از ۱۴۴ گزارش، ۱۰۳ مورد نام ابزار سنجش را در چکیده ذکر نکرده‌اند؛ در میان مواردی که ابزار نام‌گذاری شده، Maslach Burnout Inventory (n=۲۷) به‌روشنی رایج‌ترین است. فرسودگی در بیشتر این گزارش‌ها outcome اصلی نیست بلکه یکی از چند outcome گزارش‌شده است؛ تفکیک دقیق outcome اصلی/ثانویه برای هر گزارش در این پروژه به‌صورت نظام‌مند کدگذاری نشده و موضوع بخش ۴.۳ (موارد مرزی) است.</w:t>
+        <w:t xml:space="preserve">از ۱۴۵ گزارش، ۱۰۳ مورد نام ابزار سنجش را در چکیده ذکر نکرده‌اند؛ در میان مواردی که ابزار نام‌گذاری شده، Maslach Burnout Inventory (n=۲۷) به‌روشنی رایج‌ترین است. فرسودگی در بیشتر این گزارش‌ها outcome اصلی نیست بلکه یکی از چند outcome گزارش‌شده است؛ تفکیک دقیق outcome اصلی/ثانویه برای هر گزارش در این پروژه به‌صورت نظام‌مند کدگذاری نشده و موضوع بخش ۴.۳ (موارد مرزی) است.</w:t>
       </w:r>
     </w:p>
     <w:tbl>
@@ -4748,7 +4762,7 @@
                 <w:szCs w:val="18"/>
                 <w:rtl/>
               </w:rPr>
-              <w:t xml:space="preserve">۴۳</w:t>
+              <w:t xml:space="preserve">۴۴</w:t>
             </w:r>
           </w:p>
         </w:tc>
@@ -5123,7 +5137,7 @@
                 <w:szCs w:val="18"/>
                 <w:rtl/>
               </w:rPr>
-              <w:t xml:space="preserve">۱</w:t>
+              <w:t xml:space="preserve">۲</w:t>
             </w:r>
           </w:p>
         </w:tc>
@@ -5140,7 +5154,7 @@
           <w:rFonts w:ascii="Tahoma" w:cs="Tahoma" w:eastAsia="Tahoma" w:hAnsi="Tahoma"/>
           <w:rtl/>
         </w:rPr>
-        <w:t xml:space="preserve">گروه کنترل در بیشتر گزارش‌ها (۸۰ مورد) در چکیده مشخص نشده؛ در میان مواردی که مشخص شده، waitlist (n=۴۳) رایج‌ترین نوع است. به همین ترتیب، نوع راهنمایی مداخله (خودراهنما در برابر با راهنمای انسانی/AI) در اکثریت قاطع گزارش‌ها (۱۱۸ مورد) از چکیده قابل‌استخراج نبود؛ این سطح بالای «نامشخص» بازتاب محدودیت کدگذاری در سطح چکیده است (بخش ۵)، نه ادعایی درباره طراحی واقعی این مداخلات.</w:t>
+        <w:t xml:space="preserve">گروه کنترل در بیشتر گزارش‌ها (۸۰ مورد) در چکیده مشخص نشده؛ در میان مواردی که مشخص شده، waitlist (n=۴۴) رایج‌ترین نوع است. به همین ترتیب، نوع راهنمایی مداخله (خودراهنما در برابر با راهنمای انسانی/AI) در اکثریت قاطع گزارش‌ها (۱۱۸ مورد) از چکیده قابل‌استخراج نبود؛ این سطح بالای «نامشخص» بازتاب محدودیت کدگذاری در سطح چکیده است (بخش ۵)، نه ادعایی درباره طراحی واقعی این مداخلات.</w:t>
       </w:r>
     </w:p>
     <w:p>
@@ -5174,7 +5188,7 @@
           <w:rFonts w:ascii="Tahoma" w:cs="Tahoma" w:eastAsia="Tahoma" w:hAnsi="Tahoma"/>
           <w:rtl/>
         </w:rPr>
-        <w:t xml:space="preserve">خوشه‌بندی TF-IDF + KMeans با k=9 (silhouette=0.013) بالاترین امتیاز را در بازه آزموده‌شده (k=۳ تا ۹) داشت. این امتیاز به‌طور مطلق بسیار پایین است (مقادیر silhouette نزدیک صفر معمولاً نشانه هم‌پوشانی زیاد خوشه‌ها هستند، نه افراز واضح) و بازتاب طبیعی یک corpus موضوعاً متراکم است که همه رکوردهایش حول چند مفهوم مشترک (فرسودگی، دیجیتال، کارآزمایی) می‌چرخند. به همین دلیل، خوشه‌ها در این مطالعه صرفاً به‌عنوان «تم‌های نرم» اکتشافی برای مقایسه کیفی با taxonomy کدگذاری‌شده کلیدواژه‌ای گزارش می‌شوند؛ عضویت هر مطالعه در یک خوشه نباید به‌عنوان یک تخصیص آماری قاطع یا معتبر برای زیرگروه‌بندی رسمی تفسیر شود.</w:t>
+        <w:t xml:space="preserve">خوشه‌بندی TF-IDF + KMeans با k=8 (silhouette=0.009) بالاترین امتیاز را در بازه آزموده‌شده (k=۳ تا ۹) داشت. این امتیاز به‌طور مطلق بسیار پایین است (مقادیر silhouette نزدیک صفر معمولاً نشانه هم‌پوشانی زیاد خوشه‌ها هستند، نه افراز واضح) و بازتاب طبیعی یک corpus موضوعاً متراکم است که همه رکوردهایش حول چند مفهوم مشترک (فرسودگی، دیجیتال، کارآزمایی) می‌چرخند. به همین دلیل، خوشه‌ها در این مطالعه صرفاً به‌عنوان «تم‌های نرم» اکتشافی برای مقایسه کیفی با taxonomy کدگذاری‌شده کلیدواژه‌ای گزارش می‌شوند؛ عضویت هر مطالعه در یک خوشه نباید به‌عنوان یک تخصیص آماری قاطع یا معتبر برای زیرگروه‌بندی رسمی تفسیر شود.</w:t>
       </w:r>
     </w:p>
     <w:p>
@@ -5185,9 +5199,9 @@
       <w:r>
         <w:drawing>
           <wp:inline distT="0" distB="0" distL="0" distR="0">
-            <wp:extent cx="5905500" cy="3562350"/>
+            <wp:extent cx="5905500" cy="3552825"/>
             <wp:effectExtent t="0" r="0" b="0" l="0"/>
-            <wp:docPr id="1" name="" descr="" title=""/>
+            <wp:docPr id="4" name="" descr="" title=""/>
             <wp:cNvGraphicFramePr>
               <a:graphicFrameLocks xmlns:a="http://schemas.openxmlformats.org/drawingml/2006/main" noChangeAspect="1"/>
             </wp:cNvGraphicFramePr>
@@ -5210,7 +5224,7 @@
                   <pic:spPr bwMode="auto">
                     <a:xfrm>
                       <a:off x="0" y="0"/>
-                      <a:ext cx="5905500" cy="3562350"/>
+                      <a:ext cx="5905500" cy="3552825"/>
                     </a:xfrm>
                     <a:prstGeom prst="rect">
                       <a:avLst/>
@@ -5253,7 +5267,7 @@
           <w:rFonts w:ascii="Tahoma" w:cs="Tahoma" w:eastAsia="Tahoma" w:hAnsi="Tahoma"/>
           <w:rtl/>
         </w:rPr>
-        <w:t xml:space="preserve">یافته اکتشافی قابل‌توجه (نه یک نتیجه آماری قطعی، به‌دلیل silhouette پایین بخش قبل): در زیرخوشه ۱۲عضوی کوچینگ پزشکان (خوشه ۸)، ۵ گزارش (۴۲٪) صریحاً «سندرم ایمپاستر» یا «آسیب اخلاقی (moral injury)» را در عنوان یا چکیده ذکر کرده‌اند—واژگانی که در taxonomy رایج ادبیات (سازمان‌یافته حول CBT/ذهن‌آگاهی/ACT) دسته جداگانه‌ای ندارند. این نسبت (۵ از ۱۲، نه همه اعضای خوشه) در پیوست د فهرست شده است. این مشاهده ارزش بررسی مستقل با روش‌های کیفی (مثلاً کدگذاری موضوعی متن کامل) را دارد، اما به‌تنهایی، با این حجم نمونه و امتیاز silhouette پایین، برای ادعای کشف یک زیرتم جدید و معتبر آماری کافی نیست.</w:t>
+        <w:t xml:space="preserve">یافته اکتشافی قابل‌توجه (نه یک نتیجه آماری قطعی، به‌دلیل silhouette پایین بخش قبل): در زیرخوشه ۱۹عضوی کوچینگ پزشکان، ۵ گزارش (۲۶٪) صریحاً «سندرم ایمپاستر» یا «آسیب اخلاقی (moral injury)» را در عنوان یا چکیده ذکر کرده‌اند—واژگانی که در taxonomy رایج ادبیات (سازمان‌یافته حول CBT/ذهن‌آگاهی/ACT) دسته جداگانه‌ای ندارند. این نسبت (۵ از ۱۹، نه همه اعضای خوشه) در پیوست د فهرست شده است. این مشاهده ارزش بررسی مستقل با روش‌های کیفی (مثلاً کدگذاری موضوعی متن کامل) را دارد، اما به‌تنهایی، با این حجم نمونه و امتیاز silhouette پایین، برای ادعای کشف یک زیرتم جدید و معتبر آماری کافی نیست؛ ترکیب دقیق خوشه‌ها به افزودن یک رکورد و تغییر k بهینه از ۹ به ۸ در این نسخه حساس بود، که خود مؤید عدم‌پایداری این خوشه‌بندی نسبت به تغییرات کوچک corpus است (بخش ۵).</w:t>
       </w:r>
     </w:p>
     <w:p>
@@ -5287,7 +5301,7 @@
           <w:rFonts w:ascii="Tahoma" w:cs="Tahoma" w:eastAsia="Tahoma" w:hAnsi="Tahoma"/>
           <w:rtl/>
         </w:rPr>
-        <w:t xml:space="preserve">این corpus در سطح رکورد/انتشار شمارش شده، نه در سطح کارآزمایی مستقل، و این دو یکسان نیستند. نمونه مستند: کارآزمایی «WISER» سه رکورد جداگانه در corpus دارد—گزارش نتیجه اصلی، پیگیری یک‌ساله، و یک مقاله «bite-sized» مبتنی بر همان کوهورت (شناسایی‌شده از سه منبع مجزا: دو مورد از Europe PMC، یک مورد از Scopus). این سه رکورد به‌عنوان انتشارات جداگانه نگه‌داشته شدند اما یک intervention واحد را نمایندگی می‌کنند. تطبیق نظام‌مند و کامل رکورد-به-کارآزمایی برای همه ۱۴۴ رکورد (مثلاً از طریق شناسه NCT در متن کامل هر مقاله، یا یک جدول تطبیق report-to-trial) در این پروژه انجام نشد؛ فقط خانواده WISER به‌صورت دستی شناسایی شده است. به همین دلیل، رقم «≈۱۴۲ کارآزمایی مستقل» (۱۴۴ رکورد منهای ۲ رکورد اضافی WISER) باید **حداکثر برآورد فعلی** خوانده شود، نه یک کف (lower bound): اگر گزارش‌های چندگانه دیگری از یک کارآزمایی واحد در corpus وجود داشته باشند که هنوز شناسایی نشده‌اند—که با توجه به یافتن یک نسخه تکراری ناخواسته در بخش ۳.۸ بعید نیست—تعداد واقعی کارآزمایی‌های مستقل کمتر از ۱۴۲ خواهد بود، نه بیشتر.</w:t>
+        <w:t xml:space="preserve">این corpus در سطح رکورد/انتشار شمارش شده، نه در سطح کارآزمایی مستقل، و این دو یکسان نیستند. نمونه مستند: کارآزمایی «WISER» سه رکورد جداگانه در corpus دارد—گزارش نتیجه اصلی، پیگیری یک‌ساله، و یک مقاله «bite-sized» مبتنی بر همان کوهورت (شناسایی‌شده از سه منبع مجزا: دو مورد از Europe PMC، یک مورد از Scopus). این سه رکورد به‌عنوان انتشارات جداگانه نگه‌داشته شدند اما یک intervention واحد را نمایندگی می‌کنند. تطبیق نظام‌مند و کامل رکورد-به-کارآزمایی برای همه ۱۴۵ رکورد (مثلاً از طریق شناسه NCT در متن کامل هر مقاله، یا یک جدول تطبیق report-to-trial) در این پروژه انجام نشد؛ فقط خانواده WISER به‌صورت دستی شناسایی شده است. به همین دلیل، رقم «≈۱۴۳ کارآزمایی مستقل» (۱۴۵ رکورد منهای ۲ رکورد اضافی WISER) باید **حداکثر برآورد فعلی** خوانده شود، نه یک کف (lower bound): اگر گزارش‌های چندگانه دیگری از یک کارآزمایی واحد در corpus وجود داشته باشند که هنوز شناسایی نشده‌اند—که با توجه به یافتن دو نسخه تکراری ناخواسته دیگر (بخش ۳.۸ و بازیابی Scopus) بعید نیست—تعداد واقعی کارآزمایی‌های مستقل کمتر از ۱۴۳ خواهد بود، نه بیشتر. این عدد اکنون از فایل «data/master_registry.csv» مخزن پروژه—که هر ۱۴۵ رکورد را با شناسه، منبع، DOI/شناسه کارآزمایی، و گروه تکراری (در صورت وجود) فهرست می‌کند—مستقیماً قابل بازتولید است، نه صرفاً یک ادعای متنی.</w:t>
       </w:r>
     </w:p>
     <w:p>
@@ -5381,7 +5395,7 @@
           <w:rFonts w:ascii="Tahoma" w:cs="Tahoma" w:eastAsia="Tahoma" w:hAnsi="Tahoma"/>
           <w:rtl/>
         </w:rPr>
-        <w:t xml:space="preserve">در جمع، این دو بازبینی جداگانه—نه یک نمونه واحد ۳۰تایی—دو خطای واقعی یافتند که corpus را از ۱۳۹ به ۱۳۷ رساندند. در ادامه، دو گام بازیابی تکمیلی Scopus (بخش ۲.۴)—یک مطالعه از طریق Crossref، و ۶ مطالعه دیگر از طریق جست‌وجوی گسترده‌تر متن کامل که همان تلاش بازبینی صحت داده‌ها را کامل کرد—corpus نهایی را به ۱۴۴ رساند. هیچ‌کدام از این بازبینی‌ها یک ممیزی کامل ۱٬۰۹۴ رکورد نیست؛ نرخ‌های خطای گزارش‌شده باید با همین محدودیت نمونه کوچک تفسیر شوند.</w:t>
+        <w:t xml:space="preserve">در جمع، این دو بازبینی جداگانه—نه یک نمونه واحد ۳۰تایی—دو خطای واقعی یافتند که corpus را از ۱۳۹ به ۱۳۷ رساندند. در ادامه، سه گام بازیابی تکمیلی Scopus (بخش ۲.۴)—یک مطالعه از طریق Crossref، ۶ مطالعه دیگر از طریق یک دور اول جست‌وجوی گسترده‌تر متن کامل، و ۱ مطالعه دیگر از طریق یک دور دوم که تمام ۴۴ عنوان باقی‌مانده را بدون استثنا بازبینی کرد—corpus نهایی را به ۱۴۵ رساند. هیچ‌کدام از این بازبینی‌ها یک ممیزی کامل ۱٬۰۹۴ رکورد نیست؛ نرخ‌های خطای گزارش‌شده باید با همین محدودیت نمونه کوچک تفسیر شوند.</w:t>
       </w:r>
     </w:p>
     <w:p>
@@ -5531,7 +5545,7 @@
           <w:rFonts w:ascii="Tahoma" w:cs="Tahoma" w:eastAsia="Tahoma" w:hAnsi="Tahoma"/>
           <w:rtl/>
         </w:rPr>
-        <w:t xml:space="preserve">یک یافته کلیدی این پروژه ماهیت روش‌شناختی دارد: افزودن OpenAlex و ERIC به Europe PMC، white space اولیه «معلمان» را از ۲ به ۱۴ مطالعه افزایش داد—نشان‌دهنده اینکه این کمبود دست‌کم تا حدی یک artifact انتخاب پایگاه زیست‌پزشکی بود، نه لزوماً فقدان واقعی پژوهش. در مقابل، کارکنان بخش شرکتی/اداری حتی با گسترش به پنج پایگاه (شامل Web of Science و Scopus) در سطح پایین (n=۹) باقی ماندند و رشدی در دوره اخیر نشان ندادند. با این حال، «خلأ واقعی/پایدار» ادعایی قوی‌تر از این مشاهده است و شواهد این پروژه به‌تنهایی آن را اثبات نمی‌کند: ۳۷ عنوان Scopus هنوز resolve نشده‌اند (بخش ۲.۴)، PsycINFO و Cochrane CENTRAL پوشش داده نشدند، و citation chasing انجام نشد. جمله دقیق‌تر این است: «در corpus بازیابی‌شده این پروژه، کارکنان اداری/شرکتی کمتر نمایندگی شده‌اند؛ کامل‌بودن این خلأ به resolve شدن موارد باقی‌مانده Scopus و پوشش منابع تکمیلی وابسته است.» اگر پژوهش آینده این جست‌وجوها را کامل کند و الگو پابرجا بماند، آنگاه ادعای یک white space واقعی—در برابر صرفاً یک artifact جست‌وجو—با اطمینان بیشتری قابل‌طرح خواهد بود.</w:t>
+        <w:t xml:space="preserve">یک یافته کلیدی این پروژه ماهیت روش‌شناختی دارد: افزودن OpenAlex و ERIC به Europe PMC، white space اولیه «معلمان» را از ۲ به ۱۴ مطالعه افزایش داد—نشان‌دهنده اینکه این کمبود دست‌کم تا حدی یک artifact انتخاب پایگاه زیست‌پزشکی بود، نه لزوماً فقدان واقعی پژوهش. در مقابل، کارکنان بخش شرکتی/اداری حتی با گسترش به پنج پایگاه (شامل Web of Science و Scopus) در سطح پایین (n=۹) باقی ماندند و رشدی در دوره اخیر نشان ندادند. با این حال، «خلأ واقعی/پایدار» ادعایی قوی‌تر از این مشاهده است و شواهد این پروژه به‌تنهایی آن را اثبات نمی‌کند: PsycINFO و Cochrane CENTRAL پوشش داده نشدند و citation chasing انجام نشد (تمام عناوین Scopus اکنون تعیین‌تکلیف شده‌اند، بخش ۲.۴). جمله دقیق‌تر این است: «در corpus بازیابی‌شده این پروژه، کارکنان اداری/شرکتی کمتر نمایندگی شده‌اند؛ کامل‌بودن این خلأ به پوشش منابع تکمیلی (PsycINFO، CENTRAL) و citation chasing وابسته است.» اگر پژوهش آینده این جست‌وجوها را کامل کند و الگو پابرجا بماند، آنگاه ادعای یک white space واقعی—در برابر صرفاً یک artifact جست‌وجو—با اطمینان بیشتری قابل‌طرح خواهد بود.</w:t>
       </w:r>
     </w:p>
     <w:p>
@@ -5655,7 +5669,7 @@
           <w:rFonts w:ascii="Tahoma" w:cs="Tahoma" w:eastAsia="Tahoma" w:hAnsi="Tahoma"/>
           <w:rtl/>
         </w:rPr>
-        <w:t xml:space="preserve">این چهار مورد بر اساس معیار مکتوب بخش ۲.۲ نگه‌داشته شدند، نه به‌صورت موردی و غیرشفاف؛ ذکر صریح آن‌ها در اینجا برای این است که خواننده بتواند حساسیت نتایج را نسبت به این تصمیم روش‌شناختی مشخص ارزیابی کند. یک تحلیل حساسیت واقعی—نه صرفاً ادعا—این را نشان می‌دهد: با کنار گذاشتن هر چهار مورد، n از ۱۴۴ به ۱۴۰ کاهش می‌یابد، اما رتبه‌بندی مشاغل پرتکرار (عمومی/ترکیبی شاغلین، کارکنان ترکیبی سلامت، پرستاران، پزشکان/دستیاران، متخصصین سلامت روان) و رویکردهای پرتکرار (ذهن‌آگاهی، خودشفقت‌ورزی، نامشخص/سایر، مدیریت استرس، CBT/iCBT) کاملاً بدون تغییر باقی می‌ماند و تفاوت هر شمارنده حداکثر ۱ واحد است. به بیان دیگر، الگوهای اصلی گزارش‌شده در بخش ۳ به این چهار تصمیم مرزی حساس نیستند، هرچند خودِ n به این تصمیم حساس است.</w:t>
+        <w:t xml:space="preserve">این چهار مورد بر اساس معیار مکتوب بخش ۲.۲ نگه‌داشته شدند، نه به‌صورت موردی و غیرشفاف؛ ذکر صریح آن‌ها در اینجا برای این است که خواننده بتواند حساسیت نتایج را نسبت به این تصمیم روش‌شناختی مشخص ارزیابی کند. یک تحلیل حساسیت واقعی—نه صرفاً ادعا—این را نشان می‌دهد: با کنار گذاشتن هر چهار مورد، n از ۱۴۵ به ۱۴۱ کاهش می‌یابد، اما رتبه‌بندی مشاغل پرتکرار (عمومی/ترکیبی شاغلین، کارکنان ترکیبی سلامت، پرستاران، پزشکان/دستیاران، متخصصین سلامت روان) و رویکردهای پرتکرار (ذهن‌آگاهی، خودشفقت‌ورزی، نامشخص/سایر، مدیریت استرس، CBT/iCBT) کاملاً بدون تغییر باقی می‌ماند و تفاوت هر شمارنده حداکثر ۱ واحد است. به بیان دیگر، الگوهای اصلی گزارش‌شده در بخش ۳ به این چهار تصمیم مرزی حساس نیستند، هرچند خودِ n به این تصمیم حساس است.</w:t>
       </w:r>
     </w:p>
     <w:p>
@@ -6594,7 +6608,21 @@
           <w:rFonts w:ascii="Tahoma" w:cs="Tahoma" w:eastAsia="Tahoma" w:hAnsi="Tahoma"/>
           <w:rtl/>
         </w:rPr>
-        <w:t xml:space="preserve">هیچ‌کدام از این دو مرور تقاطع چهارگانه این مطالعه (دیجیتال + روان‌شناختی + فرسودگی شغلی + تصادفی‌سازی‌شده + همه مشاغل) را پوشش نمی‌دهند؛ اما Yang و همکاران (۲۰۲۶) روی جمعیت خودشان (پرستاران) روش قوی‌تری در ارزیابی کیفی مطالعات و ترکیب کمّی دارد (متاآنالیز)، و Adam و همکاران (۲۰۲۳) استاندارد بالاتری در غربالگری دو-داور مستقل دارد—نقاطی که این پروژه صراحتاً در آن‌ها ضعیف‌تر است (بخش ۵). ادعای novelty این پروژه محدود به دامنه (همه مشاغل، نه یک حرفه) و رویکرد محاسباتی/بازتولیدپذیر آن است، نه برتری روش‌شناختی کلی؛ عبارت «تاکنون مروری یافت نشده» به جست‌وجوی پنج‌پایگاهی همین پروژه محدود است، نه یک ادعای قطعی درباره کل ادبیات، و از عباراتی مانند «اولین» یا «فراتر از اکثر مرورها» بدون شواهد جست‌وجوی نظام‌مند پرهیز می‌شود. این پروژه علاوه بر شواهد محتوایی، یک سهم روش‌شناختی نیز دارد: نشان می‌دهد چگونه انتخاب پایگاه داده مستقیماً بر نتیجه‌گیری‌های scoping review درباره خلأهای شواهد اثر می‌گذارد، و یک pipeline قابل‌بازتولید و کاملاً مستندشده—شامل خودِ فرایند اعتبارسنجی و اصلاح خطاهای بخش ۳.۸—برای مرورهای چندپایگاهی محاسباتی ارائه می‌دهد.</w:t>
+        <w:t xml:space="preserve">هیچ‌کدام از این دو مرور تقاطع چهارگانه این مطالعه (دیجیتال + روان‌شناختی + فرسودگی شغلی + تصادفی‌سازی‌شده + همه مشاغل) را پوشش نمی‌دهند؛ اما Yang و همکاران (۲۰۲۶) روی جمعیت خودشان (پرستاران) روش قوی‌تری در ارزیابی کیفی مطالعات و ترکیب کمّی دارد (متاآنالیز)، و Adam و همکاران (۲۰۲۳) استاندارد بالاتری در غربالگری دو-داور مستقل دارد—نقاطی که این پروژه صراحتاً در آن‌ها ضعیف‌تر است (بخش ۵).</w:t>
+      </w:r>
+    </w:p>
+    <w:p>
+      <w:pPr>
+        <w:bidi/>
+        <w:spacing w:after="160" w:line="300"/>
+        <w:jc w:val="right"/>
+      </w:pPr>
+      <w:r>
+        <w:rPr>
+          <w:rFonts w:ascii="Tahoma" w:cs="Tahoma" w:eastAsia="Tahoma" w:hAnsi="Tahoma"/>
+          <w:rtl/>
+        </w:rPr>
+        <w:t xml:space="preserve">علاوه بر این دو مرور، فرایند حل‌وفصل کامل ۴۴ عنوان Scopus (بخش ۲.۴) سه مرور مرتبط دیگر را نیز آشکار کرد که به‌طور مستقیم توسط جست‌وجوی اصلی پنج‌پایگاهی بازیابی شده بودند اما تا این نسخه به‌عنوان ادبیات مرتبط بررسی نشده بودند: Lampinen و همکاران (۲۰۲۶، Internet Interventions) یک مرور روایی سیستماتیک روی مداخلات مبتنی بر ACT برای افسردگی/فرسودگی/اضطراب/استرس در بافت‌های شغلی؛ Park و همکاران (۲۰۲۲، Medicine) یک مرور سیستماتیک روی مداخلات e-healthcare برای سلامت روان پرستاران؛ و یک «به‌روزرسانی مرور سیستماتیک مداخلات ارتقای سلامت روان در سطح سازمانی» (بدون DOI قابل‌ردیابی در این جست‌وجو) روی سه بخش سلامت/ساخت‌وساز/کار از راه دور. این سه مورد مرورهای ثانویه‌اند، نه مطالعات اصلی، و به همین دلیل در corpus این پروژه شمارش نشدند (پیوست الف)؛ اما پوشش موضوعی‌شان با این پروژه هم‌پوشانی دارد و باید در ارزیابی ادعای novelty لحاظ شود. این کشف—که یک جست‌وجوی هدفمند اما محدود بود، نه یک جست‌وجوی نظام‌مند و مستقل ادبیات مجاور با پروتکل ثبت‌شده خودش—نشان می‌دهد چرا ادعای «مروری یافت نشد» باید به‌صراحت به جست‌وجوهای انجام‌شده محدود بماند: به جست‌وجوی پنج‌پایگاهی اصلی این پروژه به‌اضافه بازبینی این پنج مرور مرتبط، نه به کل ادبیات موجود؛ عدم پوشش PsycINFO/Cochrane CENTRAL و انجام‌نشدن citation chasing نظام‌مند (بخش ۵) دقیقاً همین‌جا، در کنار ادعای novelty، باید یادآوری شود، نه فقط در انتهای بحث. ادعای novelty این پروژه محدود به دامنه (همه مشاغل، نه یک حرفه) و رویکرد محاسباتی/بازتولیدپذیر آن است، نه برتری روش‌شناختی کلی؛ از عباراتی مانند «اولین» یا «فراتر از اکثر مرورها» بدون شواهد جست‌وجوی نظام‌مند پرهیز می‌شود. این پروژه علاوه بر شواهد محتوایی، یک سهم روش‌شناختی نیز دارد: نشان می‌دهد چگونه انتخاب پایگاه داده مستقیماً بر نتیجه‌گیری‌های scoping review درباره خلأهای شواهد اثر می‌گذارد، و یک pipeline قابل‌بازتولید و کاملاً مستندشده—شامل خودِ فرایند اعتبارسنجی و اصلاح خطاهای بخش ۳.۸—برای مرورهای چندپایگاهی محاسباتی ارائه می‌دهد.</w:t>
       </w:r>
     </w:p>
     <w:p>
@@ -6805,7 +6833,7 @@
           <w:rFonts w:ascii="Tahoma" w:cs="Tahoma" w:eastAsia="Tahoma" w:hAnsi="Tahoma"/>
           <w:rtl/>
         </w:rPr>
-        <w:t xml:space="preserve">اعتبارسنجی غربالگری خودکار (بخش ۳.۸) تنها روی دو نمونه تصادفی محدود (هرکدام n=۱۵؛ در مجموع ۳۰ از ۱٬۰۹۴ رکورد غربالگری‌شده، حدود ۲٫۷٪) به‌اضافه یک اسکن تکراری‌یابی مبتنی بر عنوان انجام شد، نه یک ممیزی کامل. نرخ خطای false-positive مشاهده‌شده (۱ در ۱۵ رکورد INCLUDE) و کشف یک تکراری نامکشوف نشان می‌دهند که ممکن است خطاهای مشابه دیگری در ۱۴۴ رکورد باقی‌مانده وجود داشته باشد که با این بازبینی محدود کشف نشدند.</w:t>
+        <w:t xml:space="preserve">اعتبارسنجی غربالگری خودکار (بخش ۳.۸) تنها روی دو نمونه تصادفی محدود (هرکدام n=۱۵؛ در مجموع ۳۰ از ۱٬۰۹۴ رکورد غربالگری‌شده، حدود ۲٫۷٪) به‌اضافه یک اسکن تکراری‌یابی مبتنی بر عنوان انجام شد، نه یک ممیزی کامل. نرخ خطای false-positive مشاهده‌شده (۱ در ۱۵ رکورد INCLUDE) و کشف یک تکراری نامکشوف نشان می‌دهند که ممکن است خطاهای مشابه دیگری در ۱۴۵ رکورد باقی‌مانده وجود داشته باشد که با این بازبینی محدود کشف نشدند.</w:t>
       </w:r>
     </w:p>
     <w:p>
@@ -6824,7 +6852,7 @@
           <w:rFonts w:ascii="Tahoma" w:cs="Tahoma" w:eastAsia="Tahoma" w:hAnsi="Tahoma"/>
           <w:rtl/>
         </w:rPr>
-        <w:t xml:space="preserve">معیارهای واجد شرایط بودن به‌گونه‌ای عملیاتی شدند (بخش ۲.۲، گزینه ب) که فرسودگی به‌عنوان outcome ثانویه، و مداخلات hybrid یا غیر-روان‌شناختی-محض (مانند ورزش) با پیامد فرسودگی گزارش‌شده را می‌پذیرند؛ چهار نمونه مرزی مشخص در بخش ۴.۳ فهرست و یک تحلیل حساسیت واقعی (n=۱۴۴ در برابر n=۱۴۰) ارائه شده است. این یک انتخاب تعریف‌شده و مستند است، اما انتخاب‌های جایگزین (مثلاً پذیرش فقط فرسودگی به‌عنوان outcome اصلی و مداخلات صرفاً روان‌شناختی) می‌توانست به یک corpus کوچک‌تر و با تمرکز محتوایی متفاوت منجر شود.</w:t>
+        <w:t xml:space="preserve">معیارهای واجد شرایط بودن به‌گونه‌ای عملیاتی شدند (بخش ۲.۲، گزینه ب) که فرسودگی به‌عنوان outcome ثانویه، و مداخلات hybrid یا غیر-روان‌شناختی-محض (مانند ورزش) با پیامد فرسودگی گزارش‌شده را می‌پذیرند؛ چهار نمونه مرزی مشخص در بخش ۴.۳ فهرست و یک تحلیل حساسیت واقعی (n=۱۴۵ در برابر n=۱۴۱) ارائه شده است. این یک انتخاب تعریف‌شده و مستند است، اما انتخاب‌های جایگزین (مثلاً پذیرش فقط فرسودگی به‌عنوان outcome اصلی و مداخلات صرفاً روان‌شناختی) می‌توانست به یک corpus کوچک‌تر و با تمرکز محتوایی متفاوت منجر شود.</w:t>
       </w:r>
     </w:p>
     <w:p>
@@ -6881,7 +6909,7 @@
           <w:rFonts w:ascii="Tahoma" w:cs="Tahoma" w:eastAsia="Tahoma" w:hAnsi="Tahoma"/>
           <w:rtl/>
         </w:rPr>
-        <w:t xml:space="preserve">Scopus فاقد export رسمی بود؛ داده‌ها از یک capture محدود از صفحات نتایج (بدون چکیده، بدون DOI) به‌دست آمد. از ۲۸۴ عنوان جدید، ۲۰۱ مورد از طریق OpenAlex، ۳۸ مورد از طریق Crossref، و ۴۴ مورد دیگر از طریق جست‌وجوی گسترده‌تر متن کامل resolve شدند (بخش ۲.۴)؛ با این حال ۳۷ عنوان همچنان بدون چکیده مستقل و غربالگری‌نشده باقی ماندند.</w:t>
+        <w:t xml:space="preserve">Scopus فاقد export رسمی بود؛ داده‌ها از یک capture محدود از صفحات نتایج (بدون چکیده، بدون DOI) به‌دست آمد. از ۲۸۴ عنوان جدید، ۲۰۱ مورد از طریق OpenAlex، ۳۸ مورد از طریق Crossref، و ۴۴ مورد دیگر از طریق جست‌وجوی گسترده‌تر متن کامل resolve شدند (بخش ۲.۴)؛ تمام ۴۴ عنوان به یک تصمیم غربالگری مستند رسیدند: ۷ include (۶ include در دور اول جست‌وجوی گسترده متن کامل + ۱ include دیگر در یک دور دوم که همه عناوین باقی‌مانده را بازبینی کرد)، ۱ تکراری بین‌پایگاهی، و ۳۶ exclude با دلیل مستند (پیوست الف؛ data/scopus_batch_resolution.csv)؛ هیچ عنوانی بدون تصمیم باقی نماند.</w:t>
       </w:r>
     </w:p>
     <w:p>
@@ -6957,7 +6985,7 @@
           <w:rFonts w:ascii="Tahoma" w:cs="Tahoma" w:eastAsia="Tahoma" w:hAnsi="Tahoma"/>
           <w:rtl/>
         </w:rPr>
-        <w:t xml:space="preserve">شمارش در سطح رکورد/انتشار انجام شد، نه سطح intervention مستقل؛ رقم «≈۱۳۶ کارآزمایی مستقل» یک حداکثر برآورد فعلی است (بخش ۳.۷)، نه یک کف—تعداد واقعی کارآزمایی‌های مستقل می‌تواند کمتر باشد اگر گزارش‌های چندگانه دیگری (فراتر از خانواده WISER) در corpus وجود داشته باشند که هنوز شناسایی نشده‌اند.</w:t>
+        <w:t xml:space="preserve">شمارش در سطح رکورد/انتشار انجام شد، نه سطح intervention مستقل؛ رقم «≈۱۴۳ کارآزمایی مستقل» یک حداکثر برآورد فعلی است (بخش ۳.۷)، نه یک کف—تعداد واقعی کارآزمایی‌های مستقل می‌تواند کمتر باشد اگر گزارش‌های چندگانه دیگری (فراتر از خانواده WISER) در corpus وجود داشته باشند که هنوز شناسایی نشده‌اند. این عدد از فایل «data/master_registry.csv» بازتولیدپذیر است.</w:t>
       </w:r>
     </w:p>
     <w:p>
@@ -6976,7 +7004,7 @@
           <w:rFonts w:ascii="Tahoma" w:cs="Tahoma" w:eastAsia="Tahoma" w:hAnsi="Tahoma"/>
           <w:rtl/>
         </w:rPr>
-        <w:t xml:space="preserve">خوشه‌بندی معنایی روی یک corpus نسبتاً کوچک (n=۱۴۴) و موضوعاً متراکم انجام شد؛ امتیاز silhouette پایین (۰.۰۱۳) بازتاب همین محدودیت آماری است و تفسیر خوشه‌ها باید صرفاً کیفی و اکتشافی باقی بماند، نه یک افراز آماری معتبر (بخش ۳.۶). پایداری خوشه‌ها نسبت به seed یا k جایگزین آزموده نشد.</w:t>
+        <w:t xml:space="preserve">خوشه‌بندی معنایی روی یک corpus نسبتاً کوچک (n=۱۴۵) و موضوعاً متراکم انجام شد؛ امتیاز silhouette پایین (۰.۰۰۹) بازتاب همین محدودیت آماری است و تفسیر خوشه‌ها باید صرفاً کیفی و اکتشافی باقی بماند، نه یک افراز آماری معتبر (بخش ۳.۶). پایداری خوشه‌ها نسبت به seed یا k جایگزین آزموده نشد.</w:t>
       </w:r>
     </w:p>
     <w:p>
@@ -7029,7 +7057,7 @@
           <w:rFonts w:ascii="Tahoma" w:cs="Tahoma" w:eastAsia="Tahoma" w:hAnsi="Tahoma"/>
           <w:rtl/>
         </w:rPr>
-        <w:t xml:space="preserve">با پوشش پنج پایگاه علمی و یک گام بازیابی تکمیلی از طریق Crossref، این مرور دامنه‌ای ۱۴۴ گزارش/انتشار—معادل حداکثر برآورد فعلی ≈۱۳۶ کارآزمایی تصادفی‌سازی‌شده مستقل—از مداخلات روان‌شناختی دیجیتال (به‌معنای گسترده‌تر: هر مداخله روان‌شناختی/دیجیتال که فرسودگی را به‌عنوان outcome گزارش کرده؛ بخش ۲.۲) را در تمام گروه‌های شغلی شناسایی و نقشه‌برداری کرد. این حوزه در حال رشد سریع است و در corpus بازیابی‌شده کارکنان بخش شرکتی/اداری کمتر نمایندگی شده‌اند، هرچند اثبات این به‌عنوان یک خلأ پژوهشی قطعی—در برابر یک محدودیت پوشش جست‌وجو—نیازمند تکمیل عناوین resolve‌نشده Scopus و پوشش منابع بیشتر است. یک فرایند اعتبارسنجی دستی صریح (بخش ۳.۸)، به‌همراه تلاش بازیابی Crossref، سه اصلاح واقعی در corpus اولیه—یک تکراری نامکشوف، یک پروتکل بدون نتیجه اشتباهاً include‌شده، و یک مطالعه واجد شرایط جامانده—را پیش از انتشار نهایی شناسایی کرد؛ این تجربه نشان می‌دهد چرا چنین اعتبارسنجی‌ای باید بخش استاندارد گزارش‌دهی مرورهای دامنه‌ای محاسباتی باشد، نه یک قدم اختیاری. پژوهش‌های آینده باید به‌طور فعال جمعیت‌های غیرسلامت را هدف قرار دهند، ابزار سنجش فرسودگی و جزئیات فناوری تحویل را به‌صورت شفاف‌تر گزارش کنند، تطبیق رکورد-به-کارآزمایی را به‌صورت نظام‌مند (نه صرفاً موردی) انجام دهند، و پروتکل‌های ثبت‌شده موجود (شناسایی‌شده در بخش ۳.۹) را تا انتشار نتیجه پیگیری کنند.</w:t>
+        <w:t xml:space="preserve">با پوشش پنج پایگاه علمی و یک گام بازیابی تکمیلی از طریق Crossref، این مرور دامنه‌ای ۱۴۵ گزارش/انتشار—معادل حداکثر برآورد فعلی ≈۱۴۳ کارآزمایی تصادفی‌سازی‌شده مستقل—از مداخلات دیجیتال (به‌معنای گسترده‌تر: هر مداخله دیجیتال در جمعیت شاغل که فرسودگی را به‌عنوان outcome گزارش کرده، اعم از کلاسیک روان‌شناختی یا hybrid؛ بخش ۲.۲) را در تمام گروه‌های شغلی شناسایی و نقشه‌برداری کرد. این حوزه در حال رشد سریع است و در corpus بازیابی‌شده کارکنان بخش شرکتی/اداری کمتر نمایندگی شده‌اند، هرچند اثبات این به‌عنوان یک خلأ پژوهشی قطعی—در برابر یک محدودیت پوشش جست‌وجو—نیازمند پوشش منابع بیشتر (PsycINFO، CENTRAL) و citation chasing است، نه تکمیل عناوین Scopus که همگی اکنون تعیین‌تکلیف شده‌اند. یک فرایند اعتبارسنجی دستی صریح (بخش ۳.۸)، به‌همراه تلاش‌های بازیابی Scopus (بخش ۲.۴)، چهار اصلاح واقعی در corpus اولیه—یک تکراری نامکشوف، یک پروتکل بدون نتیجه اشتباهاً include‌شده، یک مطالعه واجد شرایط جامانده در گام سوم بازیابی، و یک مطالعه واجد شرایط دیگر جامانده در دور اول جست‌وجوی متن کامل—را پیش از انتشار نهایی شناسایی کرد؛ این تجربه نشان می‌دهد چرا چنین اعتبارسنجی‌ای باید بخش استاندارد گزارش‌دهی مرورهای دامنه‌ای محاسباتی باشد، نه یک قدم اختیاری. پژوهش‌های آینده باید به‌طور فعال جمعیت‌های غیرسلامت را هدف قرار دهند، ابزار سنجش فرسودگی و جزئیات فناوری تحویل را به‌صورت شفاف‌تر گزارش کنند، تطبیق رکورد-به-کارآزمایی را به‌صورت نظام‌مند (نه صرفاً موردی) انجام دهند، و پروتکل‌های ثبت‌شده موجود (شناسایی‌شده در بخش ۳.۹) را تا انتشار نتیجه پیگیری کنند.</w:t>
       </w:r>
     </w:p>
     <w:p>
@@ -7146,7 +7174,7 @@
           <w:rFonts w:ascii="Calibri" w:cs="Calibri" w:eastAsia="Calibri" w:hAnsi="Calibri"/>
           <w:color w:val="1c5cab"/>
         </w:rPr>
-        <w:t xml:space="preserve">github.com/fyodora2/burnout-digital-scoping-review</w:t>
+        <w:t xml:space="preserve">github.com/fyodora2/5R</w:t>
       </w:r>
     </w:p>
     <w:p>
@@ -7708,7 +7736,7 @@
                 <w:szCs w:val="18"/>
                 <w:rtl/>
               </w:rPr>
-              <w:t xml:space="preserve">۱۲</w:t>
+              <w:t xml:space="preserve">۱۳</w:t>
             </w:r>
           </w:p>
         </w:tc>
@@ -7729,7 +7757,7 @@
                 <w:szCs w:val="18"/>
                 <w:rtl/>
               </w:rPr>
-              <w:t xml:space="preserve">چهار گام resolve: (۱) ۲۰۱ عنوان از طریق OpenAlex (۱۲۰ exclude، ۵۷ uncertain، ۲۴ auto-include/uncertain-حل‌شده → ۵ include)؛ (۲) ۱ عنوان از طریق synopsis عمومی ClinicalTrials.gov (NCT03811990) → ۱ include؛ (۳) از ۸۳ عنوان باقی‌مانده، جست‌وجوی Crossref ۵۷ مورد را به DOI متصل کرد (۳۸ چکیده‌دار) → ۱ include؛ (۴) جست‌وجوی گسترده‌تر متن کامل (Europe PMC/ناشر) روی ۴۴ عنوان همچنان بدون چکیده Crossref → ۶ include تأییدشده مستقل (هرکدام با چکیده کامل از منبع اصلی)، ۱ مورد تکراری یک رکورد از قبل موجود (psychological first aid، Europe PMC) بود، و ۳۷ عنوان به دلایل استاندارد (جمعیت نامرتبط، طراحی غیرتصادفی‌سازی‌شده، مرور/پروتکل/اصلاحیه، یا فقدان تحویل دیجیتال) exclude شدند یا همچنان بدون چکیده مستقل‌اند.</w:t>
+              <w:t xml:space="preserve">چهار گام resolve: (۱) ۲۰۱ عنوان از طریق OpenAlex (۱۲۰ exclude، ۵۷ uncertain، ۲۴ auto-include/uncertain-حل‌شده → ۵ include)؛ (۲) ۱ عنوان از طریق synopsis عمومی ClinicalTrials.gov (NCT03811990) → ۱ include؛ (۳) از ۸۳ عنوان باقی‌مانده، جست‌وجوی Crossref ۵۷ مورد را به DOI متصل کرد (۳۸ چکیده‌دار) → ۱ include؛ (۴) جست‌وجوی گسترده‌تر متن کامل (Europe PMC/ناشر)، در دو دور، روی ۴۴ عنوان همچنان بدون چکیده Crossref → ۷ include تأییدشده مستقل (۶ در دور اول + ۱ در دور دوم که همه عناوین باقی‌مانده را بازبینی کرد)، ۱ مورد تکراری یک رکورد از قبل موجود (psychological first aid، Europe PMC)، و ۳۶ عنوان exclude با دلیل مستند (۶ جمعیت نامرتبط، ۱۳ طراحی غیرتصادفی‌سازی‌شده، ۴ پروتکل/اصلاحیه، ۳ مرور سیستماتیک، ۲ عدم تحویل دیجیتال، ۶ بی‌ربط، ۲ عدم دسترسی به متن کامل). هیچ عنوانی بدون تصمیم باقی نماند؛ فهرست کامل هر ۴۴ عنوان در data/scopus_batch_resolution.csv.</w:t>
             </w:r>
           </w:p>
         </w:tc>
@@ -8354,7 +8382,7 @@
                 <w:szCs w:val="18"/>
                 <w:rtl/>
               </w:rPr>
-              <w:t xml:space="preserve">Resilience Training for Work-related Stress in Employee</w:t>
+              <w:t xml:space="preserve">Resilience Training for Work-related Stress in Employees and the Influence of the Lecture Format on Training Success</w:t>
             </w:r>
           </w:p>
         </w:tc>
@@ -8482,7 +8510,7 @@
                 <w:szCs w:val="18"/>
                 <w:rtl/>
               </w:rPr>
-              <w:t xml:space="preserve">Internet-based Cognitive Behavior Therapy for Stress Di</w:t>
+              <w:t xml:space="preserve">Internet-based Cognitive Behavior Therapy for Stress Disorders: a Randomized Trial</w:t>
             </w:r>
           </w:p>
         </w:tc>
@@ -8738,7 +8766,7 @@
                 <w:szCs w:val="18"/>
                 <w:rtl/>
               </w:rPr>
-              <w:t xml:space="preserve">The Effectiveness of a Mindfulness Application on Perce</w:t>
+              <w:t xml:space="preserve">The Effectiveness of a Mindfulness Application on Perceived Stress</w:t>
             </w:r>
           </w:p>
         </w:tc>
@@ -8994,7 +9022,7 @@
                 <w:szCs w:val="18"/>
                 <w:rtl/>
               </w:rPr>
-              <w:t xml:space="preserve">Web-based Implementation for the Science of Enhancing R</w:t>
+              <w:t xml:space="preserve">Web-based Implementation for the Science of Enhancing Resilience Study</w:t>
             </w:r>
           </w:p>
         </w:tc>
@@ -9122,7 +9150,7 @@
                 <w:szCs w:val="18"/>
                 <w:rtl/>
               </w:rPr>
-              <w:t xml:space="preserve">Internet-Based Intervention for Occupational Stress Amo</w:t>
+              <w:t xml:space="preserve">Internet-Based Intervention for Occupational Stress Among Medical Professionals</w:t>
             </w:r>
           </w:p>
         </w:tc>
@@ -9250,7 +9278,7 @@
                 <w:szCs w:val="18"/>
                 <w:rtl/>
               </w:rPr>
-              <w:t xml:space="preserve">Inner Engineering Online (IEO) Intervention...</w:t>
+              <w:t xml:space="preserve">Inner Engineering Online (IEO) Intervention for a Specific Company Employee Program</w:t>
             </w:r>
           </w:p>
         </w:tc>
@@ -9378,7 +9406,7 @@
                 <w:szCs w:val="18"/>
                 <w:rtl/>
               </w:rPr>
-              <w:t xml:space="preserve">Mobile Phone Based Intervention to Protect Mental Healt</w:t>
+              <w:t xml:space="preserve">Mobile Phone Based Intervention to Protect Mental Health in Healthcare Workers at Frontline Against COVID19</w:t>
             </w:r>
           </w:p>
         </w:tc>
@@ -9506,7 +9534,7 @@
                 <w:szCs w:val="18"/>
                 <w:rtl/>
               </w:rPr>
-              <w:t xml:space="preserve">The Use of a Mobile Application to Reduce Work-related</w:t>
+              <w:t xml:space="preserve">The Use of a Mobile Application to Reduce Work-related Stress Symptoms Among Healthcare Workers</w:t>
             </w:r>
           </w:p>
         </w:tc>
@@ -9634,7 +9662,7 @@
                 <w:szCs w:val="18"/>
                 <w:rtl/>
               </w:rPr>
-              <w:t xml:space="preserve">A Self-directed Mobile Mindfulness Intervention to Addr</w:t>
+              <w:t xml:space="preserve">A Self-directed Mobile Mindfulness Intervention to Address Distress and Burnout in Frontline Healthcare Workers</w:t>
             </w:r>
           </w:p>
         </w:tc>
@@ -10018,7 +10046,7 @@
                 <w:szCs w:val="18"/>
                 <w:rtl/>
               </w:rPr>
-              <w:t xml:space="preserve">An Efficacy Trial of the MindFi App for Stress...</w:t>
+              <w:t xml:space="preserve">An Efficacy Trial of the MindFi App for Stress, Well-being, and Sleep Quality in Working Adults</w:t>
             </w:r>
           </w:p>
         </w:tc>
@@ -10146,7 +10174,7 @@
                 <w:szCs w:val="18"/>
                 <w:rtl/>
               </w:rPr>
-              <w:t xml:space="preserve">Sleep Well: Digital Insomnia Treatment Program For Phys</w:t>
+              <w:t xml:space="preserve">Sleep Well: Digital Insomnia Treatment Program For Physicians</w:t>
             </w:r>
           </w:p>
         </w:tc>
@@ -10274,7 +10302,7 @@
                 <w:szCs w:val="18"/>
                 <w:rtl/>
               </w:rPr>
-              <w:t xml:space="preserve">Burnout Reduction and Engagement App-based Trial of Hea</w:t>
+              <w:t xml:space="preserve">Burnout Reduction and Engagement App-based Trial of Headspace (BREATHE)</w:t>
             </w:r>
           </w:p>
         </w:tc>
@@ -10530,7 +10558,7 @@
                 <w:szCs w:val="18"/>
                 <w:rtl/>
               </w:rPr>
-              <w:t xml:space="preserve">Better Together: an Online Physician Coaching Program</w:t>
+              <w:t xml:space="preserve">Better Together: an Online Physician Coaching Program for Medical Trainees</w:t>
             </w:r>
           </w:p>
         </w:tc>
@@ -10786,7 +10814,7 @@
                 <w:szCs w:val="18"/>
                 <w:rtl/>
               </w:rPr>
-              <w:t xml:space="preserve">Efficacy of Internet-delivered Strengths Use Interventi</w:t>
+              <w:t xml:space="preserve">Efficacy of Internet-delivered Strengths Use Intervention</w:t>
             </w:r>
           </w:p>
         </w:tc>
@@ -10914,7 +10942,7 @@
                 <w:szCs w:val="18"/>
                 <w:rtl/>
               </w:rPr>
-              <w:t xml:space="preserve">The Efficacy and Acceptability of an Internet-Based Sel</w:t>
+              <w:t xml:space="preserve">The Efficacy and Acceptability of an Internet-Based Self-Help Program to Reduce Burnout</w:t>
             </w:r>
           </w:p>
         </w:tc>
@@ -11042,7 +11070,7 @@
                 <w:szCs w:val="18"/>
                 <w:rtl/>
               </w:rPr>
-              <w:t xml:space="preserve">Evaluating the Effectiveness of a Digital Therapeutic</w:t>
+              <w:t xml:space="preserve">Evaluating the Effectiveness of a Digital Therapeutic (Reviga) for People With Stress or Burnout</w:t>
             </w:r>
           </w:p>
         </w:tc>
@@ -11170,7 +11198,7 @@
                 <w:szCs w:val="18"/>
                 <w:rtl/>
               </w:rPr>
-              <w:t xml:space="preserve">Development, Acceptability and Preliminary Efficacy of</w:t>
+              <w:t xml:space="preserve">Development, Acceptability and Preliminary Efficacy of an Internet-Based Self-Help Program</w:t>
             </w:r>
           </w:p>
         </w:tc>
@@ -11810,7 +11838,7 @@
                 <w:szCs w:val="18"/>
                 <w:rtl/>
               </w:rPr>
-              <w:t xml:space="preserve">Effects of Personal Technology Driven Workplace Wellbei</w:t>
+              <w:t xml:space="preserve">Effects of Personal Technology Driven Workplace Wellbeing Intervention Programme on Wellbeing, Productivity (Presenteeism) and Absenteeism - an Intervention Study</w:t>
             </w:r>
           </w:p>
         </w:tc>
@@ -11915,7 +11943,7 @@
           <w:rFonts w:ascii="Tahoma" w:cs="Tahoma" w:eastAsia="Tahoma" w:hAnsi="Tahoma"/>
           <w:rtl/>
         </w:rPr>
-        <w:t xml:space="preserve">از ۱۲ گزارش خوشه ۸ (بخش ۳.۶)، ۵ مورد زیر صریحاً «impostor» یا «moral injury» را در عنوان یا چکیده ذکر کرده‌اند؛ ۷ گزارش دیگر این خوشه چنین اصطلاحاتی ندارند.</w:t>
+        <w:t xml:space="preserve">از ۱۹ گزارش زیرخوشه کوچینگ پزشکان (بخش ۳.۶)، ۵ مورد زیر صریحاً «impostor» یا «moral injury» را در عنوان یا چکیده ذکر کرده‌اند؛ ۱۴ گزارش دیگر این خوشه چنین اصطلاحاتی ندارند.</w:t>
       </w:r>
     </w:p>
     <w:p>
@@ -12119,7 +12147,63 @@
           <w:rFonts w:ascii="Tahoma" w:cs="Tahoma" w:eastAsia="Tahoma" w:hAnsi="Tahoma"/>
           <w:rtl/>
         </w:rPr>
-        <w:t xml:space="preserve">فهرست کامل ۱۴۴ گزارش شامل‌شده (عنوان، سال، DOI، برچسب‌های کدگذاری‌شده، و برچسب گروه کارآزمایی برای رکوردهای WISER) در فایل ضمیمه data/coded_dataset_all.csv مخزن پروژه در دسترس است.</w:t>
+        <w:t xml:space="preserve">World Health Organization. Burn-out an 'occupational phenomenon': International Classification of Diseases. WHO News, 28 May 2019. who.int/news/item/28-05-2019-burn-out-an-occupational-phenomenon-international-classification-of-diseases.</w:t>
+      </w:r>
+    </w:p>
+    <w:p>
+      <w:pPr>
+        <w:bidi/>
+        <w:spacing w:after="160" w:line="300"/>
+        <w:jc w:val="right"/>
+      </w:pPr>
+      <w:r>
+        <w:rPr>
+          <w:rFonts w:ascii="Tahoma" w:cs="Tahoma" w:eastAsia="Tahoma" w:hAnsi="Tahoma"/>
+          <w:rtl/>
+        </w:rPr>
+        <w:t xml:space="preserve">Lampinen VS, Kämper E, Balla VR, Katajavuori N, Asikainen H. The effectiveness of online acceptance and commitment therapy-based interventions on depression, burnout, anxiety and stress in occupational contexts: a systematic narrative review. Internet Interv. 2026. doi:10.1016/j.invent.2026.100909.</w:t>
+      </w:r>
+    </w:p>
+    <w:p>
+      <w:pPr>
+        <w:bidi/>
+        <w:spacing w:after="160" w:line="300"/>
+        <w:jc w:val="right"/>
+      </w:pPr>
+      <w:r>
+        <w:rPr>
+          <w:rFonts w:ascii="Tahoma" w:cs="Tahoma" w:eastAsia="Tahoma" w:hAnsi="Tahoma"/>
+          <w:rtl/>
+        </w:rPr>
+        <w:t xml:space="preserve">Park JH, Jung SE, Ha DJ, Lee B, Kim MS, Sim KL, Choi YH, Kwon CY. E-healthcare interventions for nurse mental health: a systematic review. Medicine (Baltimore). 2022;101(28):e29125. doi:10.1097/MD.0000000000029125.</w:t>
+      </w:r>
+    </w:p>
+    <w:p>
+      <w:pPr>
+        <w:bidi/>
+        <w:spacing w:after="160" w:line="300"/>
+        <w:jc w:val="right"/>
+      </w:pPr>
+      <w:r>
+        <w:rPr>
+          <w:rFonts w:ascii="Tahoma" w:cs="Tahoma" w:eastAsia="Tahoma" w:hAnsi="Tahoma"/>
+          <w:rtl/>
+        </w:rPr>
+        <w:t xml:space="preserve">Systematic review update of organisational-level mental health promotion interventions: evidence from healthcare, construction, and telework-based mobile work settings. Int Arch Occup Environ Health. 2026 (DOI not resolved in this project's search; identified only by title/venue/year via the Scopus title capture).</w:t>
+      </w:r>
+    </w:p>
+    <w:p>
+      <w:pPr>
+        <w:bidi/>
+        <w:spacing w:after="160" w:line="300"/>
+        <w:jc w:val="right"/>
+      </w:pPr>
+      <w:r>
+        <w:rPr>
+          <w:rFonts w:ascii="Tahoma" w:cs="Tahoma" w:eastAsia="Tahoma" w:hAnsi="Tahoma"/>
+          <w:rtl/>
+        </w:rPr>
+        <w:t xml:space="preserve">فهرست کامل ۱۴۵ گزارش شامل‌شده (عنوان، سال، DOI، برچسب‌های کدگذاری‌شده، و برچسب گروه کارآزمایی برای رکوردهای WISER) در فایل ضمیمه data/coded_dataset_all.csv مخزن پروژه در دسترس است؛ یک جدول مادر معادل با شناسه یکتای هر رکورد در data/master_registry.csv نیز ارائه شده است.</w:t>
       </w:r>
     </w:p>
     <w:sectPr>
@@ -12132,10 +12216,6 @@
 </w:document>
 </file>
 
-<file path=word/comments.xml><?xml version="1.0" encoding="utf-8"?>
-<w:comments xmlns:cx="http://schemas.microsoft.com/office/drawing/2014/chartex" xmlns:cx1="http://schemas.microsoft.com/office/drawing/2015/9/8/chartex" xmlns:cx2="http://schemas.microsoft.com/office/drawing/2015/10/21/chartex" xmlns:cx3="http://schemas.microsoft.com/office/drawing/2016/5/9/chartex" xmlns:cx4="http://schemas.microsoft.com/office/drawing/2016/5/10/chartex" xmlns:cx5="http://schemas.microsoft.com/office/drawing/2016/5/11/chartex" xmlns:cx6="http://schemas.microsoft.com/office/drawing/2016/5/12/chartex" xmlns:cx7="http://schemas.microsoft.com/office/drawing/2016/5/13/chartex" xmlns:cx8="http://schemas.microsoft.com/office/drawing/2016/5/14/chartex" xmlns:mc="http://schemas.openxmlformats.org/markup-compatibility/2006" xmlns:aink="http://schemas.microsoft.com/office/drawing/2016/ink" xmlns:am3d="http://schemas.microsoft.com/office/drawing/2017/model3d" xmlns:o="urn:schemas-microsoft-com:office:office" xmlns:r="http://schemas.openxmlformats.org/officeDocument/2006/relationships" xmlns:m="http://schemas.openxmlformats.org/officeDocument/2006/math" xmlns:v="urn:schemas-microsoft-com:vml" xmlns:wp14="http://schemas.microsoft.com/office/word/2010/wordprocessingDrawing" xmlns:wp="http://schemas.openxmlformats.org/drawingml/2006/wordprocessingDrawing" xmlns:w10="urn:schemas-microsoft-com:office:word" xmlns:w="http://schemas.openxmlformats.org/wordprocessingml/2006/main" xmlns:w14="http://schemas.microsoft.com/office/word/2010/wordml" xmlns:w15="http://schemas.microsoft.com/office/word/2012/wordml" xmlns:w16cex="http://schemas.microsoft.com/office/word/2018/wordml/cex" xmlns:w16cid="http://schemas.microsoft.com/office/word/2016/wordml/cid" xmlns:w16="http://schemas.microsoft.com/office/word/2018/wordml" xmlns:w16sdtdh="http://schemas.microsoft.com/office/word/2020/wordml/sdtdatahash" xmlns:w16se="http://schemas.microsoft.com/office/word/2015/wordml/symex" xmlns:wpg="http://schemas.microsoft.com/office/word/2010/wordprocessingGroup" xmlns:wpi="http://schemas.microsoft.com/office/word/2010/wordprocessingInk" xmlns:wne="http://schemas.microsoft.com/office/word/2006/wordml" xmlns:wps="http://schemas.microsoft.com/office/word/2010/wordprocessingShape"/>
-</file>
-
 <file path=word/endnotes.xml><?xml version="1.0" encoding="utf-8"?>
 <w:endnotes xmlns:wpc="http://schemas.microsoft.com/office/word/2010/wordprocessingCanvas" xmlns:mc="http://schemas.openxmlformats.org/markup-compatibility/2006" xmlns:o="urn:schemas-microsoft-com:office:office" xmlns:r="http://schemas.openxmlformats.org/officeDocument/2006/relationships" xmlns:m="http://schemas.openxmlformats.org/officeDocument/2006/math" xmlns:v="urn:schemas-microsoft-com:vml" xmlns:wp14="http://schemas.microsoft.com/office/word/2010/wordprocessingDrawing" xmlns:wp="http://schemas.openxmlformats.org/drawingml/2006/wordprocessingDrawing" xmlns:w10="urn:schemas-microsoft-com:office:word" xmlns:w="http://schemas.openxmlformats.org/wordprocessingml/2006/main" xmlns:w14="http://schemas.microsoft.com/office/word/2010/wordml" xmlns:w15="http://schemas.microsoft.com/office/word/2012/wordml" xmlns:wpg="http://schemas.microsoft.com/office/word/2010/wordprocessingGroup" xmlns:wpi="http://schemas.microsoft.com/office/word/2010/wordprocessingInk" xmlns:wne="http://schemas.microsoft.com/office/word/2006/wordml" xmlns:wps="http://schemas.microsoft.com/office/word/2010/wordprocessingShape" mc:Ignorable="w14 w15 wp14">
   <w:endnote w:type="separator" w:id="-1">
@@ -12214,7 +12294,7 @@
 <w:numbering xmlns:wpc="http://schemas.microsoft.com/office/word/2010/wordprocessingCanvas" xmlns:mc="http://schemas.openxmlformats.org/markup-compatibility/2006" xmlns:o="urn:schemas-microsoft-com:office:office" xmlns:r="http://schemas.openxmlformats.org/officeDocument/2006/relationships" xmlns:m="http://schemas.openxmlformats.org/officeDocument/2006/math" xmlns:v="urn:schemas-microsoft-com:vml" xmlns:wp14="http://schemas.microsoft.com/office/word/2010/wordprocessingDrawing" xmlns:wp="http://schemas.openxmlformats.org/drawingml/2006/wordprocessingDrawing" xmlns:w10="urn:schemas-microsoft-com:office:word" xmlns:w="http://schemas.openxmlformats.org/wordprocessingml/2006/main" xmlns:w14="http://schemas.microsoft.com/office/word/2010/wordml" xmlns:w15="http://schemas.microsoft.com/office/word/2012/wordml" xmlns:wpg="http://schemas.microsoft.com/office/word/2010/wordprocessingGroup" xmlns:wpi="http://schemas.microsoft.com/office/word/2010/wordprocessingInk" xmlns:wne="http://schemas.microsoft.com/office/word/2006/wordml" xmlns:wps="http://schemas.microsoft.com/office/word/2010/wordprocessingShape" mc:Ignorable="w14 w15 wp14">
   <w:abstractNum w:abstractNumId="1" w15:restartNumberingAfterBreak="0">
     <w:multiLevelType w:val="hybridMultilevel"/>
-    <w:lvl w:ilvl="0" w15:tentative="1">
+    <w:lvl w:ilvl="0" w:tentative="1">
       <w:start w:val="1"/>
       <w:numFmt w:val="bullet"/>
       <w:lvlText w:val="●"/>
@@ -12223,7 +12303,7 @@
         <w:ind w:left="720" w:hanging="360"/>
       </w:pPr>
     </w:lvl>
-    <w:lvl w:ilvl="1" w15:tentative="1">
+    <w:lvl w:ilvl="1" w:tentative="1">
       <w:start w:val="1"/>
       <w:numFmt w:val="bullet"/>
       <w:lvlText w:val="○"/>
@@ -12232,7 +12312,7 @@
         <w:ind w:left="1440" w:hanging="360"/>
       </w:pPr>
     </w:lvl>
-    <w:lvl w:ilvl="2" w15:tentative="1">
+    <w:lvl w:ilvl="2" w:tentative="1">
       <w:start w:val="1"/>
       <w:numFmt w:val="bullet"/>
       <w:lvlText w:val="■"/>
@@ -12241,7 +12321,7 @@
         <w:ind w:left="2160" w:hanging="360"/>
       </w:pPr>
     </w:lvl>
-    <w:lvl w:ilvl="3" w15:tentative="1">
+    <w:lvl w:ilvl="3" w:tentative="1">
       <w:start w:val="1"/>
       <w:numFmt w:val="bullet"/>
       <w:lvlText w:val="●"/>
@@ -12250,7 +12330,7 @@
         <w:ind w:left="2880" w:hanging="360"/>
       </w:pPr>
     </w:lvl>
-    <w:lvl w:ilvl="4" w15:tentative="1">
+    <w:lvl w:ilvl="4" w:tentative="1">
       <w:start w:val="1"/>
       <w:numFmt w:val="bullet"/>
       <w:lvlText w:val="○"/>
@@ -12259,7 +12339,7 @@
         <w:ind w:left="3600" w:hanging="360"/>
       </w:pPr>
     </w:lvl>
-    <w:lvl w:ilvl="5" w15:tentative="1">
+    <w:lvl w:ilvl="5" w:tentative="1">
       <w:start w:val="1"/>
       <w:numFmt w:val="bullet"/>
       <w:lvlText w:val="■"/>
@@ -12268,7 +12348,7 @@
         <w:ind w:left="4320" w:hanging="360"/>
       </w:pPr>
     </w:lvl>
-    <w:lvl w:ilvl="6" w15:tentative="1">
+    <w:lvl w:ilvl="6" w:tentative="1">
       <w:start w:val="1"/>
       <w:numFmt w:val="bullet"/>
       <w:lvlText w:val="●"/>
@@ -12277,7 +12357,7 @@
         <w:ind w:left="5040" w:hanging="360"/>
       </w:pPr>
     </w:lvl>
-    <w:lvl w:ilvl="7" w15:tentative="1">
+    <w:lvl w:ilvl="7" w:tentative="1">
       <w:start w:val="1"/>
       <w:numFmt w:val="bullet"/>
       <w:lvlText w:val="●"/>
@@ -12286,7 +12366,7 @@
         <w:ind w:left="5760" w:hanging="360"/>
       </w:pPr>
     </w:lvl>
-    <w:lvl w:ilvl="8" w15:tentative="1">
+    <w:lvl w:ilvl="8" w:tentative="1">
       <w:start w:val="1"/>
       <w:numFmt w:val="bullet"/>
       <w:lvlText w:val="●"/>
@@ -12298,7 +12378,7 @@
   </w:abstractNum>
   <w:abstractNum w:abstractNumId="2" w15:restartNumberingAfterBreak="0">
     <w:multiLevelType w:val="hybridMultilevel"/>
-    <w:lvl w:ilvl="0" w15:tentative="1">
+    <w:lvl w:ilvl="0" w:tentative="1">
       <w:start w:val="1"/>
       <w:numFmt w:val="bullet"/>
       <w:lvlText w:val="•"/>
@@ -12326,6 +12406,10 @@
     </w:rPrDefault>
     <w:pPrDefault/>
   </w:docDefaults>
+  <w:style w:type="paragraph" w:styleId="Normal" w:default="1">
+    <w:name w:val="Normal"/>
+    <w:qFormat/>
+  </w:style>
   <w:style w:type="paragraph" w:styleId="Title">
     <w:name w:val="Title"/>
     <w:basedOn w:val="Normal"/>
@@ -12498,4 +12582,294 @@
     </w:rPr>
   </w:style>
 </w:styles>
+</file>
+
+<file path=word/theme/theme1.xml><?xml version="1.0" encoding="utf-8"?>
+<a:theme xmlns:a="http://schemas.openxmlformats.org/drawingml/2006/main" name="Office Theme">
+  <a:themeElements>
+    <a:clrScheme name="Office">
+      <a:dk1>
+        <a:sysClr val="windowText" lastClr="000000"/>
+      </a:dk1>
+      <a:lt1>
+        <a:sysClr val="window" lastClr="FFFFFF"/>
+      </a:lt1>
+      <a:dk2>
+        <a:srgbClr val="44546A"/>
+      </a:dk2>
+      <a:lt2>
+        <a:srgbClr val="E7E6E6"/>
+      </a:lt2>
+      <a:accent1>
+        <a:srgbClr val="4472C4"/>
+      </a:accent1>
+      <a:accent2>
+        <a:srgbClr val="ED7D31"/>
+      </a:accent2>
+      <a:accent3>
+        <a:srgbClr val="A5A5A5"/>
+      </a:accent3>
+      <a:accent4>
+        <a:srgbClr val="FFC000"/>
+      </a:accent4>
+      <a:accent5>
+        <a:srgbClr val="5B9BD5"/>
+      </a:accent5>
+      <a:accent6>
+        <a:srgbClr val="70AD47"/>
+      </a:accent6>
+      <a:hlink>
+        <a:srgbClr val="0563C1"/>
+      </a:hlink>
+      <a:folHlink>
+        <a:srgbClr val="954F72"/>
+      </a:folHlink>
+    </a:clrScheme>
+    <a:fontScheme name="Office">
+      <a:majorFont>
+        <a:latin typeface="Calibri Light" panose="020F0302020204030204"/>
+        <a:ea typeface=""/>
+        <a:cs typeface=""/>
+        <a:font script="Jpan" typeface="游ゴシック Light"/>
+        <a:font script="Hang" typeface="맑은 고딕"/>
+        <a:font script="Hans" typeface="等线 Light"/>
+        <a:font script="Hant" typeface="新細明體"/>
+        <a:font script="Arab" typeface="Times New Roman"/>
+        <a:font script="Hebr" typeface="Times New Roman"/>
+        <a:font script="Thai" typeface="Angsana New"/>
+        <a:font script="Ethi" typeface="Nyala"/>
+        <a:font script="Beng" typeface="Vrinda"/>
+        <a:font script="Gujr" typeface="Shruti"/>
+        <a:font script="Khmr" typeface="MoolBoran"/>
+        <a:font script="Knda" typeface="Tunga"/>
+        <a:font script="Guru" typeface="Raavi"/>
+        <a:font script="Cans" typeface="Euphemia"/>
+        <a:font script="Cher" typeface="Plantagenet Cherokee"/>
+        <a:font script="Yiii" typeface="Microsoft Yi Baiti"/>
+        <a:font script="Tibt" typeface="Microsoft Himalaya"/>
+        <a:font script="Thaa" typeface="MV Boli"/>
+        <a:font script="Deva" typeface="Mangal"/>
+        <a:font script="Telu" typeface="Gautami"/>
+        <a:font script="Taml" typeface="Latha"/>
+        <a:font script="Syrc" typeface="Estrangelo Edessa"/>
+        <a:font script="Orya" typeface="Kalinga"/>
+        <a:font script="Mlym" typeface="Kartika"/>
+        <a:font script="Laoo" typeface="DokChampa"/>
+        <a:font script="Sinh" typeface="Iskoola Pota"/>
+        <a:font script="Mong" typeface="Mongolian Baiti"/>
+        <a:font script="Viet" typeface="Times New Roman"/>
+        <a:font script="Uigh" typeface="Microsoft Uighur"/>
+        <a:font script="Geor" typeface="Sylfaen"/>
+        <a:font script="Armn" typeface="Arial"/>
+        <a:font script="Bugi" typeface="Leelawadee UI"/>
+        <a:font script="Bopo" typeface="Microsoft JhengHei"/>
+        <a:font script="Java" typeface="Javanese Text"/>
+        <a:font script="Lisu" typeface="Segoe UI"/>
+        <a:font script="Mymr" typeface="Myanmar Text"/>
+        <a:font script="Nkoo" typeface="Ebrima"/>
+        <a:font script="Olck" typeface="Nirmala UI"/>
+        <a:font script="Osma" typeface="Ebrima"/>
+        <a:font script="Phag" typeface="Phagspa"/>
+        <a:font script="Syrn" typeface="Estrangelo Edessa"/>
+        <a:font script="Syrj" typeface="Estrangelo Edessa"/>
+        <a:font script="Syre" typeface="Estrangelo Edessa"/>
+        <a:font script="Sora" typeface="Nirmala UI"/>
+        <a:font script="Tale" typeface="Microsoft Tai Le"/>
+        <a:font script="Talu" typeface="Microsoft New Tai Lue"/>
+        <a:font script="Tfng" typeface="Ebrima"/>
+      </a:majorFont>
+      <a:minorFont>
+        <a:latin typeface="Calibri" panose="020F0502020204030204"/>
+        <a:ea typeface=""/>
+        <a:cs typeface=""/>
+        <a:font script="Jpan" typeface="游明朝"/>
+        <a:font script="Hang" typeface="맑은 고딕"/>
+        <a:font script="Hans" typeface="等线"/>
+        <a:font script="Hant" typeface="新細明體"/>
+        <a:font script="Arab" typeface="Arial"/>
+        <a:font script="Hebr" typeface="Arial"/>
+        <a:font script="Thai" typeface="Cordia New"/>
+        <a:font script="Ethi" typeface="Nyala"/>
+        <a:font script="Beng" typeface="Vrinda"/>
+        <a:font script="Gujr" typeface="Shruti"/>
+        <a:font script="Khmr" typeface="DaunPenh"/>
+        <a:font script="Knda" typeface="Tunga"/>
+        <a:font script="Guru" typeface="Raavi"/>
+        <a:font script="Cans" typeface="Euphemia"/>
+        <a:font script="Cher" typeface="Plantagenet Cherokee"/>
+        <a:font script="Yiii" typeface="Microsoft Yi Baiti"/>
+        <a:font script="Tibt" typeface="Microsoft Himalaya"/>
+        <a:font script="Thaa" typeface="MV Boli"/>
+        <a:font script="Deva" typeface="Mangal"/>
+        <a:font script="Telu" typeface="Gautami"/>
+        <a:font script="Taml" typeface="Latha"/>
+        <a:font script="Syrc" typeface="Estrangelo Edessa"/>
+        <a:font script="Orya" typeface="Kalinga"/>
+        <a:font script="Mlym" typeface="Kartika"/>
+        <a:font script="Laoo" typeface="DokChampa"/>
+        <a:font script="Sinh" typeface="Iskoola Pota"/>
+        <a:font script="Mong" typeface="Mongolian Baiti"/>
+        <a:font script="Viet" typeface="Arial"/>
+        <a:font script="Uigh" typeface="Microsoft Uighur"/>
+        <a:font script="Geor" typeface="Sylfaen"/>
+        <a:font script="Armn" typeface="Arial"/>
+        <a:font script="Bugi" typeface="Leelawadee UI"/>
+        <a:font script="Bopo" typeface="Microsoft JhengHei"/>
+        <a:font script="Java" typeface="Javanese Text"/>
+        <a:font script="Lisu" typeface="Segoe UI"/>
+        <a:font script="Mymr" typeface="Myanmar Text"/>
+        <a:font script="Nkoo" typeface="Ebrima"/>
+        <a:font script="Olck" typeface="Nirmala UI"/>
+        <a:font script="Osma" typeface="Ebrima"/>
+        <a:font script="Phag" typeface="Phagspa"/>
+        <a:font script="Syrn" typeface="Estrangelo Edessa"/>
+        <a:font script="Syrj" typeface="Estrangelo Edessa"/>
+        <a:font script="Syre" typeface="Estrangelo Edessa"/>
+        <a:font script="Sora" typeface="Nirmala UI"/>
+        <a:font script="Tale" typeface="Microsoft Tai Le"/>
+        <a:font script="Talu" typeface="Microsoft New Tai Lue"/>
+        <a:font script="Tfng" typeface="Ebrima"/>
+      </a:minorFont>
+    </a:fontScheme>
+    <a:fmtScheme name="Office">
+      <a:fillStyleLst>
+        <a:solidFill>
+          <a:schemeClr val="phClr"/>
+        </a:solidFill>
+        <a:gradFill rotWithShape="true">
+          <a:gsLst>
+            <a:gs pos="0">
+              <a:schemeClr val="phClr">
+                <a:lumMod val="110000"/>
+                <a:satMod val="105000"/>
+                <a:tint val="67000"/>
+              </a:schemeClr>
+            </a:gs>
+            <a:gs pos="50000">
+              <a:schemeClr val="phClr">
+                <a:lumMod val="105000"/>
+                <a:satMod val="103000"/>
+                <a:tint val="73000"/>
+              </a:schemeClr>
+            </a:gs>
+            <a:gs pos="100000">
+              <a:schemeClr val="phClr">
+                <a:lumMod val="105000"/>
+                <a:satMod val="109000"/>
+                <a:tint val="81000"/>
+              </a:schemeClr>
+            </a:gs>
+          </a:gsLst>
+          <a:lin ang="5400000" scaled="false"/>
+        </a:gradFill>
+        <a:gradFill rotWithShape="true">
+          <a:gsLst>
+            <a:gs pos="0">
+              <a:schemeClr val="phClr">
+                <a:satMod val="103000"/>
+                <a:lumMod val="102000"/>
+                <a:tint val="94000"/>
+              </a:schemeClr>
+            </a:gs>
+            <a:gs pos="50000">
+              <a:schemeClr val="phClr">
+                <a:satMod val="110000"/>
+                <a:lumMod val="100000"/>
+                <a:shade val="100000"/>
+              </a:schemeClr>
+            </a:gs>
+            <a:gs pos="100000">
+              <a:schemeClr val="phClr">
+                <a:lumMod val="99000"/>
+                <a:satMod val="120000"/>
+                <a:shade val="78000"/>
+              </a:schemeClr>
+            </a:gs>
+          </a:gsLst>
+          <a:lin ang="5400000" scaled="false"/>
+        </a:gradFill>
+      </a:fillStyleLst>
+      <a:lnStyleLst>
+        <a:ln w="6350" cap="flat" cmpd="sng" algn="ctr">
+          <a:solidFill>
+            <a:schemeClr val="phClr"/>
+          </a:solidFill>
+          <a:prstDash val="solid"/>
+          <a:miter lim="800000"/>
+        </a:ln>
+        <a:ln w="12700" cap="flat" cmpd="sng" algn="ctr">
+          <a:solidFill>
+            <a:schemeClr val="phClr"/>
+          </a:solidFill>
+          <a:prstDash val="solid"/>
+          <a:miter lim="800000"/>
+        </a:ln>
+        <a:ln w="19050" cap="flat" cmpd="sng" algn="ctr">
+          <a:solidFill>
+            <a:schemeClr val="phClr"/>
+          </a:solidFill>
+          <a:prstDash val="solid"/>
+          <a:miter lim="800000"/>
+        </a:ln>
+      </a:lnStyleLst>
+      <a:effectStyleLst>
+        <a:effectStyle>
+          <a:effectLst/>
+        </a:effectStyle>
+        <a:effectStyle>
+          <a:effectLst/>
+        </a:effectStyle>
+        <a:effectStyle>
+          <a:effectLst>
+            <a:outerShdw blurRad="57150" dist="19050" dir="5400000" algn="ctr" rotWithShape="false">
+              <a:srgbClr val="000000">
+                <a:alpha val="63000"/>
+              </a:srgbClr>
+            </a:outerShdw>
+          </a:effectLst>
+        </a:effectStyle>
+      </a:effectStyleLst>
+      <a:bgFillStyleLst>
+        <a:solidFill>
+          <a:schemeClr val="phClr"/>
+        </a:solidFill>
+        <a:solidFill>
+          <a:schemeClr val="phClr">
+            <a:tint val="95000"/>
+            <a:satMod val="170000"/>
+          </a:schemeClr>
+        </a:solidFill>
+        <a:gradFill rotWithShape="true">
+          <a:gsLst>
+            <a:gs pos="0">
+              <a:schemeClr val="phClr">
+                <a:tint val="93000"/>
+                <a:satMod val="150000"/>
+                <a:shade val="98000"/>
+                <a:lumMod val="102000"/>
+              </a:schemeClr>
+            </a:gs>
+            <a:gs pos="50000">
+              <a:schemeClr val="phClr">
+                <a:tint val="98000"/>
+                <a:satMod val="130000"/>
+                <a:shade val="90000"/>
+                <a:lumMod val="103000"/>
+              </a:schemeClr>
+            </a:gs>
+            <a:gs pos="100000">
+              <a:schemeClr val="phClr">
+                <a:shade val="63000"/>
+                <a:satMod val="120000"/>
+              </a:schemeClr>
+            </a:gs>
+          </a:gsLst>
+          <a:lin ang="5400000" scaled="false"/>
+        </a:gradFill>
+      </a:bgFillStyleLst>
+    </a:fmtScheme>
+  </a:themeElements>
+  <a:objectDefaults/>
+  <a:extraClrSchemeLst/>
+</a:theme>
 </file>
--- a/paper/burnout_scoping_review_paper.docx
+++ b/paper/burnout_scoping_review_paper.docx
@@ -12039,6 +12039,1581 @@
           <w:rtl/>
         </w:rPr>
         <w:t xml:space="preserve">Better Together: A Novel Online Physician Group Coaching Program to Reduce Burnout in Trainees: A Longitudinal Analysis.</w:t>
+      </w:r>
+    </w:p>
+    <w:p>
+      <w:r>
+        <w:br w:type="page"/>
+      </w:r>
+    </w:p>
+    <w:p>
+      <w:pPr>
+        <w:pStyle w:val="Heading1"/>
+        <w:bidi/>
+        <w:spacing w:after="200" w:before="400"/>
+        <w:jc w:val="right"/>
+      </w:pPr>
+      <w:r>
+        <w:rPr>
+          <w:rFonts w:ascii="Tahoma" w:cs="Tahoma" w:eastAsia="Tahoma" w:hAnsi="Tahoma"/>
+          <w:b/>
+          <w:bCs/>
+          <w:color w:val="0b0b0b"/>
+          <w:sz w:val="30"/>
+          <w:szCs w:val="30"/>
+          <w:rtl/>
+        </w:rPr>
+        <w:t xml:space="preserve">پیوست ه: چک‌لیست PRISMA-ScR</w:t>
+      </w:r>
+    </w:p>
+    <w:p>
+      <w:pPr>
+        <w:bidi/>
+        <w:spacing w:after="160" w:line="300"/>
+        <w:jc w:val="right"/>
+      </w:pPr>
+      <w:r>
+        <w:rPr>
+          <w:rFonts w:ascii="Tahoma" w:cs="Tahoma" w:eastAsia="Tahoma" w:hAnsi="Tahoma"/>
+          <w:rtl/>
+        </w:rPr>
+        <w:t xml:space="preserve">این پیوست انطباق گزارش‌دهی این مقاله را با چک‌لیست رسمی PRISMA-ScR (Tricco و همکاران، ۲۰۱۸؛ ۲۰ مورد ضروری + ۲ مورد اختیاری، شماره‌های ۱۲ و ۱۶) نشان می‌دهد. این چک‌لیست ابزار امتیازدهی کیفیت مطالعه نیست؛ فقط کامل‌بودن گزارش‌دهی را ردیابی می‌کند.</w:t>
+      </w:r>
+    </w:p>
+    <w:tbl>
+      <w:tblPr>
+        <w:tblW w:type="dxa" w:w="9350"/>
+        <w:tblBorders>
+          <w:top w:val="single" w:color="auto" w:sz="4"/>
+          <w:left w:val="single" w:color="auto" w:sz="4"/>
+          <w:bottom w:val="single" w:color="auto" w:sz="4"/>
+          <w:right w:val="single" w:color="auto" w:sz="4"/>
+          <w:insideH w:val="single" w:color="auto" w:sz="4"/>
+          <w:insideV w:val="single" w:color="auto" w:sz="4"/>
+        </w:tblBorders>
+      </w:tblPr>
+      <w:tblGrid>
+        <w:gridCol w:w="748"/>
+        <w:gridCol w:w="4862"/>
+        <w:gridCol w:w="3740"/>
+      </w:tblGrid>
+      <w:tr>
+        <w:tc>
+          <w:tcPr>
+            <w:tcW w:type="dxa" w:w="748"/>
+            <w:shd w:fill="1c5cab" w:val="clear"/>
+          </w:tcPr>
+          <w:p>
+            <w:pPr>
+              <w:bidi/>
+              <w:jc w:val="center"/>
+            </w:pPr>
+            <w:r>
+              <w:rPr>
+                <w:rFonts w:ascii="Tahoma" w:cs="Tahoma" w:eastAsia="Tahoma" w:hAnsi="Tahoma"/>
+                <w:b/>
+                <w:bCs/>
+                <w:color w:val="ffffff"/>
+                <w:sz w:val="19"/>
+                <w:szCs w:val="19"/>
+                <w:rtl/>
+              </w:rPr>
+              <w:t xml:space="preserve">#</w:t>
+            </w:r>
+          </w:p>
+        </w:tc>
+        <w:tc>
+          <w:tcPr>
+            <w:tcW w:type="dxa" w:w="4862"/>
+            <w:shd w:fill="1c5cab" w:val="clear"/>
+          </w:tcPr>
+          <w:p>
+            <w:pPr>
+              <w:bidi/>
+              <w:jc w:val="center"/>
+            </w:pPr>
+            <w:r>
+              <w:rPr>
+                <w:rFonts w:ascii="Tahoma" w:cs="Tahoma" w:eastAsia="Tahoma" w:hAnsi="Tahoma"/>
+                <w:b/>
+                <w:bCs/>
+                <w:color w:val="ffffff"/>
+                <w:sz w:val="19"/>
+                <w:szCs w:val="19"/>
+                <w:rtl/>
+              </w:rPr>
+              <w:t xml:space="preserve">مورد PRISMA-ScR</w:t>
+            </w:r>
+          </w:p>
+        </w:tc>
+        <w:tc>
+          <w:tcPr>
+            <w:tcW w:type="dxa" w:w="3740"/>
+            <w:shd w:fill="1c5cab" w:val="clear"/>
+          </w:tcPr>
+          <w:p>
+            <w:pPr>
+              <w:bidi/>
+              <w:jc w:val="center"/>
+            </w:pPr>
+            <w:r>
+              <w:rPr>
+                <w:rFonts w:ascii="Tahoma" w:cs="Tahoma" w:eastAsia="Tahoma" w:hAnsi="Tahoma"/>
+                <w:b/>
+                <w:bCs/>
+                <w:color w:val="ffffff"/>
+                <w:sz w:val="19"/>
+                <w:szCs w:val="19"/>
+                <w:rtl/>
+              </w:rPr>
+              <w:t xml:space="preserve">محل در این مقاله</w:t>
+            </w:r>
+          </w:p>
+        </w:tc>
+      </w:tr>
+      <w:tr>
+        <w:tc>
+          <w:tcPr>
+            <w:tcW w:type="dxa" w:w="748"/>
+            <w:shd w:fill="f9f9f7" w:val="clear"/>
+          </w:tcPr>
+          <w:p>
+            <w:pPr>
+              <w:bidi/>
+              <w:jc w:val="right"/>
+            </w:pPr>
+            <w:r>
+              <w:rPr>
+                <w:rFonts w:ascii="Tahoma" w:cs="Tahoma" w:eastAsia="Tahoma" w:hAnsi="Tahoma"/>
+                <w:sz w:val="18"/>
+                <w:szCs w:val="18"/>
+                <w:rtl/>
+              </w:rPr>
+              <w:t xml:space="preserve">۱</w:t>
+            </w:r>
+          </w:p>
+        </w:tc>
+        <w:tc>
+          <w:tcPr>
+            <w:tcW w:type="dxa" w:w="4862"/>
+            <w:shd w:fill="f9f9f7" w:val="clear"/>
+          </w:tcPr>
+          <w:p>
+            <w:pPr>
+              <w:bidi/>
+              <w:jc w:val="center"/>
+            </w:pPr>
+            <w:r>
+              <w:rPr>
+                <w:rFonts w:ascii="Tahoma" w:cs="Tahoma" w:eastAsia="Tahoma" w:hAnsi="Tahoma"/>
+                <w:sz w:val="18"/>
+                <w:szCs w:val="18"/>
+                <w:rtl/>
+              </w:rPr>
+              <w:t xml:space="preserve">Title — identify the report as a scoping review</w:t>
+            </w:r>
+          </w:p>
+        </w:tc>
+        <w:tc>
+          <w:tcPr>
+            <w:tcW w:type="dxa" w:w="3740"/>
+            <w:shd w:fill="f9f9f7" w:val="clear"/>
+          </w:tcPr>
+          <w:p>
+            <w:pPr>
+              <w:bidi/>
+              <w:jc w:val="center"/>
+            </w:pPr>
+            <w:r>
+              <w:rPr>
+                <w:rFonts w:ascii="Tahoma" w:cs="Tahoma" w:eastAsia="Tahoma" w:hAnsi="Tahoma"/>
+                <w:sz w:val="18"/>
+                <w:szCs w:val="18"/>
+                <w:rtl/>
+              </w:rPr>
+              <w:t xml:space="preserve">صفحه عنوان</w:t>
+            </w:r>
+          </w:p>
+        </w:tc>
+      </w:tr>
+      <w:tr>
+        <w:tc>
+          <w:tcPr>
+            <w:tcW w:type="dxa" w:w="748"/>
+            <w:shd w:fill="ffffff" w:val="clear"/>
+          </w:tcPr>
+          <w:p>
+            <w:pPr>
+              <w:bidi/>
+              <w:jc w:val="right"/>
+            </w:pPr>
+            <w:r>
+              <w:rPr>
+                <w:rFonts w:ascii="Tahoma" w:cs="Tahoma" w:eastAsia="Tahoma" w:hAnsi="Tahoma"/>
+                <w:sz w:val="18"/>
+                <w:szCs w:val="18"/>
+                <w:rtl/>
+              </w:rPr>
+              <w:t xml:space="preserve">۲</w:t>
+            </w:r>
+          </w:p>
+        </w:tc>
+        <w:tc>
+          <w:tcPr>
+            <w:tcW w:type="dxa" w:w="4862"/>
+            <w:shd w:fill="ffffff" w:val="clear"/>
+          </w:tcPr>
+          <w:p>
+            <w:pPr>
+              <w:bidi/>
+              <w:jc w:val="center"/>
+            </w:pPr>
+            <w:r>
+              <w:rPr>
+                <w:rFonts w:ascii="Tahoma" w:cs="Tahoma" w:eastAsia="Tahoma" w:hAnsi="Tahoma"/>
+                <w:sz w:val="18"/>
+                <w:szCs w:val="18"/>
+                <w:rtl/>
+              </w:rPr>
+              <w:t xml:space="preserve">Structured summary</w:t>
+            </w:r>
+          </w:p>
+        </w:tc>
+        <w:tc>
+          <w:tcPr>
+            <w:tcW w:type="dxa" w:w="3740"/>
+            <w:shd w:fill="ffffff" w:val="clear"/>
+          </w:tcPr>
+          <w:p>
+            <w:pPr>
+              <w:bidi/>
+              <w:jc w:val="center"/>
+            </w:pPr>
+            <w:r>
+              <w:rPr>
+                <w:rFonts w:ascii="Tahoma" w:cs="Tahoma" w:eastAsia="Tahoma" w:hAnsi="Tahoma"/>
+                <w:sz w:val="18"/>
+                <w:szCs w:val="18"/>
+                <w:rtl/>
+              </w:rPr>
+              <w:t xml:space="preserve">چکیده فارسی و انگلیسی (بخش‌بندی‌شده)</w:t>
+            </w:r>
+          </w:p>
+        </w:tc>
+      </w:tr>
+      <w:tr>
+        <w:tc>
+          <w:tcPr>
+            <w:tcW w:type="dxa" w:w="748"/>
+            <w:shd w:fill="f9f9f7" w:val="clear"/>
+          </w:tcPr>
+          <w:p>
+            <w:pPr>
+              <w:bidi/>
+              <w:jc w:val="right"/>
+            </w:pPr>
+            <w:r>
+              <w:rPr>
+                <w:rFonts w:ascii="Tahoma" w:cs="Tahoma" w:eastAsia="Tahoma" w:hAnsi="Tahoma"/>
+                <w:sz w:val="18"/>
+                <w:szCs w:val="18"/>
+                <w:rtl/>
+              </w:rPr>
+              <w:t xml:space="preserve">۳</w:t>
+            </w:r>
+          </w:p>
+        </w:tc>
+        <w:tc>
+          <w:tcPr>
+            <w:tcW w:type="dxa" w:w="4862"/>
+            <w:shd w:fill="f9f9f7" w:val="clear"/>
+          </w:tcPr>
+          <w:p>
+            <w:pPr>
+              <w:bidi/>
+              <w:jc w:val="center"/>
+            </w:pPr>
+            <w:r>
+              <w:rPr>
+                <w:rFonts w:ascii="Tahoma" w:cs="Tahoma" w:eastAsia="Tahoma" w:hAnsi="Tahoma"/>
+                <w:sz w:val="18"/>
+                <w:szCs w:val="18"/>
+                <w:rtl/>
+              </w:rPr>
+              <w:t xml:space="preserve">Rationale</w:t>
+            </w:r>
+          </w:p>
+        </w:tc>
+        <w:tc>
+          <w:tcPr>
+            <w:tcW w:type="dxa" w:w="3740"/>
+            <w:shd w:fill="f9f9f7" w:val="clear"/>
+          </w:tcPr>
+          <w:p>
+            <w:pPr>
+              <w:bidi/>
+              <w:jc w:val="center"/>
+            </w:pPr>
+            <w:r>
+              <w:rPr>
+                <w:rFonts w:ascii="Tahoma" w:cs="Tahoma" w:eastAsia="Tahoma" w:hAnsi="Tahoma"/>
+                <w:sz w:val="18"/>
+                <w:szCs w:val="18"/>
+                <w:rtl/>
+              </w:rPr>
+              <w:t xml:space="preserve">بخش ۱.۱–۱.۲</w:t>
+            </w:r>
+          </w:p>
+        </w:tc>
+      </w:tr>
+      <w:tr>
+        <w:tc>
+          <w:tcPr>
+            <w:tcW w:type="dxa" w:w="748"/>
+            <w:shd w:fill="ffffff" w:val="clear"/>
+          </w:tcPr>
+          <w:p>
+            <w:pPr>
+              <w:bidi/>
+              <w:jc w:val="right"/>
+            </w:pPr>
+            <w:r>
+              <w:rPr>
+                <w:rFonts w:ascii="Tahoma" w:cs="Tahoma" w:eastAsia="Tahoma" w:hAnsi="Tahoma"/>
+                <w:sz w:val="18"/>
+                <w:szCs w:val="18"/>
+                <w:rtl/>
+              </w:rPr>
+              <w:t xml:space="preserve">۴</w:t>
+            </w:r>
+          </w:p>
+        </w:tc>
+        <w:tc>
+          <w:tcPr>
+            <w:tcW w:type="dxa" w:w="4862"/>
+            <w:shd w:fill="ffffff" w:val="clear"/>
+          </w:tcPr>
+          <w:p>
+            <w:pPr>
+              <w:bidi/>
+              <w:jc w:val="center"/>
+            </w:pPr>
+            <w:r>
+              <w:rPr>
+                <w:rFonts w:ascii="Tahoma" w:cs="Tahoma" w:eastAsia="Tahoma" w:hAnsi="Tahoma"/>
+                <w:sz w:val="18"/>
+                <w:szCs w:val="18"/>
+                <w:rtl/>
+              </w:rPr>
+              <w:t xml:space="preserve">Objectives</w:t>
+            </w:r>
+          </w:p>
+        </w:tc>
+        <w:tc>
+          <w:tcPr>
+            <w:tcW w:type="dxa" w:w="3740"/>
+            <w:shd w:fill="ffffff" w:val="clear"/>
+          </w:tcPr>
+          <w:p>
+            <w:pPr>
+              <w:bidi/>
+              <w:jc w:val="center"/>
+            </w:pPr>
+            <w:r>
+              <w:rPr>
+                <w:rFonts w:ascii="Tahoma" w:cs="Tahoma" w:eastAsia="Tahoma" w:hAnsi="Tahoma"/>
+                <w:sz w:val="18"/>
+                <w:szCs w:val="18"/>
+                <w:rtl/>
+              </w:rPr>
+              <w:t xml:space="preserve">چکیده (هدف) و بخش ۱.۲؛ عملیاتی‌سازی گزینه (ب) در بخش ۲.۲</w:t>
+            </w:r>
+          </w:p>
+        </w:tc>
+      </w:tr>
+      <w:tr>
+        <w:tc>
+          <w:tcPr>
+            <w:tcW w:type="dxa" w:w="748"/>
+            <w:shd w:fill="f9f9f7" w:val="clear"/>
+          </w:tcPr>
+          <w:p>
+            <w:pPr>
+              <w:bidi/>
+              <w:jc w:val="right"/>
+            </w:pPr>
+            <w:r>
+              <w:rPr>
+                <w:rFonts w:ascii="Tahoma" w:cs="Tahoma" w:eastAsia="Tahoma" w:hAnsi="Tahoma"/>
+                <w:sz w:val="18"/>
+                <w:szCs w:val="18"/>
+                <w:rtl/>
+              </w:rPr>
+              <w:t xml:space="preserve">۵</w:t>
+            </w:r>
+          </w:p>
+        </w:tc>
+        <w:tc>
+          <w:tcPr>
+            <w:tcW w:type="dxa" w:w="4862"/>
+            <w:shd w:fill="f9f9f7" w:val="clear"/>
+          </w:tcPr>
+          <w:p>
+            <w:pPr>
+              <w:bidi/>
+              <w:jc w:val="center"/>
+            </w:pPr>
+            <w:r>
+              <w:rPr>
+                <w:rFonts w:ascii="Tahoma" w:cs="Tahoma" w:eastAsia="Tahoma" w:hAnsi="Tahoma"/>
+                <w:sz w:val="18"/>
+                <w:szCs w:val="18"/>
+                <w:rtl/>
+              </w:rPr>
+              <w:t xml:space="preserve">Protocol and registration</w:t>
+            </w:r>
+          </w:p>
+        </w:tc>
+        <w:tc>
+          <w:tcPr>
+            <w:tcW w:type="dxa" w:w="3740"/>
+            <w:shd w:fill="f9f9f7" w:val="clear"/>
+          </w:tcPr>
+          <w:p>
+            <w:pPr>
+              <w:bidi/>
+              <w:jc w:val="center"/>
+            </w:pPr>
+            <w:r>
+              <w:rPr>
+                <w:rFonts w:ascii="Tahoma" w:cs="Tahoma" w:eastAsia="Tahoma" w:hAnsi="Tahoma"/>
+                <w:sz w:val="18"/>
+                <w:szCs w:val="18"/>
+                <w:rtl/>
+              </w:rPr>
+              <w:t xml:space="preserve">بخش ۲.۱ (پیش‌ثبت نشده — محدودیت ۱، بخش ۵)</w:t>
+            </w:r>
+          </w:p>
+        </w:tc>
+      </w:tr>
+      <w:tr>
+        <w:tc>
+          <w:tcPr>
+            <w:tcW w:type="dxa" w:w="748"/>
+            <w:shd w:fill="ffffff" w:val="clear"/>
+          </w:tcPr>
+          <w:p>
+            <w:pPr>
+              <w:bidi/>
+              <w:jc w:val="right"/>
+            </w:pPr>
+            <w:r>
+              <w:rPr>
+                <w:rFonts w:ascii="Tahoma" w:cs="Tahoma" w:eastAsia="Tahoma" w:hAnsi="Tahoma"/>
+                <w:sz w:val="18"/>
+                <w:szCs w:val="18"/>
+                <w:rtl/>
+              </w:rPr>
+              <w:t xml:space="preserve">۶</w:t>
+            </w:r>
+          </w:p>
+        </w:tc>
+        <w:tc>
+          <w:tcPr>
+            <w:tcW w:type="dxa" w:w="4862"/>
+            <w:shd w:fill="ffffff" w:val="clear"/>
+          </w:tcPr>
+          <w:p>
+            <w:pPr>
+              <w:bidi/>
+              <w:jc w:val="center"/>
+            </w:pPr>
+            <w:r>
+              <w:rPr>
+                <w:rFonts w:ascii="Tahoma" w:cs="Tahoma" w:eastAsia="Tahoma" w:hAnsi="Tahoma"/>
+                <w:sz w:val="18"/>
+                <w:szCs w:val="18"/>
+                <w:rtl/>
+              </w:rPr>
+              <w:t xml:space="preserve">Eligibility criteria</w:t>
+            </w:r>
+          </w:p>
+        </w:tc>
+        <w:tc>
+          <w:tcPr>
+            <w:tcW w:type="dxa" w:w="3740"/>
+            <w:shd w:fill="ffffff" w:val="clear"/>
+          </w:tcPr>
+          <w:p>
+            <w:pPr>
+              <w:bidi/>
+              <w:jc w:val="center"/>
+            </w:pPr>
+            <w:r>
+              <w:rPr>
+                <w:rFonts w:ascii="Tahoma" w:cs="Tahoma" w:eastAsia="Tahoma" w:hAnsi="Tahoma"/>
+                <w:sz w:val="18"/>
+                <w:szCs w:val="18"/>
+                <w:rtl/>
+              </w:rPr>
+              <w:t xml:space="preserve">بخش ۲.۲ (جدول PCC + عملیاتی‌سازی صریح)</w:t>
+            </w:r>
+          </w:p>
+        </w:tc>
+      </w:tr>
+      <w:tr>
+        <w:tc>
+          <w:tcPr>
+            <w:tcW w:type="dxa" w:w="748"/>
+            <w:shd w:fill="f9f9f7" w:val="clear"/>
+          </w:tcPr>
+          <w:p>
+            <w:pPr>
+              <w:bidi/>
+              <w:jc w:val="right"/>
+            </w:pPr>
+            <w:r>
+              <w:rPr>
+                <w:rFonts w:ascii="Tahoma" w:cs="Tahoma" w:eastAsia="Tahoma" w:hAnsi="Tahoma"/>
+                <w:sz w:val="18"/>
+                <w:szCs w:val="18"/>
+                <w:rtl/>
+              </w:rPr>
+              <w:t xml:space="preserve">۷</w:t>
+            </w:r>
+          </w:p>
+        </w:tc>
+        <w:tc>
+          <w:tcPr>
+            <w:tcW w:type="dxa" w:w="4862"/>
+            <w:shd w:fill="f9f9f7" w:val="clear"/>
+          </w:tcPr>
+          <w:p>
+            <w:pPr>
+              <w:bidi/>
+              <w:jc w:val="center"/>
+            </w:pPr>
+            <w:r>
+              <w:rPr>
+                <w:rFonts w:ascii="Tahoma" w:cs="Tahoma" w:eastAsia="Tahoma" w:hAnsi="Tahoma"/>
+                <w:sz w:val="18"/>
+                <w:szCs w:val="18"/>
+                <w:rtl/>
+              </w:rPr>
+              <w:t xml:space="preserve">Information sources</w:t>
+            </w:r>
+          </w:p>
+        </w:tc>
+        <w:tc>
+          <w:tcPr>
+            <w:tcW w:type="dxa" w:w="3740"/>
+            <w:shd w:fill="f9f9f7" w:val="clear"/>
+          </w:tcPr>
+          <w:p>
+            <w:pPr>
+              <w:bidi/>
+              <w:jc w:val="center"/>
+            </w:pPr>
+            <w:r>
+              <w:rPr>
+                <w:rFonts w:ascii="Tahoma" w:cs="Tahoma" w:eastAsia="Tahoma" w:hAnsi="Tahoma"/>
+                <w:sz w:val="18"/>
+                <w:szCs w:val="18"/>
+                <w:rtl/>
+              </w:rPr>
+              <w:t xml:space="preserve">بخش ۲.۳</w:t>
+            </w:r>
+          </w:p>
+        </w:tc>
+      </w:tr>
+      <w:tr>
+        <w:tc>
+          <w:tcPr>
+            <w:tcW w:type="dxa" w:w="748"/>
+            <w:shd w:fill="ffffff" w:val="clear"/>
+          </w:tcPr>
+          <w:p>
+            <w:pPr>
+              <w:bidi/>
+              <w:jc w:val="right"/>
+            </w:pPr>
+            <w:r>
+              <w:rPr>
+                <w:rFonts w:ascii="Tahoma" w:cs="Tahoma" w:eastAsia="Tahoma" w:hAnsi="Tahoma"/>
+                <w:sz w:val="18"/>
+                <w:szCs w:val="18"/>
+                <w:rtl/>
+              </w:rPr>
+              <w:t xml:space="preserve">۸</w:t>
+            </w:r>
+          </w:p>
+        </w:tc>
+        <w:tc>
+          <w:tcPr>
+            <w:tcW w:type="dxa" w:w="4862"/>
+            <w:shd w:fill="ffffff" w:val="clear"/>
+          </w:tcPr>
+          <w:p>
+            <w:pPr>
+              <w:bidi/>
+              <w:jc w:val="center"/>
+            </w:pPr>
+            <w:r>
+              <w:rPr>
+                <w:rFonts w:ascii="Tahoma" w:cs="Tahoma" w:eastAsia="Tahoma" w:hAnsi="Tahoma"/>
+                <w:sz w:val="18"/>
+                <w:szCs w:val="18"/>
+                <w:rtl/>
+              </w:rPr>
+              <w:t xml:space="preserve">Search</w:t>
+            </w:r>
+          </w:p>
+        </w:tc>
+        <w:tc>
+          <w:tcPr>
+            <w:tcW w:type="dxa" w:w="3740"/>
+            <w:shd w:fill="ffffff" w:val="clear"/>
+          </w:tcPr>
+          <w:p>
+            <w:pPr>
+              <w:bidi/>
+              <w:jc w:val="center"/>
+            </w:pPr>
+            <w:r>
+              <w:rPr>
+                <w:rFonts w:ascii="Tahoma" w:cs="Tahoma" w:eastAsia="Tahoma" w:hAnsi="Tahoma"/>
+                <w:sz w:val="18"/>
+                <w:szCs w:val="18"/>
+                <w:rtl/>
+              </w:rPr>
+              <w:t xml:space="preserve">بخش ۲.۳ و پیوست ب (عبارت‌های کامل جست‌وجو)</w:t>
+            </w:r>
+          </w:p>
+        </w:tc>
+      </w:tr>
+      <w:tr>
+        <w:tc>
+          <w:tcPr>
+            <w:tcW w:type="dxa" w:w="748"/>
+            <w:shd w:fill="f9f9f7" w:val="clear"/>
+          </w:tcPr>
+          <w:p>
+            <w:pPr>
+              <w:bidi/>
+              <w:jc w:val="right"/>
+            </w:pPr>
+            <w:r>
+              <w:rPr>
+                <w:rFonts w:ascii="Tahoma" w:cs="Tahoma" w:eastAsia="Tahoma" w:hAnsi="Tahoma"/>
+                <w:sz w:val="18"/>
+                <w:szCs w:val="18"/>
+                <w:rtl/>
+              </w:rPr>
+              <w:t xml:space="preserve">۹</w:t>
+            </w:r>
+          </w:p>
+        </w:tc>
+        <w:tc>
+          <w:tcPr>
+            <w:tcW w:type="dxa" w:w="4862"/>
+            <w:shd w:fill="f9f9f7" w:val="clear"/>
+          </w:tcPr>
+          <w:p>
+            <w:pPr>
+              <w:bidi/>
+              <w:jc w:val="center"/>
+            </w:pPr>
+            <w:r>
+              <w:rPr>
+                <w:rFonts w:ascii="Tahoma" w:cs="Tahoma" w:eastAsia="Tahoma" w:hAnsi="Tahoma"/>
+                <w:sz w:val="18"/>
+                <w:szCs w:val="18"/>
+                <w:rtl/>
+              </w:rPr>
+              <w:t xml:space="preserve">Selection of sources of evidence</w:t>
+            </w:r>
+          </w:p>
+        </w:tc>
+        <w:tc>
+          <w:tcPr>
+            <w:tcW w:type="dxa" w:w="3740"/>
+            <w:shd w:fill="f9f9f7" w:val="clear"/>
+          </w:tcPr>
+          <w:p>
+            <w:pPr>
+              <w:bidi/>
+              <w:jc w:val="center"/>
+            </w:pPr>
+            <w:r>
+              <w:rPr>
+                <w:rFonts w:ascii="Tahoma" w:cs="Tahoma" w:eastAsia="Tahoma" w:hAnsi="Tahoma"/>
+                <w:sz w:val="18"/>
+                <w:szCs w:val="18"/>
+                <w:rtl/>
+              </w:rPr>
+              <w:t xml:space="preserve">بخش ۲.۴</w:t>
+            </w:r>
+          </w:p>
+        </w:tc>
+      </w:tr>
+      <w:tr>
+        <w:tc>
+          <w:tcPr>
+            <w:tcW w:type="dxa" w:w="748"/>
+            <w:shd w:fill="ffffff" w:val="clear"/>
+          </w:tcPr>
+          <w:p>
+            <w:pPr>
+              <w:bidi/>
+              <w:jc w:val="right"/>
+            </w:pPr>
+            <w:r>
+              <w:rPr>
+                <w:rFonts w:ascii="Tahoma" w:cs="Tahoma" w:eastAsia="Tahoma" w:hAnsi="Tahoma"/>
+                <w:sz w:val="18"/>
+                <w:szCs w:val="18"/>
+                <w:rtl/>
+              </w:rPr>
+              <w:t xml:space="preserve">۱۰</w:t>
+            </w:r>
+          </w:p>
+        </w:tc>
+        <w:tc>
+          <w:tcPr>
+            <w:tcW w:type="dxa" w:w="4862"/>
+            <w:shd w:fill="ffffff" w:val="clear"/>
+          </w:tcPr>
+          <w:p>
+            <w:pPr>
+              <w:bidi/>
+              <w:jc w:val="center"/>
+            </w:pPr>
+            <w:r>
+              <w:rPr>
+                <w:rFonts w:ascii="Tahoma" w:cs="Tahoma" w:eastAsia="Tahoma" w:hAnsi="Tahoma"/>
+                <w:sz w:val="18"/>
+                <w:szCs w:val="18"/>
+                <w:rtl/>
+              </w:rPr>
+              <w:t xml:space="preserve">Data charting process</w:t>
+            </w:r>
+          </w:p>
+        </w:tc>
+        <w:tc>
+          <w:tcPr>
+            <w:tcW w:type="dxa" w:w="3740"/>
+            <w:shd w:fill="ffffff" w:val="clear"/>
+          </w:tcPr>
+          <w:p>
+            <w:pPr>
+              <w:bidi/>
+              <w:jc w:val="center"/>
+            </w:pPr>
+            <w:r>
+              <w:rPr>
+                <w:rFonts w:ascii="Tahoma" w:cs="Tahoma" w:eastAsia="Tahoma" w:hAnsi="Tahoma"/>
+                <w:sz w:val="18"/>
+                <w:szCs w:val="18"/>
+                <w:rtl/>
+              </w:rPr>
+              <w:t xml:space="preserve">بخش ۲.۵</w:t>
+            </w:r>
+          </w:p>
+        </w:tc>
+      </w:tr>
+      <w:tr>
+        <w:tc>
+          <w:tcPr>
+            <w:tcW w:type="dxa" w:w="748"/>
+            <w:shd w:fill="f9f9f7" w:val="clear"/>
+          </w:tcPr>
+          <w:p>
+            <w:pPr>
+              <w:bidi/>
+              <w:jc w:val="right"/>
+            </w:pPr>
+            <w:r>
+              <w:rPr>
+                <w:rFonts w:ascii="Tahoma" w:cs="Tahoma" w:eastAsia="Tahoma" w:hAnsi="Tahoma"/>
+                <w:sz w:val="18"/>
+                <w:szCs w:val="18"/>
+                <w:rtl/>
+              </w:rPr>
+              <w:t xml:space="preserve">۱۱</w:t>
+            </w:r>
+          </w:p>
+        </w:tc>
+        <w:tc>
+          <w:tcPr>
+            <w:tcW w:type="dxa" w:w="4862"/>
+            <w:shd w:fill="f9f9f7" w:val="clear"/>
+          </w:tcPr>
+          <w:p>
+            <w:pPr>
+              <w:bidi/>
+              <w:jc w:val="center"/>
+            </w:pPr>
+            <w:r>
+              <w:rPr>
+                <w:rFonts w:ascii="Tahoma" w:cs="Tahoma" w:eastAsia="Tahoma" w:hAnsi="Tahoma"/>
+                <w:sz w:val="18"/>
+                <w:szCs w:val="18"/>
+                <w:rtl/>
+              </w:rPr>
+              <w:t xml:space="preserve">Data items</w:t>
+            </w:r>
+          </w:p>
+        </w:tc>
+        <w:tc>
+          <w:tcPr>
+            <w:tcW w:type="dxa" w:w="3740"/>
+            <w:shd w:fill="f9f9f7" w:val="clear"/>
+          </w:tcPr>
+          <w:p>
+            <w:pPr>
+              <w:bidi/>
+              <w:jc w:val="center"/>
+            </w:pPr>
+            <w:r>
+              <w:rPr>
+                <w:rFonts w:ascii="Tahoma" w:cs="Tahoma" w:eastAsia="Tahoma" w:hAnsi="Tahoma"/>
+                <w:sz w:val="18"/>
+                <w:szCs w:val="18"/>
+                <w:rtl/>
+              </w:rPr>
+              <w:t xml:space="preserve">بخش ۲.۵ (شش بُعد کدگذاری)</w:t>
+            </w:r>
+          </w:p>
+        </w:tc>
+      </w:tr>
+      <w:tr>
+        <w:tc>
+          <w:tcPr>
+            <w:tcW w:type="dxa" w:w="748"/>
+            <w:shd w:fill="ffffff" w:val="clear"/>
+          </w:tcPr>
+          <w:p>
+            <w:pPr>
+              <w:bidi/>
+              <w:jc w:val="right"/>
+            </w:pPr>
+            <w:r>
+              <w:rPr>
+                <w:rFonts w:ascii="Tahoma" w:cs="Tahoma" w:eastAsia="Tahoma" w:hAnsi="Tahoma"/>
+                <w:sz w:val="18"/>
+                <w:szCs w:val="18"/>
+                <w:rtl/>
+              </w:rPr>
+              <w:t xml:space="preserve">۱۲*</w:t>
+            </w:r>
+          </w:p>
+        </w:tc>
+        <w:tc>
+          <w:tcPr>
+            <w:tcW w:type="dxa" w:w="4862"/>
+            <w:shd w:fill="ffffff" w:val="clear"/>
+          </w:tcPr>
+          <w:p>
+            <w:pPr>
+              <w:bidi/>
+              <w:jc w:val="center"/>
+            </w:pPr>
+            <w:r>
+              <w:rPr>
+                <w:rFonts w:ascii="Tahoma" w:cs="Tahoma" w:eastAsia="Tahoma" w:hAnsi="Tahoma"/>
+                <w:sz w:val="18"/>
+                <w:szCs w:val="18"/>
+                <w:rtl/>
+              </w:rPr>
+              <w:t xml:space="preserve">Critical appraisal of individual sources of evidence (اختیاری)</w:t>
+            </w:r>
+          </w:p>
+        </w:tc>
+        <w:tc>
+          <w:tcPr>
+            <w:tcW w:type="dxa" w:w="3740"/>
+            <w:shd w:fill="ffffff" w:val="clear"/>
+          </w:tcPr>
+          <w:p>
+            <w:pPr>
+              <w:bidi/>
+              <w:jc w:val="center"/>
+            </w:pPr>
+            <w:r>
+              <w:rPr>
+                <w:rFonts w:ascii="Tahoma" w:cs="Tahoma" w:eastAsia="Tahoma" w:hAnsi="Tahoma"/>
+                <w:sz w:val="18"/>
+                <w:szCs w:val="18"/>
+                <w:rtl/>
+              </w:rPr>
+              <w:t xml:space="preserve">بخش ۲.۶ (انتخاب آگاهانه عدم انجام، سازگار با PRISMA-ScR)</w:t>
+            </w:r>
+          </w:p>
+        </w:tc>
+      </w:tr>
+      <w:tr>
+        <w:tc>
+          <w:tcPr>
+            <w:tcW w:type="dxa" w:w="748"/>
+            <w:shd w:fill="f9f9f7" w:val="clear"/>
+          </w:tcPr>
+          <w:p>
+            <w:pPr>
+              <w:bidi/>
+              <w:jc w:val="right"/>
+            </w:pPr>
+            <w:r>
+              <w:rPr>
+                <w:rFonts w:ascii="Tahoma" w:cs="Tahoma" w:eastAsia="Tahoma" w:hAnsi="Tahoma"/>
+                <w:sz w:val="18"/>
+                <w:szCs w:val="18"/>
+                <w:rtl/>
+              </w:rPr>
+              <w:t xml:space="preserve">۱۳</w:t>
+            </w:r>
+          </w:p>
+        </w:tc>
+        <w:tc>
+          <w:tcPr>
+            <w:tcW w:type="dxa" w:w="4862"/>
+            <w:shd w:fill="f9f9f7" w:val="clear"/>
+          </w:tcPr>
+          <w:p>
+            <w:pPr>
+              <w:bidi/>
+              <w:jc w:val="center"/>
+            </w:pPr>
+            <w:r>
+              <w:rPr>
+                <w:rFonts w:ascii="Tahoma" w:cs="Tahoma" w:eastAsia="Tahoma" w:hAnsi="Tahoma"/>
+                <w:sz w:val="18"/>
+                <w:szCs w:val="18"/>
+                <w:rtl/>
+              </w:rPr>
+              <w:t xml:space="preserve">Synthesis of results</w:t>
+            </w:r>
+          </w:p>
+        </w:tc>
+        <w:tc>
+          <w:tcPr>
+            <w:tcW w:type="dxa" w:w="3740"/>
+            <w:shd w:fill="f9f9f7" w:val="clear"/>
+          </w:tcPr>
+          <w:p>
+            <w:pPr>
+              <w:bidi/>
+              <w:jc w:val="center"/>
+            </w:pPr>
+            <w:r>
+              <w:rPr>
+                <w:rFonts w:ascii="Tahoma" w:cs="Tahoma" w:eastAsia="Tahoma" w:hAnsi="Tahoma"/>
+                <w:sz w:val="18"/>
+                <w:szCs w:val="18"/>
+                <w:rtl/>
+              </w:rPr>
+              <w:t xml:space="preserve">بخش ۲.۷</w:t>
+            </w:r>
+          </w:p>
+        </w:tc>
+      </w:tr>
+      <w:tr>
+        <w:tc>
+          <w:tcPr>
+            <w:tcW w:type="dxa" w:w="748"/>
+            <w:shd w:fill="ffffff" w:val="clear"/>
+          </w:tcPr>
+          <w:p>
+            <w:pPr>
+              <w:bidi/>
+              <w:jc w:val="right"/>
+            </w:pPr>
+            <w:r>
+              <w:rPr>
+                <w:rFonts w:ascii="Tahoma" w:cs="Tahoma" w:eastAsia="Tahoma" w:hAnsi="Tahoma"/>
+                <w:sz w:val="18"/>
+                <w:szCs w:val="18"/>
+                <w:rtl/>
+              </w:rPr>
+              <w:t xml:space="preserve">۱۴</w:t>
+            </w:r>
+          </w:p>
+        </w:tc>
+        <w:tc>
+          <w:tcPr>
+            <w:tcW w:type="dxa" w:w="4862"/>
+            <w:shd w:fill="ffffff" w:val="clear"/>
+          </w:tcPr>
+          <w:p>
+            <w:pPr>
+              <w:bidi/>
+              <w:jc w:val="center"/>
+            </w:pPr>
+            <w:r>
+              <w:rPr>
+                <w:rFonts w:ascii="Tahoma" w:cs="Tahoma" w:eastAsia="Tahoma" w:hAnsi="Tahoma"/>
+                <w:sz w:val="18"/>
+                <w:szCs w:val="18"/>
+                <w:rtl/>
+              </w:rPr>
+              <w:t xml:space="preserve">Selection of sources of evidence (نتایج)</w:t>
+            </w:r>
+          </w:p>
+        </w:tc>
+        <w:tc>
+          <w:tcPr>
+            <w:tcW w:type="dxa" w:w="3740"/>
+            <w:shd w:fill="ffffff" w:val="clear"/>
+          </w:tcPr>
+          <w:p>
+            <w:pPr>
+              <w:bidi/>
+              <w:jc w:val="center"/>
+            </w:pPr>
+            <w:r>
+              <w:rPr>
+                <w:rFonts w:ascii="Tahoma" w:cs="Tahoma" w:eastAsia="Tahoma" w:hAnsi="Tahoma"/>
+                <w:sz w:val="18"/>
+                <w:szCs w:val="18"/>
+                <w:rtl/>
+              </w:rPr>
+              <w:t xml:space="preserve">بخش ۳.۱ و شکل ۱</w:t>
+            </w:r>
+          </w:p>
+        </w:tc>
+      </w:tr>
+      <w:tr>
+        <w:tc>
+          <w:tcPr>
+            <w:tcW w:type="dxa" w:w="748"/>
+            <w:shd w:fill="f9f9f7" w:val="clear"/>
+          </w:tcPr>
+          <w:p>
+            <w:pPr>
+              <w:bidi/>
+              <w:jc w:val="right"/>
+            </w:pPr>
+            <w:r>
+              <w:rPr>
+                <w:rFonts w:ascii="Tahoma" w:cs="Tahoma" w:eastAsia="Tahoma" w:hAnsi="Tahoma"/>
+                <w:sz w:val="18"/>
+                <w:szCs w:val="18"/>
+                <w:rtl/>
+              </w:rPr>
+              <w:t xml:space="preserve">۱۵</w:t>
+            </w:r>
+          </w:p>
+        </w:tc>
+        <w:tc>
+          <w:tcPr>
+            <w:tcW w:type="dxa" w:w="4862"/>
+            <w:shd w:fill="f9f9f7" w:val="clear"/>
+          </w:tcPr>
+          <w:p>
+            <w:pPr>
+              <w:bidi/>
+              <w:jc w:val="center"/>
+            </w:pPr>
+            <w:r>
+              <w:rPr>
+                <w:rFonts w:ascii="Tahoma" w:cs="Tahoma" w:eastAsia="Tahoma" w:hAnsi="Tahoma"/>
+                <w:sz w:val="18"/>
+                <w:szCs w:val="18"/>
+                <w:rtl/>
+              </w:rPr>
+              <w:t xml:space="preserve">Characteristics of sources of evidence</w:t>
+            </w:r>
+          </w:p>
+        </w:tc>
+        <w:tc>
+          <w:tcPr>
+            <w:tcW w:type="dxa" w:w="3740"/>
+            <w:shd w:fill="f9f9f7" w:val="clear"/>
+          </w:tcPr>
+          <w:p>
+            <w:pPr>
+              <w:bidi/>
+              <w:jc w:val="center"/>
+            </w:pPr>
+            <w:r>
+              <w:rPr>
+                <w:rFonts w:ascii="Tahoma" w:cs="Tahoma" w:eastAsia="Tahoma" w:hAnsi="Tahoma"/>
+                <w:sz w:val="18"/>
+                <w:szCs w:val="18"/>
+                <w:rtl/>
+              </w:rPr>
+              <w:t xml:space="preserve">بخش ۳.۲</w:t>
+            </w:r>
+          </w:p>
+        </w:tc>
+      </w:tr>
+      <w:tr>
+        <w:tc>
+          <w:tcPr>
+            <w:tcW w:type="dxa" w:w="748"/>
+            <w:shd w:fill="ffffff" w:val="clear"/>
+          </w:tcPr>
+          <w:p>
+            <w:pPr>
+              <w:bidi/>
+              <w:jc w:val="right"/>
+            </w:pPr>
+            <w:r>
+              <w:rPr>
+                <w:rFonts w:ascii="Tahoma" w:cs="Tahoma" w:eastAsia="Tahoma" w:hAnsi="Tahoma"/>
+                <w:sz w:val="18"/>
+                <w:szCs w:val="18"/>
+                <w:rtl/>
+              </w:rPr>
+              <w:t xml:space="preserve">۱۶*</w:t>
+            </w:r>
+          </w:p>
+        </w:tc>
+        <w:tc>
+          <w:tcPr>
+            <w:tcW w:type="dxa" w:w="4862"/>
+            <w:shd w:fill="ffffff" w:val="clear"/>
+          </w:tcPr>
+          <w:p>
+            <w:pPr>
+              <w:bidi/>
+              <w:jc w:val="center"/>
+            </w:pPr>
+            <w:r>
+              <w:rPr>
+                <w:rFonts w:ascii="Tahoma" w:cs="Tahoma" w:eastAsia="Tahoma" w:hAnsi="Tahoma"/>
+                <w:sz w:val="18"/>
+                <w:szCs w:val="18"/>
+                <w:rtl/>
+              </w:rPr>
+              <w:t xml:space="preserve">Critical appraisal within sources of evidence (اختیاری)</w:t>
+            </w:r>
+          </w:p>
+        </w:tc>
+        <w:tc>
+          <w:tcPr>
+            <w:tcW w:type="dxa" w:w="3740"/>
+            <w:shd w:fill="ffffff" w:val="clear"/>
+          </w:tcPr>
+          <w:p>
+            <w:pPr>
+              <w:bidi/>
+              <w:jc w:val="center"/>
+            </w:pPr>
+            <w:r>
+              <w:rPr>
+                <w:rFonts w:ascii="Tahoma" w:cs="Tahoma" w:eastAsia="Tahoma" w:hAnsi="Tahoma"/>
+                <w:sz w:val="18"/>
+                <w:szCs w:val="18"/>
+                <w:rtl/>
+              </w:rPr>
+              <w:t xml:space="preserve">انجام نشد (بخش ۲.۶ و ۵)</w:t>
+            </w:r>
+          </w:p>
+        </w:tc>
+      </w:tr>
+      <w:tr>
+        <w:tc>
+          <w:tcPr>
+            <w:tcW w:type="dxa" w:w="748"/>
+            <w:shd w:fill="f9f9f7" w:val="clear"/>
+          </w:tcPr>
+          <w:p>
+            <w:pPr>
+              <w:bidi/>
+              <w:jc w:val="right"/>
+            </w:pPr>
+            <w:r>
+              <w:rPr>
+                <w:rFonts w:ascii="Tahoma" w:cs="Tahoma" w:eastAsia="Tahoma" w:hAnsi="Tahoma"/>
+                <w:sz w:val="18"/>
+                <w:szCs w:val="18"/>
+                <w:rtl/>
+              </w:rPr>
+              <w:t xml:space="preserve">۱۷</w:t>
+            </w:r>
+          </w:p>
+        </w:tc>
+        <w:tc>
+          <w:tcPr>
+            <w:tcW w:type="dxa" w:w="4862"/>
+            <w:shd w:fill="f9f9f7" w:val="clear"/>
+          </w:tcPr>
+          <w:p>
+            <w:pPr>
+              <w:bidi/>
+              <w:jc w:val="center"/>
+            </w:pPr>
+            <w:r>
+              <w:rPr>
+                <w:rFonts w:ascii="Tahoma" w:cs="Tahoma" w:eastAsia="Tahoma" w:hAnsi="Tahoma"/>
+                <w:sz w:val="18"/>
+                <w:szCs w:val="18"/>
+                <w:rtl/>
+              </w:rPr>
+              <w:t xml:space="preserve">Results of individual sources of evidence</w:t>
+            </w:r>
+          </w:p>
+        </w:tc>
+        <w:tc>
+          <w:tcPr>
+            <w:tcW w:type="dxa" w:w="3740"/>
+            <w:shd w:fill="f9f9f7" w:val="clear"/>
+          </w:tcPr>
+          <w:p>
+            <w:pPr>
+              <w:bidi/>
+              <w:jc w:val="center"/>
+            </w:pPr>
+            <w:r>
+              <w:rPr>
+                <w:rFonts w:ascii="Tahoma" w:cs="Tahoma" w:eastAsia="Tahoma" w:hAnsi="Tahoma"/>
+                <w:sz w:val="18"/>
+                <w:szCs w:val="18"/>
+                <w:rtl/>
+              </w:rPr>
+              <w:t xml:space="preserve">data/coded_dataset_all.csv و data/master_registry.csv</w:t>
+            </w:r>
+          </w:p>
+        </w:tc>
+      </w:tr>
+      <w:tr>
+        <w:tc>
+          <w:tcPr>
+            <w:tcW w:type="dxa" w:w="748"/>
+            <w:shd w:fill="ffffff" w:val="clear"/>
+          </w:tcPr>
+          <w:p>
+            <w:pPr>
+              <w:bidi/>
+              <w:jc w:val="right"/>
+            </w:pPr>
+            <w:r>
+              <w:rPr>
+                <w:rFonts w:ascii="Tahoma" w:cs="Tahoma" w:eastAsia="Tahoma" w:hAnsi="Tahoma"/>
+                <w:sz w:val="18"/>
+                <w:szCs w:val="18"/>
+                <w:rtl/>
+              </w:rPr>
+              <w:t xml:space="preserve">۱۸</w:t>
+            </w:r>
+          </w:p>
+        </w:tc>
+        <w:tc>
+          <w:tcPr>
+            <w:tcW w:type="dxa" w:w="4862"/>
+            <w:shd w:fill="ffffff" w:val="clear"/>
+          </w:tcPr>
+          <w:p>
+            <w:pPr>
+              <w:bidi/>
+              <w:jc w:val="center"/>
+            </w:pPr>
+            <w:r>
+              <w:rPr>
+                <w:rFonts w:ascii="Tahoma" w:cs="Tahoma" w:eastAsia="Tahoma" w:hAnsi="Tahoma"/>
+                <w:sz w:val="18"/>
+                <w:szCs w:val="18"/>
+                <w:rtl/>
+              </w:rPr>
+              <w:t xml:space="preserve">Synthesis of results (نتایج)</w:t>
+            </w:r>
+          </w:p>
+        </w:tc>
+        <w:tc>
+          <w:tcPr>
+            <w:tcW w:type="dxa" w:w="3740"/>
+            <w:shd w:fill="ffffff" w:val="clear"/>
+          </w:tcPr>
+          <w:p>
+            <w:pPr>
+              <w:bidi/>
+              <w:jc w:val="center"/>
+            </w:pPr>
+            <w:r>
+              <w:rPr>
+                <w:rFonts w:ascii="Tahoma" w:cs="Tahoma" w:eastAsia="Tahoma" w:hAnsi="Tahoma"/>
+                <w:sz w:val="18"/>
+                <w:szCs w:val="18"/>
+                <w:rtl/>
+              </w:rPr>
+              <w:t xml:space="preserve">بخش‌های ۳.۲–۳.۹</w:t>
+            </w:r>
+          </w:p>
+        </w:tc>
+      </w:tr>
+      <w:tr>
+        <w:tc>
+          <w:tcPr>
+            <w:tcW w:type="dxa" w:w="748"/>
+            <w:shd w:fill="f9f9f7" w:val="clear"/>
+          </w:tcPr>
+          <w:p>
+            <w:pPr>
+              <w:bidi/>
+              <w:jc w:val="right"/>
+            </w:pPr>
+            <w:r>
+              <w:rPr>
+                <w:rFonts w:ascii="Tahoma" w:cs="Tahoma" w:eastAsia="Tahoma" w:hAnsi="Tahoma"/>
+                <w:sz w:val="18"/>
+                <w:szCs w:val="18"/>
+                <w:rtl/>
+              </w:rPr>
+              <w:t xml:space="preserve">۱۹</w:t>
+            </w:r>
+          </w:p>
+        </w:tc>
+        <w:tc>
+          <w:tcPr>
+            <w:tcW w:type="dxa" w:w="4862"/>
+            <w:shd w:fill="f9f9f7" w:val="clear"/>
+          </w:tcPr>
+          <w:p>
+            <w:pPr>
+              <w:bidi/>
+              <w:jc w:val="center"/>
+            </w:pPr>
+            <w:r>
+              <w:rPr>
+                <w:rFonts w:ascii="Tahoma" w:cs="Tahoma" w:eastAsia="Tahoma" w:hAnsi="Tahoma"/>
+                <w:sz w:val="18"/>
+                <w:szCs w:val="18"/>
+                <w:rtl/>
+              </w:rPr>
+              <w:t xml:space="preserve">Summary of evidence</w:t>
+            </w:r>
+          </w:p>
+        </w:tc>
+        <w:tc>
+          <w:tcPr>
+            <w:tcW w:type="dxa" w:w="3740"/>
+            <w:shd w:fill="f9f9f7" w:val="clear"/>
+          </w:tcPr>
+          <w:p>
+            <w:pPr>
+              <w:bidi/>
+              <w:jc w:val="center"/>
+            </w:pPr>
+            <w:r>
+              <w:rPr>
+                <w:rFonts w:ascii="Tahoma" w:cs="Tahoma" w:eastAsia="Tahoma" w:hAnsi="Tahoma"/>
+                <w:sz w:val="18"/>
+                <w:szCs w:val="18"/>
+                <w:rtl/>
+              </w:rPr>
+              <w:t xml:space="preserve">بخش ۴.۱</w:t>
+            </w:r>
+          </w:p>
+        </w:tc>
+      </w:tr>
+      <w:tr>
+        <w:tc>
+          <w:tcPr>
+            <w:tcW w:type="dxa" w:w="748"/>
+            <w:shd w:fill="ffffff" w:val="clear"/>
+          </w:tcPr>
+          <w:p>
+            <w:pPr>
+              <w:bidi/>
+              <w:jc w:val="right"/>
+            </w:pPr>
+            <w:r>
+              <w:rPr>
+                <w:rFonts w:ascii="Tahoma" w:cs="Tahoma" w:eastAsia="Tahoma" w:hAnsi="Tahoma"/>
+                <w:sz w:val="18"/>
+                <w:szCs w:val="18"/>
+                <w:rtl/>
+              </w:rPr>
+              <w:t xml:space="preserve">۲۰</w:t>
+            </w:r>
+          </w:p>
+        </w:tc>
+        <w:tc>
+          <w:tcPr>
+            <w:tcW w:type="dxa" w:w="4862"/>
+            <w:shd w:fill="ffffff" w:val="clear"/>
+          </w:tcPr>
+          <w:p>
+            <w:pPr>
+              <w:bidi/>
+              <w:jc w:val="center"/>
+            </w:pPr>
+            <w:r>
+              <w:rPr>
+                <w:rFonts w:ascii="Tahoma" w:cs="Tahoma" w:eastAsia="Tahoma" w:hAnsi="Tahoma"/>
+                <w:sz w:val="18"/>
+                <w:szCs w:val="18"/>
+                <w:rtl/>
+              </w:rPr>
+              <w:t xml:space="preserve">Limitations</w:t>
+            </w:r>
+          </w:p>
+        </w:tc>
+        <w:tc>
+          <w:tcPr>
+            <w:tcW w:type="dxa" w:w="3740"/>
+            <w:shd w:fill="ffffff" w:val="clear"/>
+          </w:tcPr>
+          <w:p>
+            <w:pPr>
+              <w:bidi/>
+              <w:jc w:val="center"/>
+            </w:pPr>
+            <w:r>
+              <w:rPr>
+                <w:rFonts w:ascii="Tahoma" w:cs="Tahoma" w:eastAsia="Tahoma" w:hAnsi="Tahoma"/>
+                <w:sz w:val="18"/>
+                <w:szCs w:val="18"/>
+                <w:rtl/>
+              </w:rPr>
+              <w:t xml:space="preserve">بخش ۵ (۱۱ مورد مستند)</w:t>
+            </w:r>
+          </w:p>
+        </w:tc>
+      </w:tr>
+      <w:tr>
+        <w:tc>
+          <w:tcPr>
+            <w:tcW w:type="dxa" w:w="748"/>
+            <w:shd w:fill="f9f9f7" w:val="clear"/>
+          </w:tcPr>
+          <w:p>
+            <w:pPr>
+              <w:bidi/>
+              <w:jc w:val="right"/>
+            </w:pPr>
+            <w:r>
+              <w:rPr>
+                <w:rFonts w:ascii="Tahoma" w:cs="Tahoma" w:eastAsia="Tahoma" w:hAnsi="Tahoma"/>
+                <w:sz w:val="18"/>
+                <w:szCs w:val="18"/>
+                <w:rtl/>
+              </w:rPr>
+              <w:t xml:space="preserve">۲۱</w:t>
+            </w:r>
+          </w:p>
+        </w:tc>
+        <w:tc>
+          <w:tcPr>
+            <w:tcW w:type="dxa" w:w="4862"/>
+            <w:shd w:fill="f9f9f7" w:val="clear"/>
+          </w:tcPr>
+          <w:p>
+            <w:pPr>
+              <w:bidi/>
+              <w:jc w:val="center"/>
+            </w:pPr>
+            <w:r>
+              <w:rPr>
+                <w:rFonts w:ascii="Tahoma" w:cs="Tahoma" w:eastAsia="Tahoma" w:hAnsi="Tahoma"/>
+                <w:sz w:val="18"/>
+                <w:szCs w:val="18"/>
+                <w:rtl/>
+              </w:rPr>
+              <w:t xml:space="preserve">Conclusions</w:t>
+            </w:r>
+          </w:p>
+        </w:tc>
+        <w:tc>
+          <w:tcPr>
+            <w:tcW w:type="dxa" w:w="3740"/>
+            <w:shd w:fill="f9f9f7" w:val="clear"/>
+          </w:tcPr>
+          <w:p>
+            <w:pPr>
+              <w:bidi/>
+              <w:jc w:val="center"/>
+            </w:pPr>
+            <w:r>
+              <w:rPr>
+                <w:rFonts w:ascii="Tahoma" w:cs="Tahoma" w:eastAsia="Tahoma" w:hAnsi="Tahoma"/>
+                <w:sz w:val="18"/>
+                <w:szCs w:val="18"/>
+                <w:rtl/>
+              </w:rPr>
+              <w:t xml:space="preserve">بخش ۶</w:t>
+            </w:r>
+          </w:p>
+        </w:tc>
+      </w:tr>
+      <w:tr>
+        <w:tc>
+          <w:tcPr>
+            <w:tcW w:type="dxa" w:w="748"/>
+            <w:shd w:fill="ffffff" w:val="clear"/>
+          </w:tcPr>
+          <w:p>
+            <w:pPr>
+              <w:bidi/>
+              <w:jc w:val="right"/>
+            </w:pPr>
+            <w:r>
+              <w:rPr>
+                <w:rFonts w:ascii="Tahoma" w:cs="Tahoma" w:eastAsia="Tahoma" w:hAnsi="Tahoma"/>
+                <w:sz w:val="18"/>
+                <w:szCs w:val="18"/>
+                <w:rtl/>
+              </w:rPr>
+              <w:t xml:space="preserve">۲۲</w:t>
+            </w:r>
+          </w:p>
+        </w:tc>
+        <w:tc>
+          <w:tcPr>
+            <w:tcW w:type="dxa" w:w="4862"/>
+            <w:shd w:fill="ffffff" w:val="clear"/>
+          </w:tcPr>
+          <w:p>
+            <w:pPr>
+              <w:bidi/>
+              <w:jc w:val="center"/>
+            </w:pPr>
+            <w:r>
+              <w:rPr>
+                <w:rFonts w:ascii="Tahoma" w:cs="Tahoma" w:eastAsia="Tahoma" w:hAnsi="Tahoma"/>
+                <w:sz w:val="18"/>
+                <w:szCs w:val="18"/>
+                <w:rtl/>
+              </w:rPr>
+              <w:t xml:space="preserve">Funding</w:t>
+            </w:r>
+          </w:p>
+        </w:tc>
+        <w:tc>
+          <w:tcPr>
+            <w:tcW w:type="dxa" w:w="3740"/>
+            <w:shd w:fill="ffffff" w:val="clear"/>
+          </w:tcPr>
+          <w:p>
+            <w:pPr>
+              <w:bidi/>
+              <w:jc w:val="center"/>
+            </w:pPr>
+            <w:r>
+              <w:rPr>
+                <w:rFonts w:ascii="Tahoma" w:cs="Tahoma" w:eastAsia="Tahoma" w:hAnsi="Tahoma"/>
+                <w:sz w:val="18"/>
+                <w:szCs w:val="18"/>
+                <w:rtl/>
+              </w:rPr>
+              <w:t xml:space="preserve">بخش «تأمین مالی»</w:t>
+            </w:r>
+          </w:p>
+        </w:tc>
+      </w:tr>
+    </w:tbl>
+    <w:p>
+      <w:pPr>
+        <w:bidi/>
+        <w:spacing w:after="160" w:line="300"/>
+        <w:jc w:val="right"/>
+      </w:pPr>
+      <w:r>
+        <w:rPr>
+          <w:rFonts w:ascii="Tahoma" w:cs="Tahoma" w:eastAsia="Tahoma" w:hAnsi="Tahoma"/>
+          <w:rtl/>
+        </w:rPr>
+        <w:t xml:space="preserve">* موارد ۱۲ و ۱۶ (ارزیابی انتقادی/خطر سوگیری مطالعات منفرد) طبق راهنمای PRISMA-ScR برای مرورهای دامنه‌ای اختیاری‌اند؛ این پروژه آگاهانه از انجام آن‌ها صرف‌نظر کرد (بخش ۲.۶)، چون هدف نقشه‌برداری شواهد است، نه قضاوت کیفیت روش‌شناختی مطالعات فردی.</w:t>
       </w:r>
     </w:p>
     <w:p>

--- a/paper/burnout_scoping_review_paper.docx
+++ b/paper/burnout_scoping_review_paper.docx
@@ -504,7 +504,7 @@
           <w:rFonts w:ascii="Tahoma" w:cs="Tahoma" w:eastAsia="Tahoma" w:hAnsi="Tahoma"/>
           <w:rtl/>
         </w:rPr>
-        <w:t xml:space="preserve">پژوهش‌های مروری موجود در این حوزه معمولاً یکی از دو محدودیت را دارند: یا به یک گروه شغلی خاص (عمدتاً پرستاران یا کارکنان نظام سلامت) محدود شده‌اند، یا outcome اصلی‌شان استرس/سلامت روان عمومی است، نه فرسودگی شغلی به‌طور اختصاصی. به‌طور خاص، Yang و همکاران (۲۰۲۶) یک مرور سیستماتیک و متاآنالیز را منحصراً روی پرستاران انجام دادند، و مرور دیگری (۲۰۲۳) روی متخصصین سلامت با تمرکز بر کاربردهای دیجیتال متمرکز بود، بدون پوشش سایر مشاغل.</w:t>
+        <w:t xml:space="preserve">پژوهش‌های مروری موجود در این حوزه معمولاً یکی از دو محدودیت را دارند: یا به یک گروه شغلی خاص (عمدتاً پرستاران یا کارکنان نظام سلامت) محدود شده‌اند، یا outcome اصلی‌شان استرس/سلامت روان عمومی است، نه فرسودگی شغلی به‌طور اختصاصی. به‌طور خاص، Yang و همکاران (۲۰۲۶) یک مرور سیستماتیک و متاآنالیز را منحصراً روی پرستاران انجام دادند، و Adam و همکاران (۲۰۲۳) روی متخصصین سلامت با تمرکز بر کاربردهای دیجیتال متمرکز بودند، بدون پوشش سایر مشاغل (جدول مقایسه کامل در بخش ۴.۴).</w:t>
       </w:r>
     </w:p>
     <w:p>
@@ -538,7 +538,7 @@
           <w:rFonts w:ascii="Tahoma" w:cs="Tahoma" w:eastAsia="Tahoma" w:hAnsi="Tahoma"/>
           <w:rtl/>
         </w:rPr>
-        <w:t xml:space="preserve">تاکنون مروری که هم‌زمان چهار معیار زیر را با هم پوشش دهد شناسایی نشده است: (الف) مداخله دیجیتال، (ب) مکانیسم روان‌شناختی، (ج) outcome اختصاصاً فرسودگی شغلی، و (د) طراحی تصادفی‌سازی‌شده، در تمام گروه‌های شغلی (نه محدود به یک حرفه). این پروژه با سؤال زیر این خلأ را هدف قرار می‌دهد:</w:t>
+        <w:t xml:space="preserve">در جست‌وجوهای انجام‌شده برای این پروژه (بخش ۲.۳؛ به‌اضافه بازبینی سه مرور مرتبط دیگر که در بخش ۴.۴ بحث شده‌اند)، مروری که هم‌زمان چهار معیار زیر را پوشش دهد شناسایی نشده است: (الف) مداخله دیجیتال، (ب) outcome اختصاصاً فرسودگی شغلی (نه صرفاً استرس/سلامت روان عمومی)، (ج) طراحی تصادفی‌سازی‌شده، و (د) در تمام گروه‌های شغلی (نه محدود به یک حرفه). این ادعا به جست‌وجوهای انجام‌شده محدود است، نه یک بیانیه قطعی درباره کل ادبیات (بخش ۴.۴). این پروژه با سؤال زیر این خلأ را هدف قرار می‌دهد:</w:t>
       </w:r>
     </w:p>
     <w:p>
@@ -566,7 +566,7 @@
           <w:rFonts w:ascii="Tahoma" w:cs="Tahoma" w:eastAsia="Tahoma" w:hAnsi="Tahoma"/>
           <w:rtl/>
         </w:rPr>
-        <w:t xml:space="preserve">چارچوب جمعیت-مفهوم-بستر (Population-Concept-Context) این سؤال به شرح زیر است: جمعیت = شاغلین در هر حرفه (نه دانشجو یا بیمار)؛ مفهوم = مداخله دیجیتال با مکانیسم روان‌شناختی که فرسودگی شغلی را هدف/اندازه‌گیری می‌کند؛ بستر = کارآزمایی‌های تصادفی‌سازی‌شده (فردی، خوشه‌ای، متقاطع یا stepped-wedge)، بدون محدودیت زمانی یا جغرافیایی.</w:t>
+        <w:t xml:space="preserve">چارچوب جمعیت-مفهوم-بستر (Population-Concept-Context) این سؤال به شرح زیر است: جمعیت = شاغلین در هر حرفه (نه دانشجو یا بیمار)؛ مفهوم = مداخله دیجیتال در این جمعیت که فرسودگی شغلی را به‌عنوان outcome (اصلی یا ثانویه) هدف/اندازه‌گیری می‌کند، صرف‌نظر از این‌که مکانیسم اصلی آن کلاسیک روان‌شناختی باشد یا نه (عملیاتی‌سازی صریح و دلیل این انتخاب در بخش ۲.۲)؛ بستر = کارآزمایی‌های تصادفی‌سازی‌شده (فردی، خوشه‌ای، متقاطع یا stepped-wedge)، بدون محدودیت زمانی یا جغرافیایی.</w:t>
       </w:r>
     </w:p>
     <w:p>
@@ -5511,7 +5511,7 @@
           <w:rFonts w:ascii="Tahoma" w:cs="Tahoma" w:eastAsia="Tahoma" w:hAnsi="Tahoma"/>
           <w:rtl/>
         </w:rPr>
-        <w:t xml:space="preserve">این مرور دامنه‌ای نشان داد میدان کارآزمایی‌های تصادفی‌سازی‌شده مداخلات روان‌شناختی دیجیتال برای فرسودگی شغلی به‌سرعت (عمدتاً پس از ۲۰۲۱) در حال رشد است، اما به‌شدت حول جمعیت‌های نظام سلامت متمرکز مانده. رویکردهای روان‌شناختی از CBT/ذهن‌آگاهی کلاسیک به سمت خودشفقت‌ورزی و رویکردهای مبتنی بر پذیرش گسترش یافته‌اند، هم‌زمان با ورود فناوری‌های نوظهور (VR، هوش مصنوعی) که هنوز عمدتاً با رویکردهای کلاسیک ترکیب شده‌اند تا رویکردهای جدیدتر.</w:t>
+        <w:t xml:space="preserve">این مرور دامنه‌ای نشان داد میدان کارآزمایی‌های تصادفی‌سازی‌شده مداخلات دیجیتال با گزارش پیامد فرسودگی شغلی به‌سرعت (عمدتاً پس از ۲۰۲۱) در حال رشد است، اما به‌شدت حول جمعیت‌های نظام سلامت متمرکز مانده. اکثریت قاطع این مداخلات (۱۴۱ از ۱۴۵ گزارش) مکانیسم کلاسیک روان‌شناختی دارند؛ رویکردهای روان‌شناختی از CBT/ذهن‌آگاهی کلاسیک به سمت خودشفقت‌ورزی و رویکردهای مبتنی بر پذیرش گسترش یافته‌اند، هم‌زمان با ورود فناوری‌های نوظهور (VR، هوش مصنوعی) که هنوز عمدتاً با رویکردهای کلاسیک ترکیب شده‌اند تا رویکردهای جدیدتر. ۴ مورد مرزی hybrid/غیر-کلاسیک-روان‌شناختی (بخش ۴.۳) طبق معیار ورود گسترده نگه داشته شدند.</w:t>
       </w:r>
     </w:p>
     <w:p>
